--- a/modelos/agenda_semana_modelo.docx
+++ b/modelos/agenda_semana_modelo.docx
@@ -2,6 +2,65 @@
 <file path=word/document.xml><?xml version="1.0" encoding="utf-8"?>
 <w:document xmlns:mc="http://schemas.openxmlformats.org/markup-compatibility/2006" xmlns:o="urn:schemas-microsoft-com:office:office" xmlns:r="http://schemas.openxmlformats.org/officeDocument/2006/relationships" xmlns:m="http://schemas.openxmlformats.org/officeDocument/2006/math" xmlns:v="urn:schemas-microsoft-com:vml" xmlns:wp="http://schemas.openxmlformats.org/drawingml/2006/wordprocessingDrawing" xmlns:w10="urn:schemas-microsoft-com:office:word" xmlns:w="http://schemas.openxmlformats.org/wordprocessingml/2006/main" xmlns:wne="http://schemas.microsoft.com/office/word/2006/wordml" xmlns:sl="http://schemas.openxmlformats.org/schemaLibrary/2006/main" xmlns:a="http://schemas.openxmlformats.org/drawingml/2006/main" xmlns:pic="http://schemas.openxmlformats.org/drawingml/2006/picture" xmlns:c="http://schemas.openxmlformats.org/drawingml/2006/chart" xmlns:lc="http://schemas.openxmlformats.org/drawingml/2006/lockedCanvas" xmlns:dgm="http://schemas.openxmlformats.org/drawingml/2006/diagram" xmlns:wps="http://schemas.microsoft.com/office/word/2010/wordprocessingShape" xmlns:wpg="http://schemas.microsoft.com/office/word/2010/wordprocessingGroup" xmlns:w14="http://schemas.microsoft.com/office/word/2010/wordml" xmlns:w15="http://schemas.microsoft.com/office/word/2012/wordml" xmlns:w16="http://schemas.microsoft.com/office/word/2018/wordml" xmlns:w16cex="http://schemas.microsoft.com/office/word/2018/wordml/cex" xmlns:w16cid="http://schemas.microsoft.com/office/word/2016/wordml/cid" xmlns="http://schemas.microsoft.com/office/tasks/2019/documenttasks" xmlns:cr="http://schemas.microsoft.com/office/comments/2020/reactions">
   <w:body>
+    <w:p>
+      <w:pPr>
+        <w:spacing w:after="240" w:before="240" w:lineRule="auto"/>
+        <w:jc w:val="both"/>
+        <w:rPr>
+          <w:rFonts w:ascii="Montserrat" w:cs="Montserrat" w:eastAsia="Montserrat" w:hAnsi="Montserrat"/>
+        </w:rPr>
+      </w:pPr>
+      <w:r>
+        <w:rPr>
+          <w:rtl w:val="0"/>
+        </w:rPr>
+      </w:r>
+    </w:p>
+    <w:p>
+      <w:pPr>
+        <w:jc w:val="both"/>
+        <w:rPr>
+          <w:rFonts w:ascii="Montserrat Black" w:cs="Montserrat Black" w:eastAsia="Montserrat Black" w:hAnsi="Montserrat Black"/>
+          <w:sz w:val="28"/>
+          <w:szCs w:val="28"/>
+        </w:rPr>
+      </w:pPr>
+      <w:r>
+        <w:rPr>
+          <w:rtl w:val="0"/>
+        </w:rPr>
+      </w:r>
+    </w:p>
+    <w:p>
+      <w:pPr>
+        <w:jc w:val="both"/>
+        <w:rPr>
+          <w:rFonts w:ascii="Montserrat Black" w:cs="Montserrat Black" w:eastAsia="Montserrat Black" w:hAnsi="Montserrat Black"/>
+          <w:sz w:val="28"/>
+          <w:szCs w:val="28"/>
+        </w:rPr>
+      </w:pPr>
+      <w:r>
+        <w:rPr>
+          <w:rtl w:val="0"/>
+        </w:rPr>
+      </w:r>
+    </w:p>
+    <w:p>
+      <w:pPr>
+        <w:jc w:val="both"/>
+        <w:rPr>
+          <w:rFonts w:ascii="Montserrat Black" w:cs="Montserrat Black" w:eastAsia="Montserrat Black" w:hAnsi="Montserrat Black"/>
+          <w:sz w:val="28"/>
+          <w:szCs w:val="28"/>
+        </w:rPr>
+      </w:pPr>
+      <w:r>
+        <w:rPr>
+          <w:rtl w:val="0"/>
+        </w:rPr>
+      </w:r>
+    </w:p>
     <w:p>
       <w:pPr>
         <w:spacing w:line="259" w:lineRule="auto"/>
@@ -19,16 +78,7 @@
           <w:szCs w:val="28"/>
           <w:rtl w:val="0"/>
         </w:rPr>
-        <w:t xml:space="preserve">IEPS | 01 a 05 de junho </w:t>
-      </w:r>
-      <w:r>
-        <w:rPr>
-          <w:rFonts w:ascii="Montserrat Black" w:cs="Montserrat Black" w:eastAsia="Montserrat Black" w:hAnsi="Montserrat Black"/>
-          <w:sz w:val="28"/>
-          <w:szCs w:val="28"/>
-          <w:rtl w:val="0"/>
-        </w:rPr>
-        <w:t xml:space="preserve">de 2026</w:t>
+        <w:t xml:space="preserve">IEPS | 13 a 17 de abril de 2026</w:t>
       </w:r>
       <w:r>
         <w:rPr>
@@ -121,7 +171,7 @@
                 <w:szCs w:val="24"/>
                 <w:rtl w:val="0"/>
               </w:rPr>
-              <w:t xml:space="preserve">Segunda-feira (01.06)</w:t>
+              <w:t xml:space="preserve">Segunda-feira (13.04)</w:t>
             </w:r>
             <w:r>
               <w:rPr>
@@ -201,7 +251,6 @@
             <w:pPr>
               <w:widowControl w:val="0"/>
               <w:spacing w:line="240" w:lineRule="auto"/>
-              <w:ind w:left="0" w:firstLine="0"/>
               <w:jc w:val="both"/>
               <w:rPr>
                 <w:rFonts w:ascii="Montserrat" w:cs="Montserrat" w:eastAsia="Montserrat" w:hAnsi="Montserrat"/>
@@ -223,33 +272,38 @@
               <w:jc w:val="both"/>
               <w:rPr>
                 <w:rFonts w:ascii="Montserrat" w:cs="Montserrat" w:eastAsia="Montserrat" w:hAnsi="Montserrat"/>
-                <w:sz w:val="18"/>
-                <w:szCs w:val="18"/>
-              </w:rPr>
-            </w:pPr>
-            <w:r>
-              <w:rPr>
-                <w:rFonts w:ascii="Montserrat" w:cs="Montserrat" w:eastAsia="Montserrat" w:hAnsi="Montserrat"/>
-                <w:color w:val="333333"/>
-                <w:sz w:val="18"/>
-                <w:szCs w:val="18"/>
-                <w:rtl w:val="0"/>
-              </w:rPr>
-              <w:t xml:space="preserve">Sem destaques para segunda-feira.</w:t>
-            </w:r>
-            <w:r>
-              <w:rPr>
-                <w:rtl w:val="0"/>
-              </w:rPr>
-            </w:r>
-          </w:p>
-          <w:p>
-            <w:pPr>
-              <w:widowControl w:val="0"/>
-              <w:spacing w:line="240" w:lineRule="auto"/>
-              <w:jc w:val="both"/>
-              <w:rPr>
-                <w:rFonts w:ascii="Montserrat" w:cs="Montserrat" w:eastAsia="Montserrat" w:hAnsi="Montserrat"/>
+                <w:b w:val="1"/>
+                <w:bCs w:val="1"/>
+                <w:color w:val="b84349"/>
+                <w:sz w:val="18"/>
+                <w:szCs w:val="18"/>
+              </w:rPr>
+            </w:pPr>
+            <w:r>
+              <w:rPr>
+                <w:rFonts w:ascii="Montserrat" w:cs="Montserrat" w:eastAsia="Montserrat" w:hAnsi="Montserrat"/>
+                <w:sz w:val="18"/>
+                <w:szCs w:val="18"/>
+                <w:rtl w:val="0"/>
+              </w:rPr>
+              <w:t xml:space="preserve">Sem destaques para a segunda-feira.</w:t>
+            </w:r>
+            <w:r>
+              <w:rPr>
+                <w:rtl w:val="0"/>
+              </w:rPr>
+            </w:r>
+          </w:p>
+          <w:p>
+            <w:pPr>
+              <w:widowControl w:val="0"/>
+              <w:spacing w:line="240" w:lineRule="auto"/>
+              <w:jc w:val="both"/>
+              <w:rPr>
+                <w:rFonts w:ascii="Montserrat" w:cs="Montserrat" w:eastAsia="Montserrat" w:hAnsi="Montserrat"/>
+                <w:b w:val="1"/>
+                <w:bCs w:val="1"/>
+                <w:color w:val="b84349"/>
                 <w:sz w:val="18"/>
                 <w:szCs w:val="18"/>
               </w:rPr>
@@ -314,102 +368,25 @@
               <w:jc w:val="both"/>
               <w:rPr>
                 <w:rFonts w:ascii="Montserrat" w:cs="Montserrat" w:eastAsia="Montserrat" w:hAnsi="Montserrat"/>
-                <w:b w:val="1"/>
-                <w:bCs w:val="1"/>
-                <w:sz w:val="18"/>
-                <w:szCs w:val="18"/>
-              </w:rPr>
-            </w:pPr>
-            <w:r>
-              <w:rPr>
-                <w:rFonts w:ascii="Montserrat" w:cs="Montserrat" w:eastAsia="Montserrat" w:hAnsi="Montserrat"/>
-                <w:b w:val="1"/>
-                <w:bCs w:val="1"/>
-                <w:sz w:val="18"/>
-                <w:szCs w:val="18"/>
-                <w:rtl w:val="0"/>
-              </w:rPr>
-              <w:t xml:space="preserve">CONSELHO DE COMUNICAÇÃO SOCIAL (CCS) - 14h</w:t>
-            </w:r>
-          </w:p>
-          <w:p>
-            <w:pPr>
-              <w:widowControl w:val="0"/>
-              <w:spacing w:line="240" w:lineRule="auto"/>
-              <w:jc w:val="both"/>
-              <w:rPr>
-                <w:rFonts w:ascii="Montserrat" w:cs="Montserrat" w:eastAsia="Montserrat" w:hAnsi="Montserrat"/>
-                <w:color w:val="333333"/>
-                <w:sz w:val="18"/>
-                <w:szCs w:val="18"/>
-              </w:rPr>
-            </w:pPr>
-            <w:r>
-              <w:rPr>
-                <w:rtl w:val="0"/>
-              </w:rPr>
-            </w:r>
-          </w:p>
-          <w:p>
-            <w:pPr>
-              <w:widowControl w:val="0"/>
-              <w:spacing w:line="240" w:lineRule="auto"/>
-              <w:jc w:val="both"/>
-              <w:rPr>
-                <w:rFonts w:ascii="Montserrat" w:cs="Montserrat" w:eastAsia="Montserrat" w:hAnsi="Montserrat"/>
-                <w:sz w:val="18"/>
-                <w:szCs w:val="18"/>
-              </w:rPr>
-            </w:pPr>
-            <w:r>
-              <w:rPr>
-                <w:rFonts w:ascii="Montserrat" w:cs="Montserrat" w:eastAsia="Montserrat" w:hAnsi="Montserrat"/>
-                <w:sz w:val="18"/>
-                <w:szCs w:val="18"/>
-                <w:rtl w:val="0"/>
-              </w:rPr>
-              <w:t xml:space="preserve">Leitura do </w:t>
-            </w:r>
-            <w:hyperlink r:id="rId6">
-              <w:r>
-                <w:rPr>
-                  <w:rFonts w:ascii="Montserrat" w:cs="Montserrat" w:eastAsia="Montserrat" w:hAnsi="Montserrat"/>
-                  <w:b w:val="1"/>
-                  <w:bCs w:val="1"/>
-                  <w:color w:val="1155cc"/>
-                  <w:sz w:val="18"/>
-                  <w:szCs w:val="18"/>
-                  <w:u w:val="single"/>
-                  <w:rtl w:val="0"/>
-                </w:rPr>
-                <w:t xml:space="preserve">Relatório sobre a Sugestão nº 18/2026</w:t>
-              </w:r>
-            </w:hyperlink>
-            <w:r>
-              <w:rPr>
-                <w:rFonts w:ascii="Montserrat" w:cs="Montserrat" w:eastAsia="Montserrat" w:hAnsi="Montserrat"/>
-                <w:color w:val="1155cc"/>
-                <w:sz w:val="18"/>
-                <w:szCs w:val="18"/>
-                <w:rtl w:val="0"/>
-              </w:rPr>
-              <w:t xml:space="preserve"> </w:t>
-            </w:r>
-            <w:r>
-              <w:rPr>
-                <w:rFonts w:ascii="Montserrat" w:cs="Montserrat" w:eastAsia="Montserrat" w:hAnsi="Montserrat"/>
-                <w:sz w:val="18"/>
-                <w:szCs w:val="18"/>
-                <w:rtl w:val="0"/>
-              </w:rPr>
-              <w:t xml:space="preserve">que "dispõe sobre a revogação integral da Lei Felca (Lei nº 15.211/2025)", do Conselheiro Carlos Magno.</w:t>
-            </w:r>
-          </w:p>
-          <w:p>
-            <w:pPr>
-              <w:widowControl w:val="0"/>
-              <w:spacing w:line="240" w:lineRule="auto"/>
-              <w:ind w:left="0" w:firstLine="0"/>
+                <w:sz w:val="18"/>
+                <w:szCs w:val="18"/>
+              </w:rPr>
+            </w:pPr>
+            <w:r>
+              <w:rPr>
+                <w:rFonts w:ascii="Montserrat" w:cs="Montserrat" w:eastAsia="Montserrat" w:hAnsi="Montserrat"/>
+                <w:sz w:val="18"/>
+                <w:szCs w:val="18"/>
+                <w:rtl w:val="0"/>
+              </w:rPr>
+              <w:t xml:space="preserve">Sem destaques para segunda-feira.</w:t>
+            </w:r>
+          </w:p>
+          <w:p>
+            <w:pPr>
+              <w:widowControl w:val="0"/>
+              <w:spacing w:line="240" w:lineRule="auto"/>
+              <w:ind w:left="720" w:firstLine="0"/>
               <w:jc w:val="both"/>
               <w:rPr>
                 <w:rFonts w:ascii="Montserrat" w:cs="Montserrat" w:eastAsia="Montserrat" w:hAnsi="Montserrat"/>
@@ -459,41 +436,38 @@
               <w:jc w:val="both"/>
               <w:rPr>
                 <w:rFonts w:ascii="Montserrat" w:cs="Montserrat" w:eastAsia="Montserrat" w:hAnsi="Montserrat"/>
-                <w:color w:val="333333"/>
-                <w:sz w:val="18"/>
-                <w:szCs w:val="18"/>
-              </w:rPr>
-            </w:pPr>
-            <w:r>
-              <w:rPr>
-                <w:rtl w:val="0"/>
-              </w:rPr>
-            </w:r>
-          </w:p>
-          <w:p>
-            <w:pPr>
-              <w:widowControl w:val="0"/>
-              <w:spacing w:line="240" w:lineRule="auto"/>
-              <w:jc w:val="both"/>
-              <w:rPr>
-                <w:rFonts w:ascii="Montserrat" w:cs="Montserrat" w:eastAsia="Montserrat" w:hAnsi="Montserrat"/>
-                <w:sz w:val="18"/>
-                <w:szCs w:val="18"/>
-              </w:rPr>
-            </w:pPr>
-            <w:r>
-              <w:rPr>
-                <w:rFonts w:ascii="Montserrat" w:cs="Montserrat" w:eastAsia="Montserrat" w:hAnsi="Montserrat"/>
-                <w:sz w:val="18"/>
-                <w:szCs w:val="18"/>
-                <w:rtl w:val="0"/>
-              </w:rPr>
-              <w:t xml:space="preserve">Sem destaques para segunda-feira.</w:t>
-            </w:r>
-            <w:r>
-              <w:rPr>
-                <w:rtl w:val="0"/>
-              </w:rPr>
+                <w:b w:val="1"/>
+                <w:bCs w:val="1"/>
+                <w:color w:val="962e4d"/>
+                <w:sz w:val="20"/>
+                <w:szCs w:val="20"/>
+              </w:rPr>
+            </w:pPr>
+            <w:r>
+              <w:rPr>
+                <w:rtl w:val="0"/>
+              </w:rPr>
+            </w:r>
+          </w:p>
+          <w:p>
+            <w:pPr>
+              <w:widowControl w:val="0"/>
+              <w:spacing w:line="240" w:lineRule="auto"/>
+              <w:jc w:val="both"/>
+              <w:rPr>
+                <w:rFonts w:ascii="Montserrat" w:cs="Montserrat" w:eastAsia="Montserrat" w:hAnsi="Montserrat"/>
+                <w:sz w:val="20"/>
+                <w:szCs w:val="20"/>
+              </w:rPr>
+            </w:pPr>
+            <w:r>
+              <w:rPr>
+                <w:rFonts w:ascii="Montserrat" w:cs="Montserrat" w:eastAsia="Montserrat" w:hAnsi="Montserrat"/>
+                <w:sz w:val="20"/>
+                <w:szCs w:val="20"/>
+                <w:rtl w:val="0"/>
+              </w:rPr>
+              <w:t xml:space="preserve">Sem destaques na segunda-feira.</w:t>
             </w:r>
           </w:p>
           <w:p>
@@ -561,7 +535,7 @@
                 <w:szCs w:val="24"/>
                 <w:rtl w:val="0"/>
               </w:rPr>
-              <w:t xml:space="preserve">Terça-feira (02.06)</w:t>
+              <w:t xml:space="preserve">Terça-feira (14.04)</w:t>
             </w:r>
             <w:r>
               <w:rPr>
@@ -633,449 +607,66 @@
           </w:p>
           <w:p>
             <w:pPr>
-              <w:ind w:left="0" w:firstLine="0"/>
-              <w:jc w:val="both"/>
-              <w:rPr>
-                <w:rFonts w:ascii="Montserrat" w:cs="Montserrat" w:eastAsia="Montserrat" w:hAnsi="Montserrat"/>
-                <w:color w:val="333333"/>
-                <w:sz w:val="18"/>
-                <w:szCs w:val="18"/>
-              </w:rPr>
-            </w:pPr>
-            <w:r>
-              <w:rPr>
-                <w:rtl w:val="0"/>
-              </w:rPr>
-            </w:r>
-          </w:p>
-          <w:p>
-            <w:pPr>
-              <w:widowControl w:val="0"/>
-              <w:spacing w:line="240" w:lineRule="auto"/>
-              <w:jc w:val="both"/>
-              <w:rPr>
-                <w:rFonts w:ascii="Montserrat" w:cs="Montserrat" w:eastAsia="Montserrat" w:hAnsi="Montserrat"/>
-                <w:b w:val="1"/>
-                <w:bCs w:val="1"/>
-                <w:sz w:val="18"/>
-                <w:szCs w:val="18"/>
-              </w:rPr>
-            </w:pPr>
-            <w:r>
-              <w:rPr>
-                <w:rFonts w:ascii="Montserrat" w:cs="Montserrat" w:eastAsia="Montserrat" w:hAnsi="Montserrat"/>
-                <w:b w:val="1"/>
-                <w:bCs w:val="1"/>
-                <w:sz w:val="18"/>
-                <w:szCs w:val="18"/>
-                <w:rtl w:val="0"/>
-              </w:rPr>
-              <w:t xml:space="preserve">COMISSÃO DE CIÊNCIA, TECNOLOGIA E INOVAÇÃO (CCTI) - 10h</w:t>
-            </w:r>
-          </w:p>
-          <w:p>
-            <w:pPr>
-              <w:widowControl w:val="0"/>
-              <w:spacing w:line="240" w:lineRule="auto"/>
-              <w:jc w:val="both"/>
-              <w:rPr>
-                <w:rFonts w:ascii="Montserrat" w:cs="Montserrat" w:eastAsia="Montserrat" w:hAnsi="Montserrat"/>
-                <w:b w:val="1"/>
-                <w:bCs w:val="1"/>
-                <w:sz w:val="18"/>
-                <w:szCs w:val="18"/>
-              </w:rPr>
-            </w:pPr>
-            <w:r>
-              <w:rPr>
-                <w:rtl w:val="0"/>
-              </w:rPr>
-            </w:r>
-          </w:p>
-          <w:p>
-            <w:pPr>
-              <w:jc w:val="both"/>
-              <w:rPr>
-                <w:rFonts w:ascii="Montserrat" w:cs="Montserrat" w:eastAsia="Montserrat" w:hAnsi="Montserrat"/>
-                <w:sz w:val="18"/>
-                <w:szCs w:val="18"/>
-              </w:rPr>
-            </w:pPr>
-            <w:hyperlink r:id="rId7">
-              <w:r>
-                <w:rPr>
-                  <w:rFonts w:ascii="Montserrat" w:cs="Montserrat" w:eastAsia="Montserrat" w:hAnsi="Montserrat"/>
-                  <w:b w:val="1"/>
-                  <w:bCs w:val="1"/>
-                  <w:color w:val="1155cc"/>
-                  <w:sz w:val="18"/>
-                  <w:szCs w:val="18"/>
-                  <w:u w:val="single"/>
-                  <w:rtl w:val="0"/>
-                </w:rPr>
-                <w:t xml:space="preserve">PL 3265/2025</w:t>
-              </w:r>
-            </w:hyperlink>
-            <w:r>
-              <w:rPr>
-                <w:rFonts w:ascii="Montserrat" w:cs="Montserrat" w:eastAsia="Montserrat" w:hAnsi="Montserrat"/>
-                <w:color w:val="333333"/>
-                <w:sz w:val="18"/>
-                <w:szCs w:val="18"/>
-                <w:rtl w:val="0"/>
-              </w:rPr>
-              <w:t xml:space="preserve"> </w:t>
-            </w:r>
-            <w:r>
-              <w:rPr>
-                <w:rFonts w:ascii="Montserrat" w:cs="Montserrat" w:eastAsia="Montserrat" w:hAnsi="Montserrat"/>
-                <w:sz w:val="18"/>
-                <w:szCs w:val="18"/>
-                <w:rtl w:val="0"/>
-              </w:rPr>
-              <w:t xml:space="preserve">- Institui a Política Nacional de Monitoramento e Cuidado Integral à Pessoa com Diabetes Melito Tipo 1, no âmbito do Sistema Único de Saúde – SUS, e dá outras providências.</w:t>
-            </w:r>
-          </w:p>
-          <w:p>
-            <w:pPr>
-              <w:jc w:val="both"/>
-              <w:rPr>
-                <w:rFonts w:ascii="Montserrat" w:cs="Montserrat" w:eastAsia="Montserrat" w:hAnsi="Montserrat"/>
-                <w:sz w:val="18"/>
-                <w:szCs w:val="18"/>
-              </w:rPr>
-            </w:pPr>
-            <w:r>
-              <w:rPr>
-                <w:rFonts w:ascii="Montserrat" w:cs="Montserrat" w:eastAsia="Montserrat" w:hAnsi="Montserrat"/>
-                <w:b w:val="1"/>
-                <w:bCs w:val="1"/>
-                <w:sz w:val="18"/>
-                <w:szCs w:val="18"/>
-                <w:rtl w:val="0"/>
-              </w:rPr>
-              <w:t xml:space="preserve">Autoria: </w:t>
-            </w:r>
-            <w:r>
-              <w:rPr>
-                <w:rFonts w:ascii="Montserrat" w:cs="Montserrat" w:eastAsia="Montserrat" w:hAnsi="Montserrat"/>
-                <w:sz w:val="18"/>
-                <w:szCs w:val="18"/>
-                <w:rtl w:val="0"/>
-              </w:rPr>
-              <w:t xml:space="preserve">Renata Abreu (PODE/SP)</w:t>
-            </w:r>
-          </w:p>
-          <w:p>
-            <w:pPr>
-              <w:jc w:val="both"/>
-              <w:rPr>
-                <w:rFonts w:ascii="Montserrat" w:cs="Montserrat" w:eastAsia="Montserrat" w:hAnsi="Montserrat"/>
-                <w:sz w:val="18"/>
-                <w:szCs w:val="18"/>
-              </w:rPr>
-            </w:pPr>
-            <w:r>
-              <w:rPr>
-                <w:rFonts w:ascii="Montserrat" w:cs="Montserrat" w:eastAsia="Montserrat" w:hAnsi="Montserrat"/>
-                <w:b w:val="1"/>
-                <w:bCs w:val="1"/>
-                <w:sz w:val="18"/>
-                <w:szCs w:val="18"/>
-                <w:rtl w:val="0"/>
-              </w:rPr>
-              <w:t xml:space="preserve">Relatoria:</w:t>
-            </w:r>
-            <w:r>
-              <w:rPr>
-                <w:rFonts w:ascii="Montserrat" w:cs="Montserrat" w:eastAsia="Montserrat" w:hAnsi="Montserrat"/>
-                <w:sz w:val="18"/>
-                <w:szCs w:val="18"/>
-                <w:rtl w:val="0"/>
-              </w:rPr>
-              <w:t xml:space="preserve"> Dr. Zacharias Calil (MDB/GO)</w:t>
-            </w:r>
-          </w:p>
-          <w:p>
-            <w:pPr>
-              <w:jc w:val="both"/>
-              <w:rPr>
-                <w:rFonts w:ascii="Montserrat" w:cs="Montserrat" w:eastAsia="Montserrat" w:hAnsi="Montserrat"/>
-                <w:b w:val="1"/>
-                <w:bCs w:val="1"/>
-                <w:sz w:val="18"/>
-                <w:szCs w:val="18"/>
-              </w:rPr>
-            </w:pPr>
-            <w:r>
-              <w:rPr>
-                <w:rFonts w:ascii="Montserrat" w:cs="Montserrat" w:eastAsia="Montserrat" w:hAnsi="Montserrat"/>
-                <w:b w:val="1"/>
-                <w:bCs w:val="1"/>
-                <w:sz w:val="18"/>
-                <w:szCs w:val="18"/>
-                <w:rtl w:val="0"/>
-              </w:rPr>
-              <w:t xml:space="preserve">Parecer do Relator</w:t>
-            </w:r>
-            <w:r>
-              <w:rPr>
-                <w:rFonts w:ascii="Montserrat" w:cs="Montserrat" w:eastAsia="Montserrat" w:hAnsi="Montserrat"/>
-                <w:color w:val="333333"/>
-                <w:sz w:val="18"/>
-                <w:szCs w:val="18"/>
-                <w:rtl w:val="0"/>
-              </w:rPr>
-              <w:t xml:space="preserve">: </w:t>
-            </w:r>
-            <w:hyperlink r:id="rId8">
-              <w:r>
-                <w:rPr>
-                  <w:rFonts w:ascii="Montserrat" w:cs="Montserrat" w:eastAsia="Montserrat" w:hAnsi="Montserrat"/>
-                  <w:color w:val="1155cc"/>
-                  <w:sz w:val="18"/>
-                  <w:szCs w:val="18"/>
-                  <w:u w:val="single"/>
-                  <w:rtl w:val="0"/>
-                </w:rPr>
-                <w:t xml:space="preserve">pela aprovação do PL 3265/25 e do PL 979/26, apensado, com substitutivo.</w:t>
-              </w:r>
-            </w:hyperlink>
-            <w:r>
-              <w:rPr>
-                <w:rtl w:val="0"/>
-              </w:rPr>
-            </w:r>
-          </w:p>
-          <w:p>
-            <w:pPr>
-              <w:jc w:val="both"/>
-              <w:rPr>
-                <w:rFonts w:ascii="Montserrat" w:cs="Montserrat" w:eastAsia="Montserrat" w:hAnsi="Montserrat"/>
-                <w:b w:val="1"/>
-                <w:bCs w:val="1"/>
-                <w:sz w:val="18"/>
-                <w:szCs w:val="18"/>
-              </w:rPr>
-            </w:pPr>
-            <w:r>
-              <w:rPr>
-                <w:rtl w:val="0"/>
-              </w:rPr>
-            </w:r>
-          </w:p>
-          <w:p>
-            <w:pPr>
-              <w:jc w:val="both"/>
-              <w:rPr>
-                <w:rFonts w:ascii="Montserrat" w:cs="Montserrat" w:eastAsia="Montserrat" w:hAnsi="Montserrat"/>
-                <w:b w:val="1"/>
-                <w:bCs w:val="1"/>
-                <w:sz w:val="18"/>
-                <w:szCs w:val="18"/>
-              </w:rPr>
-            </w:pPr>
-            <w:r>
-              <w:rPr>
-                <w:rFonts w:ascii="Montserrat" w:cs="Montserrat" w:eastAsia="Montserrat" w:hAnsi="Montserrat"/>
-                <w:b w:val="1"/>
-                <w:bCs w:val="1"/>
-                <w:sz w:val="18"/>
-                <w:szCs w:val="18"/>
-                <w:rtl w:val="0"/>
-              </w:rPr>
-              <w:t xml:space="preserve">COMISSÃO EXTERNA SOBRE PREVENÇÃO E ENFRENTAMENTO DA VIOLÊNCIA SEXUAL INFANTOJUVENIL - 14h</w:t>
-            </w:r>
-          </w:p>
-          <w:p>
-            <w:pPr>
-              <w:jc w:val="both"/>
-              <w:rPr>
-                <w:rFonts w:ascii="Montserrat" w:cs="Montserrat" w:eastAsia="Montserrat" w:hAnsi="Montserrat"/>
-                <w:b w:val="1"/>
-                <w:bCs w:val="1"/>
-                <w:color w:val="333333"/>
-                <w:sz w:val="18"/>
-                <w:szCs w:val="18"/>
-              </w:rPr>
-            </w:pPr>
-            <w:r>
-              <w:rPr>
-                <w:rtl w:val="0"/>
-              </w:rPr>
-            </w:r>
-          </w:p>
-          <w:p>
-            <w:pPr>
-              <w:jc w:val="both"/>
-              <w:rPr>
-                <w:rFonts w:ascii="Montserrat" w:cs="Montserrat" w:eastAsia="Montserrat" w:hAnsi="Montserrat"/>
-                <w:sz w:val="18"/>
-                <w:szCs w:val="18"/>
-              </w:rPr>
-            </w:pPr>
-            <w:hyperlink r:id="rId9">
-              <w:r>
-                <w:rPr>
-                  <w:rFonts w:ascii="Montserrat" w:cs="Montserrat" w:eastAsia="Montserrat" w:hAnsi="Montserrat"/>
-                  <w:b w:val="1"/>
-                  <w:bCs w:val="1"/>
-                  <w:color w:val="1155cc"/>
-                  <w:sz w:val="18"/>
-                  <w:szCs w:val="18"/>
-                  <w:u w:val="single"/>
-                  <w:rtl w:val="0"/>
-                </w:rPr>
-                <w:t xml:space="preserve">Audiência Pública</w:t>
-              </w:r>
-            </w:hyperlink>
-            <w:r>
-              <w:rPr>
-                <w:rFonts w:ascii="Montserrat" w:cs="Montserrat" w:eastAsia="Montserrat" w:hAnsi="Montserrat"/>
-                <w:sz w:val="18"/>
-                <w:szCs w:val="18"/>
-                <w:rtl w:val="0"/>
-              </w:rPr>
-              <w:t xml:space="preserve">: Prevenção e enfretamento da violência sexual infantojuvenil</w:t>
-            </w:r>
-          </w:p>
-          <w:p>
-            <w:pPr>
-              <w:jc w:val="both"/>
-              <w:rPr>
-                <w:rFonts w:ascii="Montserrat" w:cs="Montserrat" w:eastAsia="Montserrat" w:hAnsi="Montserrat"/>
-                <w:sz w:val="18"/>
-                <w:szCs w:val="18"/>
-              </w:rPr>
-            </w:pPr>
-            <w:r>
-              <w:rPr>
-                <w:rtl w:val="0"/>
-              </w:rPr>
-            </w:r>
-          </w:p>
-          <w:p>
-            <w:pPr>
-              <w:jc w:val="both"/>
-              <w:rPr>
-                <w:rFonts w:ascii="Montserrat" w:cs="Montserrat" w:eastAsia="Montserrat" w:hAnsi="Montserrat"/>
-                <w:sz w:val="18"/>
-                <w:szCs w:val="18"/>
-              </w:rPr>
-            </w:pPr>
-            <w:r>
-              <w:rPr>
-                <w:rFonts w:ascii="Montserrat" w:cs="Montserrat" w:eastAsia="Montserrat" w:hAnsi="Montserrat"/>
-                <w:sz w:val="18"/>
-                <w:szCs w:val="18"/>
-                <w:rtl w:val="0"/>
-              </w:rPr>
-              <w:t xml:space="preserve">Convidados:</w:t>
-            </w:r>
-          </w:p>
-          <w:p>
-            <w:pPr>
-              <w:numPr>
-                <w:ilvl w:val="0"/>
-                <w:numId w:val="3"/>
-              </w:numPr>
-              <w:ind w:left="720" w:hanging="360"/>
-              <w:jc w:val="both"/>
-              <w:rPr>
-                <w:rFonts w:ascii="Montserrat" w:cs="Montserrat" w:eastAsia="Montserrat" w:hAnsi="Montserrat"/>
-                <w:sz w:val="18"/>
-                <w:szCs w:val="18"/>
-              </w:rPr>
-            </w:pPr>
-            <w:r>
-              <w:rPr>
-                <w:rFonts w:ascii="Montserrat" w:cs="Montserrat" w:eastAsia="Montserrat" w:hAnsi="Montserrat"/>
-                <w:sz w:val="18"/>
-                <w:szCs w:val="18"/>
-                <w:rtl w:val="0"/>
-              </w:rPr>
-              <w:t xml:space="preserve">Lisandrea Salvariego Colabuono, delegada do Núcleo de Operações e Articulações Digitais - NOAD da  Polícia Civil do Estado de São Paulo</w:t>
-            </w:r>
-          </w:p>
-          <w:p>
-            <w:pPr>
-              <w:numPr>
-                <w:ilvl w:val="0"/>
-                <w:numId w:val="3"/>
-              </w:numPr>
-              <w:ind w:left="720" w:hanging="360"/>
-              <w:jc w:val="both"/>
-              <w:rPr>
-                <w:rFonts w:ascii="Montserrat" w:cs="Montserrat" w:eastAsia="Montserrat" w:hAnsi="Montserrat"/>
-                <w:sz w:val="18"/>
-                <w:szCs w:val="18"/>
-              </w:rPr>
-            </w:pPr>
-            <w:r>
-              <w:rPr>
-                <w:rFonts w:ascii="Montserrat" w:cs="Montserrat" w:eastAsia="Montserrat" w:hAnsi="Montserrat"/>
-                <w:sz w:val="18"/>
-                <w:szCs w:val="18"/>
-                <w:rtl w:val="0"/>
-              </w:rPr>
-              <w:t xml:space="preserve">Rafaella Vieira Lins Parca, delegada da Coordenação de Repressão a Crimes Cibernéticos Relacionados ao Abuso Sexual Infantojuvenil da  Polícia Federal </w:t>
-            </w:r>
-          </w:p>
-          <w:p>
-            <w:pPr>
-              <w:numPr>
-                <w:ilvl w:val="0"/>
-                <w:numId w:val="3"/>
-              </w:numPr>
-              <w:ind w:left="720" w:hanging="360"/>
-              <w:jc w:val="both"/>
-              <w:rPr>
-                <w:rFonts w:ascii="Montserrat" w:cs="Montserrat" w:eastAsia="Montserrat" w:hAnsi="Montserrat"/>
-                <w:sz w:val="18"/>
-                <w:szCs w:val="18"/>
-              </w:rPr>
-            </w:pPr>
-            <w:r>
-              <w:rPr>
-                <w:rFonts w:ascii="Montserrat" w:cs="Montserrat" w:eastAsia="Montserrat" w:hAnsi="Montserrat"/>
-                <w:sz w:val="18"/>
-                <w:szCs w:val="18"/>
-                <w:rtl w:val="0"/>
-              </w:rPr>
-              <w:t xml:space="preserve">George Neves Lodder, Procurador da República do Ministério Público Federal</w:t>
-            </w:r>
-            <w:r>
-              <w:rPr>
-                <w:rtl w:val="0"/>
-              </w:rPr>
-            </w:r>
-          </w:p>
-          <w:p>
-            <w:pPr>
-              <w:widowControl w:val="0"/>
-              <w:spacing w:line="240" w:lineRule="auto"/>
-              <w:jc w:val="both"/>
-              <w:rPr>
-                <w:rFonts w:ascii="Montserrat" w:cs="Montserrat" w:eastAsia="Montserrat" w:hAnsi="Montserrat"/>
-                <w:sz w:val="18"/>
-                <w:szCs w:val="18"/>
-              </w:rPr>
-            </w:pPr>
-            <w:r>
-              <w:rPr>
-                <w:rtl w:val="0"/>
-              </w:rPr>
-            </w:r>
-          </w:p>
-          <w:p>
-            <w:pPr>
-              <w:widowControl w:val="0"/>
-              <w:spacing w:line="240" w:lineRule="auto"/>
-              <w:jc w:val="both"/>
-              <w:rPr>
-                <w:rFonts w:ascii="Montserrat" w:cs="Montserrat" w:eastAsia="Montserrat" w:hAnsi="Montserrat"/>
-                <w:b w:val="1"/>
-                <w:bCs w:val="1"/>
+              <w:widowControl w:val="0"/>
+              <w:spacing w:line="240" w:lineRule="auto"/>
+              <w:jc w:val="both"/>
+              <w:rPr>
+                <w:rFonts w:ascii="Montserrat" w:cs="Montserrat" w:eastAsia="Montserrat" w:hAnsi="Montserrat"/>
+                <w:sz w:val="18"/>
+                <w:szCs w:val="18"/>
+              </w:rPr>
+            </w:pPr>
+            <w:r>
+              <w:rPr>
+                <w:rtl w:val="0"/>
+              </w:rPr>
+            </w:r>
+          </w:p>
+          <w:p>
+            <w:pPr>
+              <w:widowControl w:val="0"/>
+              <w:spacing w:line="240" w:lineRule="auto"/>
+              <w:jc w:val="both"/>
+              <w:rPr>
+                <w:rFonts w:ascii="Montserrat" w:cs="Montserrat" w:eastAsia="Montserrat" w:hAnsi="Montserrat"/>
+                <w:sz w:val="18"/>
+                <w:szCs w:val="18"/>
+              </w:rPr>
+            </w:pPr>
+            <w:r>
+              <w:rPr>
+                <w:rFonts w:ascii="Montserrat" w:cs="Montserrat" w:eastAsia="Montserrat" w:hAnsi="Montserrat"/>
+                <w:sz w:val="18"/>
+                <w:szCs w:val="18"/>
+                <w:rtl w:val="0"/>
+              </w:rPr>
+              <w:t xml:space="preserve">Sem destaques para terça-feira.</w:t>
+            </w:r>
+          </w:p>
+          <w:p>
+            <w:pPr>
+              <w:widowControl w:val="0"/>
+              <w:spacing w:line="240" w:lineRule="auto"/>
+              <w:jc w:val="both"/>
+              <w:rPr>
+                <w:rFonts w:ascii="Montserrat" w:cs="Montserrat" w:eastAsia="Montserrat" w:hAnsi="Montserrat"/>
+                <w:sz w:val="18"/>
+                <w:szCs w:val="18"/>
+              </w:rPr>
+            </w:pPr>
+            <w:r>
+              <w:rPr>
+                <w:rtl w:val="0"/>
+              </w:rPr>
+            </w:r>
+          </w:p>
+          <w:p>
+            <w:pPr>
+              <w:widowControl w:val="0"/>
+              <w:spacing w:line="240" w:lineRule="auto"/>
+              <w:jc w:val="both"/>
+              <w:rPr>
+                <w:rFonts w:ascii="Montserrat" w:cs="Montserrat" w:eastAsia="Montserrat" w:hAnsi="Montserrat"/>
                 <w:sz w:val="18"/>
                 <w:szCs w:val="18"/>
               </w:rPr>
@@ -1105,167 +696,190 @@
               <w:jc w:val="both"/>
               <w:rPr>
                 <w:rFonts w:ascii="Montserrat" w:cs="Montserrat" w:eastAsia="Montserrat" w:hAnsi="Montserrat"/>
-                <w:b w:val="1"/>
-                <w:bCs w:val="1"/>
-                <w:sz w:val="18"/>
-                <w:szCs w:val="18"/>
-              </w:rPr>
-            </w:pPr>
-            <w:r>
-              <w:rPr>
-                <w:rtl w:val="0"/>
-              </w:rPr>
-            </w:r>
-          </w:p>
-          <w:p>
-            <w:pPr>
-              <w:jc w:val="both"/>
-              <w:rPr>
-                <w:rFonts w:ascii="Montserrat" w:cs="Montserrat" w:eastAsia="Montserrat" w:hAnsi="Montserrat"/>
-                <w:b w:val="1"/>
-                <w:bCs w:val="1"/>
-                <w:color w:val="333333"/>
-                <w:sz w:val="18"/>
-                <w:szCs w:val="18"/>
-              </w:rPr>
-            </w:pPr>
-            <w:r>
-              <w:rPr>
-                <w:rFonts w:ascii="Montserrat" w:cs="Montserrat" w:eastAsia="Montserrat" w:hAnsi="Montserrat"/>
-                <w:b w:val="1"/>
-                <w:bCs w:val="1"/>
-                <w:color w:val="333333"/>
-                <w:sz w:val="18"/>
-                <w:szCs w:val="18"/>
-                <w:rtl w:val="0"/>
-              </w:rPr>
-              <w:t xml:space="preserve">REUNIÃO CONJUNTA -14h</w:t>
-            </w:r>
-          </w:p>
-          <w:p>
-            <w:pPr>
-              <w:jc w:val="both"/>
-              <w:rPr>
-                <w:rFonts w:ascii="Montserrat" w:cs="Montserrat" w:eastAsia="Montserrat" w:hAnsi="Montserrat"/>
-                <w:sz w:val="18"/>
-                <w:szCs w:val="18"/>
-              </w:rPr>
-            </w:pPr>
-            <w:r>
-              <w:rPr>
-                <w:rFonts w:ascii="Montserrat" w:cs="Montserrat" w:eastAsia="Montserrat" w:hAnsi="Montserrat"/>
-                <w:sz w:val="18"/>
-                <w:szCs w:val="18"/>
-                <w:rtl w:val="0"/>
-              </w:rPr>
-              <w:t xml:space="preserve">Comissão de Assuntos Sociais (CAS) e Comissão de Ciência, Tecnologia, Inovação e Informática (CCT)</w:t>
-            </w:r>
-          </w:p>
-          <w:p>
-            <w:pPr>
-              <w:jc w:val="both"/>
-              <w:rPr>
-                <w:rFonts w:ascii="Montserrat" w:cs="Montserrat" w:eastAsia="Montserrat" w:hAnsi="Montserrat"/>
-                <w:color w:val="333333"/>
-                <w:sz w:val="18"/>
-                <w:szCs w:val="18"/>
-              </w:rPr>
-            </w:pPr>
-            <w:r>
-              <w:rPr>
-                <w:rtl w:val="0"/>
-              </w:rPr>
-            </w:r>
-          </w:p>
-          <w:p>
-            <w:pPr>
-              <w:jc w:val="both"/>
-              <w:rPr>
-                <w:rFonts w:ascii="Montserrat" w:cs="Montserrat" w:eastAsia="Montserrat" w:hAnsi="Montserrat"/>
-                <w:sz w:val="18"/>
-                <w:szCs w:val="18"/>
-              </w:rPr>
-            </w:pPr>
-            <w:hyperlink r:id="rId10">
-              <w:r>
-                <w:rPr>
-                  <w:rFonts w:ascii="Montserrat" w:cs="Montserrat" w:eastAsia="Montserrat" w:hAnsi="Montserrat"/>
-                  <w:b w:val="1"/>
-                  <w:bCs w:val="1"/>
-                  <w:color w:val="1155cc"/>
-                  <w:sz w:val="18"/>
-                  <w:szCs w:val="18"/>
-                  <w:u w:val="single"/>
-                  <w:rtl w:val="0"/>
-                </w:rPr>
-                <w:t xml:space="preserve">Audiência Pública:</w:t>
-              </w:r>
-            </w:hyperlink>
-            <w:r>
-              <w:rPr>
-                <w:rFonts w:ascii="Montserrat" w:cs="Montserrat" w:eastAsia="Montserrat" w:hAnsi="Montserrat"/>
-                <w:sz w:val="18"/>
-                <w:szCs w:val="18"/>
-                <w:rtl w:val="0"/>
-              </w:rPr>
-              <w:t xml:space="preserve"> Discutir o uso compassivo de terapias em saúde.</w:t>
-            </w:r>
-          </w:p>
-          <w:p>
-            <w:pPr>
-              <w:jc w:val="both"/>
-              <w:rPr>
-                <w:rFonts w:ascii="Montserrat" w:cs="Montserrat" w:eastAsia="Montserrat" w:hAnsi="Montserrat"/>
-                <w:sz w:val="18"/>
-                <w:szCs w:val="18"/>
-              </w:rPr>
-            </w:pPr>
-            <w:r>
-              <w:rPr>
-                <w:rtl w:val="0"/>
-              </w:rPr>
-            </w:r>
-          </w:p>
-          <w:p>
-            <w:pPr>
-              <w:jc w:val="both"/>
-              <w:rPr>
-                <w:rFonts w:ascii="Montserrat" w:cs="Montserrat" w:eastAsia="Montserrat" w:hAnsi="Montserrat"/>
-                <w:sz w:val="18"/>
-                <w:szCs w:val="18"/>
-              </w:rPr>
-            </w:pPr>
-            <w:r>
-              <w:rPr>
-                <w:rFonts w:ascii="Montserrat" w:cs="Montserrat" w:eastAsia="Montserrat" w:hAnsi="Montserrat"/>
-                <w:sz w:val="18"/>
-                <w:szCs w:val="18"/>
-                <w:rtl w:val="0"/>
-              </w:rPr>
-              <w:t xml:space="preserve">Convidados:</w:t>
-            </w:r>
-          </w:p>
-          <w:p>
-            <w:pPr>
-              <w:jc w:val="both"/>
-              <w:rPr>
-                <w:rFonts w:ascii="Montserrat" w:cs="Montserrat" w:eastAsia="Montserrat" w:hAnsi="Montserrat"/>
-                <w:sz w:val="18"/>
-                <w:szCs w:val="18"/>
-              </w:rPr>
-            </w:pPr>
-            <w:r>
-              <w:rPr>
-                <w:rtl w:val="0"/>
-              </w:rPr>
-            </w:r>
-          </w:p>
-          <w:p>
-            <w:pPr>
+                <w:sz w:val="18"/>
+                <w:szCs w:val="18"/>
+              </w:rPr>
+            </w:pPr>
+            <w:r>
+              <w:rPr>
+                <w:rtl w:val="0"/>
+              </w:rPr>
+            </w:r>
+          </w:p>
+          <w:p>
+            <w:pPr>
+              <w:widowControl w:val="0"/>
+              <w:spacing w:line="240" w:lineRule="auto"/>
+              <w:jc w:val="both"/>
+              <w:rPr>
+                <w:rFonts w:ascii="Montserrat" w:cs="Montserrat" w:eastAsia="Montserrat" w:hAnsi="Montserrat"/>
+                <w:b w:val="1"/>
+                <w:bCs w:val="1"/>
+                <w:sz w:val="18"/>
+                <w:szCs w:val="18"/>
+              </w:rPr>
+            </w:pPr>
+            <w:r>
+              <w:rPr>
+                <w:rFonts w:ascii="Montserrat" w:cs="Montserrat" w:eastAsia="Montserrat" w:hAnsi="Montserrat"/>
+                <w:b w:val="1"/>
+                <w:bCs w:val="1"/>
+                <w:sz w:val="18"/>
+                <w:szCs w:val="18"/>
+                <w:rtl w:val="0"/>
+              </w:rPr>
+              <w:t xml:space="preserve">Comissão de Assuntos Sociais (CAS)</w:t>
+            </w:r>
+          </w:p>
+          <w:p>
+            <w:pPr>
+              <w:widowControl w:val="0"/>
+              <w:spacing w:line="240" w:lineRule="auto"/>
+              <w:jc w:val="both"/>
+              <w:rPr>
+                <w:rFonts w:ascii="Montserrat" w:cs="Montserrat" w:eastAsia="Montserrat" w:hAnsi="Montserrat"/>
+                <w:b w:val="1"/>
+                <w:bCs w:val="1"/>
+                <w:sz w:val="18"/>
+                <w:szCs w:val="18"/>
+              </w:rPr>
+            </w:pPr>
+            <w:r>
+              <w:rPr>
+                <w:rtl w:val="0"/>
+              </w:rPr>
+            </w:r>
+          </w:p>
+          <w:p>
+            <w:pPr>
+              <w:widowControl w:val="0"/>
+              <w:spacing w:line="240" w:lineRule="auto"/>
+              <w:jc w:val="both"/>
+              <w:rPr>
+                <w:rFonts w:ascii="Montserrat" w:cs="Montserrat" w:eastAsia="Montserrat" w:hAnsi="Montserrat"/>
+                <w:b w:val="1"/>
+                <w:bCs w:val="1"/>
+                <w:sz w:val="18"/>
+                <w:szCs w:val="18"/>
+              </w:rPr>
+            </w:pPr>
+            <w:r>
+              <w:rPr>
+                <w:rFonts w:ascii="Montserrat" w:cs="Montserrat" w:eastAsia="Montserrat" w:hAnsi="Montserrat"/>
+                <w:b w:val="1"/>
+                <w:bCs w:val="1"/>
+                <w:sz w:val="18"/>
+                <w:szCs w:val="18"/>
+                <w:rtl w:val="0"/>
+              </w:rPr>
+              <w:t xml:space="preserve">Audiência Pública- 14h </w:t>
+            </w:r>
+          </w:p>
+          <w:p>
+            <w:pPr>
+              <w:widowControl w:val="0"/>
+              <w:spacing w:line="240" w:lineRule="auto"/>
+              <w:jc w:val="both"/>
+              <w:rPr>
+                <w:rFonts w:ascii="Montserrat" w:cs="Montserrat" w:eastAsia="Montserrat" w:hAnsi="Montserrat"/>
+                <w:sz w:val="18"/>
+                <w:szCs w:val="18"/>
+              </w:rPr>
+            </w:pPr>
+            <w:r>
+              <w:rPr>
+                <w:rtl w:val="0"/>
+              </w:rPr>
+            </w:r>
+          </w:p>
+          <w:p>
+            <w:pPr>
+              <w:widowControl w:val="0"/>
+              <w:spacing w:line="240" w:lineRule="auto"/>
+              <w:jc w:val="both"/>
+              <w:rPr>
+                <w:rFonts w:ascii="Montserrat" w:cs="Montserrat" w:eastAsia="Montserrat" w:hAnsi="Montserrat"/>
+                <w:sz w:val="18"/>
+                <w:szCs w:val="18"/>
+              </w:rPr>
+            </w:pPr>
+            <w:r>
+              <w:rPr>
+                <w:rFonts w:ascii="Montserrat" w:cs="Montserrat" w:eastAsia="Montserrat" w:hAnsi="Montserrat"/>
+                <w:sz w:val="18"/>
+                <w:szCs w:val="18"/>
+                <w:rtl w:val="0"/>
+              </w:rPr>
+              <w:t xml:space="preserve">Debater a obesidade como um grave problema de saúde pública.</w:t>
+            </w:r>
+          </w:p>
+          <w:p>
+            <w:pPr>
+              <w:widowControl w:val="0"/>
+              <w:spacing w:line="240" w:lineRule="auto"/>
+              <w:jc w:val="both"/>
+              <w:rPr>
+                <w:rFonts w:ascii="Montserrat" w:cs="Montserrat" w:eastAsia="Montserrat" w:hAnsi="Montserrat"/>
+                <w:sz w:val="18"/>
+                <w:szCs w:val="18"/>
+              </w:rPr>
+            </w:pPr>
+            <w:r>
+              <w:rPr>
+                <w:rtl w:val="0"/>
+              </w:rPr>
+            </w:r>
+          </w:p>
+          <w:p>
+            <w:pPr>
+              <w:widowControl w:val="0"/>
+              <w:spacing w:line="240" w:lineRule="auto"/>
+              <w:jc w:val="both"/>
+              <w:rPr>
+                <w:rFonts w:ascii="Montserrat" w:cs="Montserrat" w:eastAsia="Montserrat" w:hAnsi="Montserrat"/>
+                <w:b w:val="1"/>
+                <w:bCs w:val="1"/>
+                <w:sz w:val="18"/>
+                <w:szCs w:val="18"/>
+              </w:rPr>
+            </w:pPr>
+            <w:r>
+              <w:rPr>
+                <w:rFonts w:ascii="Montserrat" w:cs="Montserrat" w:eastAsia="Montserrat" w:hAnsi="Montserrat"/>
+                <w:b w:val="1"/>
+                <w:bCs w:val="1"/>
+                <w:sz w:val="18"/>
+                <w:szCs w:val="18"/>
+                <w:rtl w:val="0"/>
+              </w:rPr>
+              <w:t xml:space="preserve">Participantes confirmados:</w:t>
+            </w:r>
+          </w:p>
+          <w:p>
+            <w:pPr>
+              <w:widowControl w:val="0"/>
+              <w:spacing w:line="240" w:lineRule="auto"/>
+              <w:jc w:val="both"/>
+              <w:rPr>
+                <w:rFonts w:ascii="Montserrat" w:cs="Montserrat" w:eastAsia="Montserrat" w:hAnsi="Montserrat"/>
+                <w:sz w:val="18"/>
+                <w:szCs w:val="18"/>
+              </w:rPr>
+            </w:pPr>
+            <w:r>
+              <w:rPr>
+                <w:rtl w:val="0"/>
+              </w:rPr>
+            </w:r>
+          </w:p>
+          <w:p>
+            <w:pPr>
+              <w:widowControl w:val="0"/>
               <w:numPr>
                 <w:ilvl w:val="0"/>
-                <w:numId w:val="1"/>
+                <w:numId w:val="6"/>
               </w:numPr>
+              <w:spacing w:line="240" w:lineRule="auto"/>
               <w:ind w:left="720" w:hanging="360"/>
               <w:jc w:val="both"/>
               <w:rPr>
@@ -1281,15 +895,17 @@
                 <w:szCs w:val="18"/>
                 <w:rtl w:val="0"/>
               </w:rPr>
-              <w:t xml:space="preserve">Representante da Agência Nacional de Vigilância Sanitária (Anvisa);</w:t>
-            </w:r>
-          </w:p>
-          <w:p>
-            <w:pPr>
+              <w:t xml:space="preserve">Danielle Moreira de Castro Lima, Coordenadora-Geral de Atenção às Condições Crônicas na Atenção Primária à Saúde do MS;</w:t>
+            </w:r>
+          </w:p>
+          <w:p>
+            <w:pPr>
+              <w:widowControl w:val="0"/>
               <w:numPr>
                 <w:ilvl w:val="0"/>
-                <w:numId w:val="1"/>
+                <w:numId w:val="6"/>
               </w:numPr>
+              <w:spacing w:line="240" w:lineRule="auto"/>
               <w:ind w:left="720" w:hanging="360"/>
               <w:jc w:val="both"/>
               <w:rPr>
@@ -1305,15 +921,17 @@
                 <w:szCs w:val="18"/>
                 <w:rtl w:val="0"/>
               </w:rPr>
-              <w:t xml:space="preserve">Meiruze Sousa Freitas, Coordenadora da Instância Nacional de Ética em Pesquisa do Ministério da Saúde;</w:t>
-            </w:r>
-          </w:p>
-          <w:p>
-            <w:pPr>
+              <w:t xml:space="preserve">Fábio Rogério Trujilho, Presidente da ABESO;</w:t>
+            </w:r>
+          </w:p>
+          <w:p>
+            <w:pPr>
+              <w:widowControl w:val="0"/>
               <w:numPr>
                 <w:ilvl w:val="0"/>
-                <w:numId w:val="1"/>
+                <w:numId w:val="6"/>
               </w:numPr>
+              <w:spacing w:line="240" w:lineRule="auto"/>
               <w:ind w:left="720" w:hanging="360"/>
               <w:jc w:val="both"/>
               <w:rPr>
@@ -1329,15 +947,17 @@
                 <w:szCs w:val="18"/>
                 <w:rtl w:val="0"/>
               </w:rPr>
-              <w:t xml:space="preserve">Representante da Comissão Nacional de Ética em Pesquisa (CONEP);</w:t>
-            </w:r>
-          </w:p>
-          <w:p>
-            <w:pPr>
+              <w:t xml:space="preserve">Neuton Dornelas Gomes, Presidente da SBEM;</w:t>
+            </w:r>
+          </w:p>
+          <w:p>
+            <w:pPr>
+              <w:widowControl w:val="0"/>
               <w:numPr>
                 <w:ilvl w:val="0"/>
-                <w:numId w:val="1"/>
+                <w:numId w:val="6"/>
               </w:numPr>
+              <w:spacing w:line="240" w:lineRule="auto"/>
               <w:ind w:left="720" w:hanging="360"/>
               <w:jc w:val="both"/>
               <w:rPr>
@@ -1353,15 +973,17 @@
                 <w:szCs w:val="18"/>
                 <w:rtl w:val="0"/>
               </w:rPr>
-              <w:t xml:space="preserve">Representante da Federação Brasileira das Associações de Doenças Raras (FEBRARARAS);</w:t>
-            </w:r>
-          </w:p>
-          <w:p>
-            <w:pPr>
+              <w:t xml:space="preserve">Maria Edna de Melo, Chefe da Liga de Obesidade Infantil do Hospital das Clínicas da USP; e</w:t>
+            </w:r>
+          </w:p>
+          <w:p>
+            <w:pPr>
+              <w:widowControl w:val="0"/>
               <w:numPr>
                 <w:ilvl w:val="0"/>
-                <w:numId w:val="1"/>
+                <w:numId w:val="6"/>
               </w:numPr>
+              <w:spacing w:line="240" w:lineRule="auto"/>
               <w:ind w:left="720" w:hanging="360"/>
               <w:jc w:val="both"/>
               <w:rPr>
@@ -1377,152 +999,25 @@
                 <w:szCs w:val="18"/>
                 <w:rtl w:val="0"/>
               </w:rPr>
-              <w:t xml:space="preserve">Tatiana Coelho de Sampaio, Professora e pesquisadora no Instituto de Ciências Biomédicas da Universidade Federal do Rio de Janeiro (UFRJ);</w:t>
-            </w:r>
-          </w:p>
-          <w:p>
-            <w:pPr>
-              <w:numPr>
-                <w:ilvl w:val="0"/>
-                <w:numId w:val="1"/>
-              </w:numPr>
-              <w:ind w:left="720" w:hanging="360"/>
-              <w:jc w:val="both"/>
-              <w:rPr>
-                <w:rFonts w:ascii="Montserrat" w:cs="Montserrat" w:eastAsia="Montserrat" w:hAnsi="Montserrat"/>
-                <w:sz w:val="18"/>
-                <w:szCs w:val="18"/>
-              </w:rPr>
-            </w:pPr>
-            <w:r>
-              <w:rPr>
-                <w:rFonts w:ascii="Montserrat" w:cs="Montserrat" w:eastAsia="Montserrat" w:hAnsi="Montserrat"/>
-                <w:sz w:val="18"/>
-                <w:szCs w:val="18"/>
-                <w:rtl w:val="0"/>
-              </w:rPr>
-              <w:t xml:space="preserve">Mayana Zatz, Bióloga e Professora do Departamento de Genética e Biologia Evolutiva do Instituto de Biociências da Universidade de São Paulo (USP);</w:t>
-            </w:r>
-          </w:p>
-          <w:p>
-            <w:pPr>
-              <w:numPr>
-                <w:ilvl w:val="0"/>
-                <w:numId w:val="1"/>
-              </w:numPr>
-              <w:ind w:left="720" w:hanging="360"/>
-              <w:jc w:val="both"/>
-              <w:rPr>
-                <w:rFonts w:ascii="Montserrat" w:cs="Montserrat" w:eastAsia="Montserrat" w:hAnsi="Montserrat"/>
-                <w:sz w:val="18"/>
-                <w:szCs w:val="18"/>
-              </w:rPr>
-            </w:pPr>
-            <w:r>
-              <w:rPr>
-                <w:rFonts w:ascii="Montserrat" w:cs="Montserrat" w:eastAsia="Montserrat" w:hAnsi="Montserrat"/>
-                <w:sz w:val="18"/>
-                <w:szCs w:val="18"/>
-                <w:rtl w:val="0"/>
-              </w:rPr>
-              <w:t xml:space="preserve">Helaine Carneiro Capucho, Doutora em Ciências pela Universidade de São Paulo (USP);</w:t>
-            </w:r>
-          </w:p>
-          <w:p>
-            <w:pPr>
-              <w:numPr>
-                <w:ilvl w:val="0"/>
-                <w:numId w:val="1"/>
-              </w:numPr>
-              <w:ind w:left="720" w:hanging="360"/>
-              <w:jc w:val="both"/>
-              <w:rPr>
-                <w:rFonts w:ascii="Montserrat" w:cs="Montserrat" w:eastAsia="Montserrat" w:hAnsi="Montserrat"/>
-                <w:sz w:val="18"/>
-                <w:szCs w:val="18"/>
-              </w:rPr>
-            </w:pPr>
-            <w:r>
-              <w:rPr>
-                <w:rFonts w:ascii="Montserrat" w:cs="Montserrat" w:eastAsia="Montserrat" w:hAnsi="Montserrat"/>
-                <w:sz w:val="18"/>
-                <w:szCs w:val="18"/>
-                <w:rtl w:val="0"/>
-              </w:rPr>
-              <w:t xml:space="preserve">Aline Spagnol Fedoce-Silva, Professora da Universidade Federal de Juíz de Fora e mãe da Maria Flor, paciente com a Síndrome de Krabbe;</w:t>
-            </w:r>
-          </w:p>
-          <w:p>
-            <w:pPr>
-              <w:numPr>
-                <w:ilvl w:val="0"/>
-                <w:numId w:val="1"/>
-              </w:numPr>
-              <w:ind w:left="720" w:hanging="360"/>
-              <w:jc w:val="both"/>
-              <w:rPr>
-                <w:rFonts w:ascii="Montserrat" w:cs="Montserrat" w:eastAsia="Montserrat" w:hAnsi="Montserrat"/>
-                <w:sz w:val="18"/>
-                <w:szCs w:val="18"/>
-              </w:rPr>
-            </w:pPr>
-            <w:r>
-              <w:rPr>
-                <w:rFonts w:ascii="Montserrat" w:cs="Montserrat" w:eastAsia="Montserrat" w:hAnsi="Montserrat"/>
-                <w:sz w:val="18"/>
-                <w:szCs w:val="18"/>
-                <w:rtl w:val="0"/>
-              </w:rPr>
-              <w:t xml:space="preserve">Ricardo de Lima Agostinho, Pai do Rafaell Pietro, paciente com a síndrome Olmsted (ceratodermia palmoplantar);</w:t>
-            </w:r>
-          </w:p>
-          <w:p>
-            <w:pPr>
-              <w:numPr>
-                <w:ilvl w:val="0"/>
-                <w:numId w:val="1"/>
-              </w:numPr>
-              <w:ind w:left="720" w:hanging="360"/>
-              <w:jc w:val="both"/>
-              <w:rPr>
-                <w:rFonts w:ascii="Montserrat" w:cs="Montserrat" w:eastAsia="Montserrat" w:hAnsi="Montserrat"/>
-                <w:sz w:val="18"/>
-                <w:szCs w:val="18"/>
-              </w:rPr>
-            </w:pPr>
-            <w:r>
-              <w:rPr>
-                <w:rFonts w:ascii="Montserrat" w:cs="Montserrat" w:eastAsia="Montserrat" w:hAnsi="Montserrat"/>
-                <w:sz w:val="18"/>
-                <w:szCs w:val="18"/>
-                <w:rtl w:val="0"/>
-              </w:rPr>
-              <w:t xml:space="preserve">Luísa Ayumi Komoda Paes de Figueiredo, Defensora Pública Federal da Defensoria Pública da União (DPU);</w:t>
-            </w:r>
-          </w:p>
-          <w:p>
-            <w:pPr>
-              <w:numPr>
-                <w:ilvl w:val="0"/>
-                <w:numId w:val="1"/>
-              </w:numPr>
-              <w:ind w:left="720" w:hanging="360"/>
-              <w:jc w:val="both"/>
-              <w:rPr>
-                <w:rFonts w:ascii="Montserrat" w:cs="Montserrat" w:eastAsia="Montserrat" w:hAnsi="Montserrat"/>
-                <w:sz w:val="18"/>
-                <w:szCs w:val="18"/>
-              </w:rPr>
-            </w:pPr>
-            <w:r>
-              <w:rPr>
-                <w:rFonts w:ascii="Montserrat" w:cs="Montserrat" w:eastAsia="Montserrat" w:hAnsi="Montserrat"/>
-                <w:sz w:val="18"/>
-                <w:szCs w:val="18"/>
-                <w:rtl w:val="0"/>
-              </w:rPr>
-              <w:t xml:space="preserve">Alcindo Cerci Neto do Conselheiro Federal pelo estado do Paraná do Conselho Federal de Medicina (CFM).</w:t>
-            </w:r>
+              <w:t xml:space="preserve">Inara Silva, Coordenadora do Departamento de Voz da ABESO.</w:t>
+            </w:r>
+            <w:r>
+              <w:rPr>
+                <w:rtl w:val="0"/>
+              </w:rPr>
+            </w:r>
+          </w:p>
+          <w:p>
+            <w:pPr>
+              <w:widowControl w:val="0"/>
+              <w:spacing w:line="240" w:lineRule="auto"/>
+              <w:jc w:val="both"/>
+              <w:rPr>
+                <w:rFonts w:ascii="Montserrat" w:cs="Montserrat" w:eastAsia="Montserrat" w:hAnsi="Montserrat"/>
+                <w:sz w:val="18"/>
+                <w:szCs w:val="18"/>
+              </w:rPr>
+            </w:pPr>
             <w:r>
               <w:rPr>
                 <w:rtl w:val="0"/>
@@ -1612,21 +1107,7 @@
                 <w:szCs w:val="18"/>
                 <w:rtl w:val="0"/>
               </w:rPr>
-              <w:t xml:space="preserve">S</w:t>
-            </w:r>
-            <w:r>
-              <w:rPr>
-                <w:rFonts w:ascii="Montserrat" w:cs="Montserrat" w:eastAsia="Montserrat" w:hAnsi="Montserrat"/>
-                <w:sz w:val="18"/>
-                <w:szCs w:val="18"/>
-                <w:rtl w:val="0"/>
-              </w:rPr>
-              <w:t xml:space="preserve">em destaques para terça-feira.</w:t>
-            </w:r>
-            <w:r>
-              <w:rPr>
-                <w:rtl w:val="0"/>
-              </w:rPr>
+              <w:t xml:space="preserve">Sem destaques para a terça-feira.</w:t>
             </w:r>
           </w:p>
         </w:tc>
@@ -1674,7 +1155,7 @@
                 <w:szCs w:val="24"/>
                 <w:rtl w:val="0"/>
               </w:rPr>
-              <w:t xml:space="preserve">Quarta-feira (03.06)</w:t>
+              <w:t xml:space="preserve">Quarta-feira (15.04)</w:t>
             </w:r>
             <w:r>
               <w:rPr>
@@ -1713,108 +1194,162 @@
               <w:jc w:val="both"/>
               <w:rPr>
                 <w:rFonts w:ascii="Montserrat" w:cs="Montserrat" w:eastAsia="Montserrat" w:hAnsi="Montserrat"/>
+                <w:sz w:val="18"/>
+                <w:szCs w:val="18"/>
+              </w:rPr>
+            </w:pPr>
+            <w:r>
+              <w:rPr>
+                <w:rFonts w:ascii="Montserrat" w:cs="Montserrat" w:eastAsia="Montserrat" w:hAnsi="Montserrat"/>
+                <w:b w:val="1"/>
+                <w:bCs w:val="1"/>
+                <w:color w:val="962e4d"/>
+                <w:sz w:val="20"/>
+                <w:szCs w:val="20"/>
+                <w:rtl w:val="0"/>
+              </w:rPr>
+              <w:t xml:space="preserve">Câmara dos Deputados</w:t>
+            </w:r>
+            <w:r>
+              <w:rPr>
+                <w:rFonts w:ascii="Montserrat" w:cs="Montserrat" w:eastAsia="Montserrat" w:hAnsi="Montserrat"/>
                 <w:b w:val="1"/>
                 <w:bCs w:val="1"/>
                 <w:color w:val="962e4d"/>
                 <w:sz w:val="24"/>
                 <w:szCs w:val="24"/>
-              </w:rPr>
-            </w:pPr>
-            <w:r>
-              <w:rPr>
-                <w:rFonts w:ascii="Montserrat" w:cs="Montserrat" w:eastAsia="Montserrat" w:hAnsi="Montserrat"/>
-                <w:b w:val="1"/>
-                <w:bCs w:val="1"/>
-                <w:color w:val="962e4d"/>
-                <w:sz w:val="20"/>
-                <w:szCs w:val="20"/>
-                <w:rtl w:val="0"/>
-              </w:rPr>
-              <w:t xml:space="preserve">Câmara dos Deputados</w:t>
-            </w:r>
-            <w:r>
-              <w:rPr>
-                <w:rFonts w:ascii="Montserrat" w:cs="Montserrat" w:eastAsia="Montserrat" w:hAnsi="Montserrat"/>
-                <w:b w:val="1"/>
-                <w:bCs w:val="1"/>
-                <w:color w:val="962e4d"/>
-                <w:sz w:val="24"/>
-                <w:szCs w:val="24"/>
                 <w:rtl w:val="0"/>
               </w:rPr>
               <w:t xml:space="preserve"> </w:t>
             </w:r>
-          </w:p>
-          <w:p>
-            <w:pPr>
-              <w:widowControl w:val="0"/>
-              <w:spacing w:line="240" w:lineRule="auto"/>
-              <w:jc w:val="both"/>
-              <w:rPr>
-                <w:rFonts w:ascii="Montserrat" w:cs="Montserrat" w:eastAsia="Montserrat" w:hAnsi="Montserrat"/>
-                <w:b w:val="1"/>
-                <w:bCs w:val="1"/>
-                <w:color w:val="962e4d"/>
-                <w:sz w:val="24"/>
-                <w:szCs w:val="24"/>
-              </w:rPr>
-            </w:pPr>
-            <w:r>
-              <w:rPr>
-                <w:rtl w:val="0"/>
-              </w:rPr>
-            </w:r>
-          </w:p>
-          <w:p>
-            <w:pPr>
-              <w:jc w:val="both"/>
-              <w:rPr>
-                <w:rFonts w:ascii="Montserrat" w:cs="Montserrat" w:eastAsia="Montserrat" w:hAnsi="Montserrat"/>
-                <w:b w:val="1"/>
-                <w:bCs w:val="1"/>
-                <w:sz w:val="18"/>
-                <w:szCs w:val="18"/>
-              </w:rPr>
-            </w:pPr>
-            <w:r>
-              <w:rPr>
-                <w:rFonts w:ascii="Montserrat" w:cs="Montserrat" w:eastAsia="Montserrat" w:hAnsi="Montserrat"/>
-                <w:b w:val="1"/>
-                <w:bCs w:val="1"/>
-                <w:sz w:val="18"/>
-                <w:szCs w:val="18"/>
-                <w:rtl w:val="0"/>
-              </w:rPr>
-              <w:t xml:space="preserve">COMISSÃO DE DIREITOS HUMANOS, MINORIAS E IGUALDADE RACIAL (CDHMIR) - 16h</w:t>
-            </w:r>
-          </w:p>
-          <w:p>
-            <w:pPr>
-              <w:jc w:val="both"/>
-              <w:rPr>
-                <w:rFonts w:ascii="Montserrat" w:cs="Montserrat" w:eastAsia="Montserrat" w:hAnsi="Montserrat"/>
-                <w:b w:val="1"/>
-                <w:bCs w:val="1"/>
-                <w:sz w:val="18"/>
-                <w:szCs w:val="18"/>
-              </w:rPr>
-            </w:pPr>
-            <w:r>
-              <w:rPr>
-                <w:rtl w:val="0"/>
-              </w:rPr>
-            </w:r>
-          </w:p>
-          <w:p>
-            <w:pPr>
-              <w:jc w:val="both"/>
-              <w:rPr>
-                <w:rFonts w:ascii="Montserrat" w:cs="Montserrat" w:eastAsia="Montserrat" w:hAnsi="Montserrat"/>
-                <w:sz w:val="18"/>
-                <w:szCs w:val="18"/>
-              </w:rPr>
-            </w:pPr>
-            <w:hyperlink r:id="rId11">
+            <w:r>
+              <w:rPr>
+                <w:rtl w:val="0"/>
+              </w:rPr>
+            </w:r>
+          </w:p>
+          <w:p>
+            <w:pPr>
+              <w:widowControl w:val="0"/>
+              <w:spacing w:line="240" w:lineRule="auto"/>
+              <w:jc w:val="both"/>
+              <w:rPr>
+                <w:rFonts w:ascii="Montserrat" w:cs="Montserrat" w:eastAsia="Montserrat" w:hAnsi="Montserrat"/>
+                <w:b w:val="1"/>
+                <w:bCs w:val="1"/>
+                <w:sz w:val="18"/>
+                <w:szCs w:val="18"/>
+              </w:rPr>
+            </w:pPr>
+            <w:r>
+              <w:rPr>
+                <w:rtl w:val="0"/>
+              </w:rPr>
+            </w:r>
+          </w:p>
+          <w:p>
+            <w:pPr>
+              <w:widowControl w:val="0"/>
+              <w:spacing w:line="240" w:lineRule="auto"/>
+              <w:jc w:val="both"/>
+              <w:rPr>
+                <w:rFonts w:ascii="Montserrat" w:cs="Montserrat" w:eastAsia="Montserrat" w:hAnsi="Montserrat"/>
+                <w:b w:val="1"/>
+                <w:bCs w:val="1"/>
+                <w:sz w:val="18"/>
+                <w:szCs w:val="18"/>
+              </w:rPr>
+            </w:pPr>
+            <w:r>
+              <w:rPr>
+                <w:rFonts w:ascii="Montserrat" w:cs="Montserrat" w:eastAsia="Montserrat" w:hAnsi="Montserrat"/>
+                <w:b w:val="1"/>
+                <w:bCs w:val="1"/>
+                <w:sz w:val="18"/>
+                <w:szCs w:val="18"/>
+                <w:rtl w:val="0"/>
+              </w:rPr>
+              <w:t xml:space="preserve">Comissão de Saúde (CSAUDE)</w:t>
+            </w:r>
+          </w:p>
+          <w:p>
+            <w:pPr>
+              <w:widowControl w:val="0"/>
+              <w:spacing w:line="240" w:lineRule="auto"/>
+              <w:jc w:val="both"/>
+              <w:rPr>
+                <w:rFonts w:ascii="Montserrat" w:cs="Montserrat" w:eastAsia="Montserrat" w:hAnsi="Montserrat"/>
+                <w:b w:val="1"/>
+                <w:bCs w:val="1"/>
+                <w:sz w:val="18"/>
+                <w:szCs w:val="18"/>
+              </w:rPr>
+            </w:pPr>
+            <w:r>
+              <w:rPr>
+                <w:rtl w:val="0"/>
+              </w:rPr>
+            </w:r>
+          </w:p>
+          <w:p>
+            <w:pPr>
+              <w:widowControl w:val="0"/>
+              <w:spacing w:line="240" w:lineRule="auto"/>
+              <w:jc w:val="both"/>
+              <w:rPr>
+                <w:rFonts w:ascii="Montserrat" w:cs="Montserrat" w:eastAsia="Montserrat" w:hAnsi="Montserrat"/>
+                <w:b w:val="1"/>
+                <w:bCs w:val="1"/>
+                <w:sz w:val="18"/>
+                <w:szCs w:val="18"/>
+              </w:rPr>
+            </w:pPr>
+            <w:r>
+              <w:rPr>
+                <w:rFonts w:ascii="Montserrat" w:cs="Montserrat" w:eastAsia="Montserrat" w:hAnsi="Montserrat"/>
+                <w:b w:val="1"/>
+                <w:bCs w:val="1"/>
+                <w:sz w:val="18"/>
+                <w:szCs w:val="18"/>
+                <w:rtl w:val="0"/>
+              </w:rPr>
+              <w:t xml:space="preserve">Reunião Extraordinária- 9h30</w:t>
+            </w:r>
+          </w:p>
+          <w:p>
+            <w:pPr>
+              <w:widowControl w:val="0"/>
+              <w:spacing w:line="240" w:lineRule="auto"/>
+              <w:jc w:val="both"/>
+              <w:rPr>
+                <w:rFonts w:ascii="Montserrat" w:cs="Montserrat" w:eastAsia="Montserrat" w:hAnsi="Montserrat"/>
+                <w:sz w:val="18"/>
+                <w:szCs w:val="18"/>
+              </w:rPr>
+            </w:pPr>
+            <w:r>
+              <w:rPr>
+                <w:rtl w:val="0"/>
+              </w:rPr>
+            </w:r>
+          </w:p>
+          <w:p>
+            <w:pPr>
+              <w:widowControl w:val="0"/>
+              <w:numPr>
+                <w:ilvl w:val="0"/>
+                <w:numId w:val="5"/>
+              </w:numPr>
+              <w:spacing w:line="240" w:lineRule="auto"/>
+              <w:ind w:left="720" w:hanging="360"/>
+              <w:jc w:val="both"/>
+              <w:rPr>
+                <w:rFonts w:ascii="Montserrat" w:cs="Montserrat" w:eastAsia="Montserrat" w:hAnsi="Montserrat"/>
+                <w:sz w:val="18"/>
+                <w:szCs w:val="18"/>
+              </w:rPr>
+            </w:pPr>
+            <w:hyperlink r:id="rId6">
               <w:r>
                 <w:rPr>
                   <w:rFonts w:ascii="Montserrat" w:cs="Montserrat" w:eastAsia="Montserrat" w:hAnsi="Montserrat"/>
@@ -1826,7 +1361,7 @@
                   <w:u w:val="single"/>
                   <w:rtl w:val="0"/>
                 </w:rPr>
-                <w:t xml:space="preserve">Audiência Pública:</w:t>
+                <w:t xml:space="preserve">PL 1966/2025:</w:t>
               </w:r>
             </w:hyperlink>
             <w:r>
@@ -1836,41 +1371,492 @@
                 <w:szCs w:val="18"/>
                 <w:rtl w:val="0"/>
               </w:rPr>
-              <w:t xml:space="preserve"> Atlas Mundial da Obesidade 2026</w:t>
-            </w:r>
-          </w:p>
-          <w:p>
-            <w:pPr>
-              <w:jc w:val="both"/>
-              <w:rPr>
-                <w:rFonts w:ascii="Montserrat" w:cs="Montserrat" w:eastAsia="Montserrat" w:hAnsi="Montserrat"/>
-                <w:sz w:val="18"/>
-                <w:szCs w:val="18"/>
-              </w:rPr>
-            </w:pPr>
-            <w:r>
-              <w:rPr>
-                <w:rtl w:val="0"/>
-              </w:rPr>
-            </w:r>
-          </w:p>
-          <w:p>
-            <w:pPr>
-              <w:jc w:val="both"/>
-              <w:rPr>
-                <w:rFonts w:ascii="Montserrat" w:cs="Montserrat" w:eastAsia="Montserrat" w:hAnsi="Montserrat"/>
-                <w:sz w:val="18"/>
-                <w:szCs w:val="18"/>
-              </w:rPr>
-            </w:pPr>
-            <w:r>
-              <w:rPr>
-                <w:rFonts w:ascii="Montserrat" w:cs="Montserrat" w:eastAsia="Montserrat" w:hAnsi="Montserrat"/>
-                <w:sz w:val="18"/>
-                <w:szCs w:val="18"/>
-                <w:rtl w:val="0"/>
-              </w:rPr>
-              <w:t xml:space="preserve">Convidados: </w:t>
+              <w:t xml:space="preserve"> Institui o Programa Nacional de Apoio Psicológico aos Profissionais da Segurança Pública (PNAP-SEG), com a finalidade de garantir atendimento psicológico contínuo, especializado e sigiloso aos integrantes das forças de segurança pública, com vistas à promoção da saúde mental, à prevenção de agravos emocionais e à valorização profissional.</w:t>
+            </w:r>
+          </w:p>
+          <w:p>
+            <w:pPr>
+              <w:widowControl w:val="0"/>
+              <w:spacing w:line="240" w:lineRule="auto"/>
+              <w:ind w:left="720" w:firstLine="0"/>
+              <w:jc w:val="both"/>
+              <w:rPr>
+                <w:rFonts w:ascii="Montserrat" w:cs="Montserrat" w:eastAsia="Montserrat" w:hAnsi="Montserrat"/>
+                <w:sz w:val="18"/>
+                <w:szCs w:val="18"/>
+              </w:rPr>
+            </w:pPr>
+            <w:r>
+              <w:rPr>
+                <w:rFonts w:ascii="Montserrat" w:cs="Montserrat" w:eastAsia="Montserrat" w:hAnsi="Montserrat"/>
+                <w:sz w:val="18"/>
+                <w:szCs w:val="18"/>
+                <w:rtl w:val="0"/>
+              </w:rPr>
+              <w:t xml:space="preserve">Autoria: Marcos Tavares - PDT/RJ</w:t>
+            </w:r>
+          </w:p>
+          <w:p>
+            <w:pPr>
+              <w:widowControl w:val="0"/>
+              <w:spacing w:line="240" w:lineRule="auto"/>
+              <w:ind w:left="720" w:firstLine="0"/>
+              <w:jc w:val="both"/>
+              <w:rPr>
+                <w:rFonts w:ascii="Montserrat" w:cs="Montserrat" w:eastAsia="Montserrat" w:hAnsi="Montserrat"/>
+                <w:sz w:val="18"/>
+                <w:szCs w:val="18"/>
+              </w:rPr>
+            </w:pPr>
+            <w:r>
+              <w:rPr>
+                <w:rFonts w:ascii="Montserrat" w:cs="Montserrat" w:eastAsia="Montserrat" w:hAnsi="Montserrat"/>
+                <w:b w:val="1"/>
+                <w:bCs w:val="1"/>
+                <w:sz w:val="18"/>
+                <w:szCs w:val="18"/>
+                <w:rtl w:val="0"/>
+              </w:rPr>
+              <w:t xml:space="preserve">Relatoria:</w:t>
+            </w:r>
+            <w:r>
+              <w:rPr>
+                <w:rFonts w:ascii="Montserrat" w:cs="Montserrat" w:eastAsia="Montserrat" w:hAnsi="Montserrat"/>
+                <w:sz w:val="18"/>
+                <w:szCs w:val="18"/>
+                <w:rtl w:val="0"/>
+              </w:rPr>
+              <w:t xml:space="preserve"> Dr. Francisco - PT/PI</w:t>
+            </w:r>
+          </w:p>
+          <w:p>
+            <w:pPr>
+              <w:widowControl w:val="0"/>
+              <w:spacing w:line="240" w:lineRule="auto"/>
+              <w:ind w:left="720" w:firstLine="0"/>
+              <w:jc w:val="both"/>
+              <w:rPr>
+                <w:rFonts w:ascii="Montserrat" w:cs="Montserrat" w:eastAsia="Montserrat" w:hAnsi="Montserrat"/>
+                <w:sz w:val="18"/>
+                <w:szCs w:val="18"/>
+              </w:rPr>
+            </w:pPr>
+            <w:r>
+              <w:rPr>
+                <w:rFonts w:ascii="Montserrat" w:cs="Montserrat" w:eastAsia="Montserrat" w:hAnsi="Montserrat"/>
+                <w:b w:val="1"/>
+                <w:bCs w:val="1"/>
+                <w:sz w:val="18"/>
+                <w:szCs w:val="18"/>
+                <w:rtl w:val="0"/>
+              </w:rPr>
+              <w:t xml:space="preserve">Parecer: </w:t>
+            </w:r>
+            <w:hyperlink r:id="rId7">
+              <w:r>
+                <w:rPr>
+                  <w:rFonts w:ascii="Montserrat" w:cs="Montserrat" w:eastAsia="Montserrat" w:hAnsi="Montserrat"/>
+                  <w:color w:val="1155cc"/>
+                  <w:sz w:val="18"/>
+                  <w:szCs w:val="18"/>
+                  <w:u w:val="single"/>
+                  <w:rtl w:val="0"/>
+                </w:rPr>
+                <w:t xml:space="preserve">Pela aprovação, com substitutivo.</w:t>
+              </w:r>
+            </w:hyperlink>
+            <w:r>
+              <w:rPr>
+                <w:rtl w:val="0"/>
+              </w:rPr>
+            </w:r>
+          </w:p>
+          <w:p>
+            <w:pPr>
+              <w:widowControl w:val="0"/>
+              <w:spacing w:line="240" w:lineRule="auto"/>
+              <w:ind w:left="720" w:firstLine="0"/>
+              <w:jc w:val="both"/>
+              <w:rPr>
+                <w:rFonts w:ascii="Montserrat" w:cs="Montserrat" w:eastAsia="Montserrat" w:hAnsi="Montserrat"/>
+                <w:sz w:val="18"/>
+                <w:szCs w:val="18"/>
+              </w:rPr>
+            </w:pPr>
+            <w:r>
+              <w:rPr>
+                <w:rtl w:val="0"/>
+              </w:rPr>
+            </w:r>
+          </w:p>
+          <w:p>
+            <w:pPr>
+              <w:widowControl w:val="0"/>
+              <w:spacing w:line="240" w:lineRule="auto"/>
+              <w:jc w:val="both"/>
+              <w:rPr>
+                <w:rFonts w:ascii="Montserrat" w:cs="Montserrat" w:eastAsia="Montserrat" w:hAnsi="Montserrat"/>
+                <w:b w:val="1"/>
+                <w:bCs w:val="1"/>
+                <w:sz w:val="18"/>
+                <w:szCs w:val="18"/>
+              </w:rPr>
+            </w:pPr>
+            <w:r>
+              <w:rPr>
+                <w:rFonts w:ascii="Montserrat" w:cs="Montserrat" w:eastAsia="Montserrat" w:hAnsi="Montserrat"/>
+                <w:b w:val="1"/>
+                <w:bCs w:val="1"/>
+                <w:sz w:val="18"/>
+                <w:szCs w:val="18"/>
+                <w:rtl w:val="0"/>
+              </w:rPr>
+              <w:t xml:space="preserve">Comissão de Saúde (CSAUDE)</w:t>
+            </w:r>
+          </w:p>
+          <w:p>
+            <w:pPr>
+              <w:widowControl w:val="0"/>
+              <w:spacing w:line="240" w:lineRule="auto"/>
+              <w:jc w:val="both"/>
+              <w:rPr>
+                <w:rFonts w:ascii="Montserrat" w:cs="Montserrat" w:eastAsia="Montserrat" w:hAnsi="Montserrat"/>
+                <w:b w:val="1"/>
+                <w:bCs w:val="1"/>
+                <w:sz w:val="18"/>
+                <w:szCs w:val="18"/>
+              </w:rPr>
+            </w:pPr>
+            <w:r>
+              <w:rPr>
+                <w:rtl w:val="0"/>
+              </w:rPr>
+            </w:r>
+          </w:p>
+          <w:p>
+            <w:pPr>
+              <w:widowControl w:val="0"/>
+              <w:spacing w:line="240" w:lineRule="auto"/>
+              <w:jc w:val="both"/>
+              <w:rPr>
+                <w:rFonts w:ascii="Montserrat" w:cs="Montserrat" w:eastAsia="Montserrat" w:hAnsi="Montserrat"/>
+                <w:b w:val="1"/>
+                <w:bCs w:val="1"/>
+                <w:sz w:val="18"/>
+                <w:szCs w:val="18"/>
+              </w:rPr>
+            </w:pPr>
+            <w:r>
+              <w:rPr>
+                <w:rFonts w:ascii="Montserrat" w:cs="Montserrat" w:eastAsia="Montserrat" w:hAnsi="Montserrat"/>
+                <w:b w:val="1"/>
+                <w:bCs w:val="1"/>
+                <w:sz w:val="18"/>
+                <w:szCs w:val="18"/>
+                <w:rtl w:val="0"/>
+              </w:rPr>
+              <w:t xml:space="preserve">Reunião Extraordinária- 9h30</w:t>
+            </w:r>
+          </w:p>
+          <w:p>
+            <w:pPr>
+              <w:widowControl w:val="0"/>
+              <w:spacing w:line="240" w:lineRule="auto"/>
+              <w:jc w:val="both"/>
+              <w:rPr>
+                <w:rFonts w:ascii="Montserrat" w:cs="Montserrat" w:eastAsia="Montserrat" w:hAnsi="Montserrat"/>
+                <w:sz w:val="18"/>
+                <w:szCs w:val="18"/>
+              </w:rPr>
+            </w:pPr>
+            <w:r>
+              <w:rPr>
+                <w:rtl w:val="0"/>
+              </w:rPr>
+            </w:r>
+          </w:p>
+          <w:p>
+            <w:pPr>
+              <w:widowControl w:val="0"/>
+              <w:numPr>
+                <w:ilvl w:val="0"/>
+                <w:numId w:val="1"/>
+              </w:numPr>
+              <w:spacing w:line="240" w:lineRule="auto"/>
+              <w:ind w:left="720" w:hanging="360"/>
+              <w:jc w:val="both"/>
+              <w:rPr>
+                <w:rFonts w:ascii="Montserrat" w:cs="Montserrat" w:eastAsia="Montserrat" w:hAnsi="Montserrat"/>
+                <w:sz w:val="18"/>
+                <w:szCs w:val="18"/>
+              </w:rPr>
+            </w:pPr>
+            <w:hyperlink r:id="rId8">
+              <w:r>
+                <w:rPr>
+                  <w:rFonts w:ascii="Montserrat" w:cs="Montserrat" w:eastAsia="Montserrat" w:hAnsi="Montserrat"/>
+                  <w:b w:val="1"/>
+                  <w:bCs w:val="1"/>
+                  <w:color w:val="1155cc"/>
+                  <w:sz w:val="18"/>
+                  <w:szCs w:val="18"/>
+                  <w:u w:val="single"/>
+                  <w:rtl w:val="0"/>
+                </w:rPr>
+                <w:t xml:space="preserve">PL 3591/2024:</w:t>
+              </w:r>
+            </w:hyperlink>
+            <w:r>
+              <w:rPr>
+                <w:rFonts w:ascii="Montserrat" w:cs="Montserrat" w:eastAsia="Montserrat" w:hAnsi="Montserrat"/>
+                <w:sz w:val="18"/>
+                <w:szCs w:val="18"/>
+                <w:rtl w:val="0"/>
+              </w:rPr>
+              <w:t xml:space="preserve"> Institui a Política Nacional de Saúde na Escola.</w:t>
+            </w:r>
+          </w:p>
+          <w:p>
+            <w:pPr>
+              <w:widowControl w:val="0"/>
+              <w:spacing w:line="240" w:lineRule="auto"/>
+              <w:ind w:left="720" w:firstLine="0"/>
+              <w:jc w:val="both"/>
+              <w:rPr>
+                <w:rFonts w:ascii="Montserrat" w:cs="Montserrat" w:eastAsia="Montserrat" w:hAnsi="Montserrat"/>
+                <w:sz w:val="18"/>
+                <w:szCs w:val="18"/>
+              </w:rPr>
+            </w:pPr>
+            <w:r>
+              <w:rPr>
+                <w:rFonts w:ascii="Montserrat" w:cs="Montserrat" w:eastAsia="Montserrat" w:hAnsi="Montserrat"/>
+                <w:b w:val="1"/>
+                <w:bCs w:val="1"/>
+                <w:sz w:val="18"/>
+                <w:szCs w:val="18"/>
+                <w:rtl w:val="0"/>
+              </w:rPr>
+              <w:t xml:space="preserve">Autoria</w:t>
+            </w:r>
+            <w:r>
+              <w:rPr>
+                <w:rFonts w:ascii="Montserrat" w:cs="Montserrat" w:eastAsia="Montserrat" w:hAnsi="Montserrat"/>
+                <w:sz w:val="18"/>
+                <w:szCs w:val="18"/>
+                <w:rtl w:val="0"/>
+              </w:rPr>
+              <w:t xml:space="preserve">: Lucyana Genésio - PDT/MA</w:t>
+            </w:r>
+          </w:p>
+          <w:p>
+            <w:pPr>
+              <w:widowControl w:val="0"/>
+              <w:spacing w:line="240" w:lineRule="auto"/>
+              <w:ind w:left="720" w:firstLine="0"/>
+              <w:jc w:val="both"/>
+              <w:rPr>
+                <w:rFonts w:ascii="Montserrat" w:cs="Montserrat" w:eastAsia="Montserrat" w:hAnsi="Montserrat"/>
+                <w:sz w:val="18"/>
+                <w:szCs w:val="18"/>
+              </w:rPr>
+            </w:pPr>
+            <w:r>
+              <w:rPr>
+                <w:rFonts w:ascii="Montserrat" w:cs="Montserrat" w:eastAsia="Montserrat" w:hAnsi="Montserrat"/>
+                <w:b w:val="1"/>
+                <w:bCs w:val="1"/>
+                <w:sz w:val="18"/>
+                <w:szCs w:val="18"/>
+                <w:rtl w:val="0"/>
+              </w:rPr>
+              <w:t xml:space="preserve">Relatoria</w:t>
+            </w:r>
+            <w:r>
+              <w:rPr>
+                <w:rFonts w:ascii="Montserrat" w:cs="Montserrat" w:eastAsia="Montserrat" w:hAnsi="Montserrat"/>
+                <w:sz w:val="18"/>
+                <w:szCs w:val="18"/>
+                <w:rtl w:val="0"/>
+              </w:rPr>
+              <w:t xml:space="preserve">: Ana Paula Lima - PT/SC</w:t>
+            </w:r>
+          </w:p>
+          <w:p>
+            <w:pPr>
+              <w:widowControl w:val="0"/>
+              <w:spacing w:line="240" w:lineRule="auto"/>
+              <w:ind w:left="720" w:firstLine="0"/>
+              <w:jc w:val="both"/>
+              <w:rPr>
+                <w:rFonts w:ascii="Montserrat" w:cs="Montserrat" w:eastAsia="Montserrat" w:hAnsi="Montserrat"/>
+                <w:sz w:val="18"/>
+                <w:szCs w:val="18"/>
+              </w:rPr>
+            </w:pPr>
+            <w:r>
+              <w:rPr>
+                <w:rFonts w:ascii="Montserrat" w:cs="Montserrat" w:eastAsia="Montserrat" w:hAnsi="Montserrat"/>
+                <w:b w:val="1"/>
+                <w:bCs w:val="1"/>
+                <w:sz w:val="18"/>
+                <w:szCs w:val="18"/>
+                <w:rtl w:val="0"/>
+              </w:rPr>
+              <w:t xml:space="preserve">Parecer:</w:t>
+            </w:r>
+            <w:r>
+              <w:rPr>
+                <w:rFonts w:ascii="Montserrat" w:cs="Montserrat" w:eastAsia="Montserrat" w:hAnsi="Montserrat"/>
+                <w:sz w:val="18"/>
+                <w:szCs w:val="18"/>
+                <w:rtl w:val="0"/>
+              </w:rPr>
+              <w:t xml:space="preserve"> </w:t>
+            </w:r>
+            <w:hyperlink r:id="rId9">
+              <w:r>
+                <w:rPr>
+                  <w:rFonts w:ascii="Montserrat" w:cs="Montserrat" w:eastAsia="Montserrat" w:hAnsi="Montserrat"/>
+                  <w:color w:val="1155cc"/>
+                  <w:sz w:val="18"/>
+                  <w:szCs w:val="18"/>
+                  <w:u w:val="single"/>
+                  <w:rtl w:val="0"/>
+                </w:rPr>
+                <w:t xml:space="preserve">Pela aprovação, com substitutivo.</w:t>
+              </w:r>
+            </w:hyperlink>
+            <w:r>
+              <w:rPr>
+                <w:rtl w:val="0"/>
+              </w:rPr>
+            </w:r>
+          </w:p>
+          <w:p>
+            <w:pPr>
+              <w:widowControl w:val="0"/>
+              <w:spacing w:line="240" w:lineRule="auto"/>
+              <w:ind w:left="720" w:firstLine="0"/>
+              <w:jc w:val="both"/>
+              <w:rPr>
+                <w:rFonts w:ascii="Montserrat" w:cs="Montserrat" w:eastAsia="Montserrat" w:hAnsi="Montserrat"/>
+                <w:sz w:val="18"/>
+                <w:szCs w:val="18"/>
+              </w:rPr>
+            </w:pPr>
+            <w:r>
+              <w:rPr>
+                <w:rtl w:val="0"/>
+              </w:rPr>
+            </w:r>
+          </w:p>
+          <w:p>
+            <w:pPr>
+              <w:widowControl w:val="0"/>
+              <w:spacing w:line="240" w:lineRule="auto"/>
+              <w:ind w:left="720" w:firstLine="0"/>
+              <w:jc w:val="both"/>
+              <w:rPr>
+                <w:rFonts w:ascii="Montserrat" w:cs="Montserrat" w:eastAsia="Montserrat" w:hAnsi="Montserrat"/>
+                <w:b w:val="1"/>
+                <w:bCs w:val="1"/>
+                <w:sz w:val="18"/>
+                <w:szCs w:val="18"/>
+              </w:rPr>
+            </w:pPr>
+            <w:r>
+              <w:rPr>
+                <w:rtl w:val="0"/>
+              </w:rPr>
+            </w:r>
+          </w:p>
+          <w:p>
+            <w:pPr>
+              <w:widowControl w:val="0"/>
+              <w:spacing w:line="240" w:lineRule="auto"/>
+              <w:jc w:val="both"/>
+              <w:rPr>
+                <w:rFonts w:ascii="Montserrat" w:cs="Montserrat" w:eastAsia="Montserrat" w:hAnsi="Montserrat"/>
+                <w:b w:val="1"/>
+                <w:bCs w:val="1"/>
+                <w:sz w:val="18"/>
+                <w:szCs w:val="18"/>
+              </w:rPr>
+            </w:pPr>
+            <w:r>
+              <w:rPr>
+                <w:rFonts w:ascii="Montserrat" w:cs="Montserrat" w:eastAsia="Montserrat" w:hAnsi="Montserrat"/>
+                <w:b w:val="1"/>
+                <w:bCs w:val="1"/>
+                <w:sz w:val="18"/>
+                <w:szCs w:val="18"/>
+                <w:rtl w:val="0"/>
+              </w:rPr>
+              <w:t xml:space="preserve">Comissão de Previdência, Assistência Social, Infância, Adolescência e Família (CPASF)</w:t>
+            </w:r>
+          </w:p>
+          <w:p>
+            <w:pPr>
+              <w:widowControl w:val="0"/>
+              <w:spacing w:line="240" w:lineRule="auto"/>
+              <w:jc w:val="both"/>
+              <w:rPr>
+                <w:rFonts w:ascii="Montserrat" w:cs="Montserrat" w:eastAsia="Montserrat" w:hAnsi="Montserrat"/>
+                <w:b w:val="1"/>
+                <w:bCs w:val="1"/>
+                <w:sz w:val="18"/>
+                <w:szCs w:val="18"/>
+              </w:rPr>
+            </w:pPr>
+            <w:r>
+              <w:rPr>
+                <w:rtl w:val="0"/>
+              </w:rPr>
+            </w:r>
+          </w:p>
+          <w:p>
+            <w:pPr>
+              <w:widowControl w:val="0"/>
+              <w:spacing w:line="240" w:lineRule="auto"/>
+              <w:jc w:val="both"/>
+              <w:rPr>
+                <w:rFonts w:ascii="Montserrat" w:cs="Montserrat" w:eastAsia="Montserrat" w:hAnsi="Montserrat"/>
+                <w:b w:val="1"/>
+                <w:bCs w:val="1"/>
+                <w:sz w:val="18"/>
+                <w:szCs w:val="18"/>
+              </w:rPr>
+            </w:pPr>
+            <w:r>
+              <w:rPr>
+                <w:rFonts w:ascii="Montserrat" w:cs="Montserrat" w:eastAsia="Montserrat" w:hAnsi="Montserrat"/>
+                <w:b w:val="1"/>
+                <w:bCs w:val="1"/>
+                <w:sz w:val="18"/>
+                <w:szCs w:val="18"/>
+                <w:rtl w:val="0"/>
+              </w:rPr>
+              <w:t xml:space="preserve">Reunião Extraordinária - 14h</w:t>
+            </w:r>
+          </w:p>
+          <w:p>
+            <w:pPr>
+              <w:widowControl w:val="0"/>
+              <w:spacing w:line="240" w:lineRule="auto"/>
+              <w:jc w:val="both"/>
+              <w:rPr>
+                <w:rFonts w:ascii="Montserrat" w:cs="Montserrat" w:eastAsia="Montserrat" w:hAnsi="Montserrat"/>
+                <w:b w:val="1"/>
+                <w:bCs w:val="1"/>
+                <w:sz w:val="18"/>
+                <w:szCs w:val="18"/>
+              </w:rPr>
+            </w:pPr>
+            <w:r>
+              <w:rPr>
+                <w:rtl w:val="0"/>
+              </w:rPr>
             </w:r>
           </w:p>
           <w:p>
@@ -1889,14 +1875,175 @@
                 <w:szCs w:val="18"/>
               </w:rPr>
             </w:pPr>
-            <w:r>
-              <w:rPr>
-                <w:rFonts w:ascii="Montserrat" w:cs="Montserrat" w:eastAsia="Montserrat" w:hAnsi="Montserrat"/>
-                <w:sz w:val="18"/>
-                <w:szCs w:val="18"/>
-                <w:rtl w:val="0"/>
-              </w:rPr>
-              <w:t xml:space="preserve">Representante do Ministério da Saúde;</w:t>
+            <w:hyperlink r:id="rId10">
+              <w:r>
+                <w:rPr>
+                  <w:rFonts w:ascii="Montserrat" w:cs="Montserrat" w:eastAsia="Montserrat" w:hAnsi="Montserrat"/>
+                  <w:b w:val="1"/>
+                  <w:bCs w:val="1"/>
+                  <w:color w:val="1155cc"/>
+                  <w:sz w:val="18"/>
+                  <w:szCs w:val="18"/>
+                  <w:u w:val="single"/>
+                  <w:rtl w:val="0"/>
+                </w:rPr>
+                <w:t xml:space="preserve">PL 1699/2025: </w:t>
+              </w:r>
+            </w:hyperlink>
+            <w:r>
+              <w:rPr>
+                <w:rFonts w:ascii="Montserrat" w:cs="Montserrat" w:eastAsia="Montserrat" w:hAnsi="Montserrat"/>
+                <w:sz w:val="18"/>
+                <w:szCs w:val="18"/>
+                <w:rtl w:val="0"/>
+              </w:rPr>
+              <w:t xml:space="preserve">Acrescenta o art. 244-D ao Estatuto da Criança e do Adolescente – ECA, para tipificar como crime a promoção ou divulgação de desafios perigosos voltados a crianças e adolescentes por meio da internet.</w:t>
+            </w:r>
+          </w:p>
+          <w:p>
+            <w:pPr>
+              <w:widowControl w:val="0"/>
+              <w:spacing w:line="240" w:lineRule="auto"/>
+              <w:ind w:left="720" w:firstLine="0"/>
+              <w:jc w:val="both"/>
+              <w:rPr>
+                <w:rFonts w:ascii="Montserrat" w:cs="Montserrat" w:eastAsia="Montserrat" w:hAnsi="Montserrat"/>
+                <w:sz w:val="18"/>
+                <w:szCs w:val="18"/>
+              </w:rPr>
+            </w:pPr>
+            <w:r>
+              <w:rPr>
+                <w:rFonts w:ascii="Montserrat" w:cs="Montserrat" w:eastAsia="Montserrat" w:hAnsi="Montserrat"/>
+                <w:b w:val="1"/>
+                <w:bCs w:val="1"/>
+                <w:sz w:val="18"/>
+                <w:szCs w:val="18"/>
+                <w:rtl w:val="0"/>
+              </w:rPr>
+              <w:t xml:space="preserve">Autoria:</w:t>
+            </w:r>
+            <w:r>
+              <w:rPr>
+                <w:rFonts w:ascii="Montserrat" w:cs="Montserrat" w:eastAsia="Montserrat" w:hAnsi="Montserrat"/>
+                <w:sz w:val="18"/>
+                <w:szCs w:val="18"/>
+                <w:rtl w:val="0"/>
+              </w:rPr>
+              <w:t xml:space="preserve"> Julio Cesar Ribeiro - REPUBLICANOS/DF</w:t>
+            </w:r>
+          </w:p>
+          <w:p>
+            <w:pPr>
+              <w:widowControl w:val="0"/>
+              <w:spacing w:line="240" w:lineRule="auto"/>
+              <w:ind w:left="720" w:firstLine="0"/>
+              <w:jc w:val="both"/>
+              <w:rPr>
+                <w:rFonts w:ascii="Montserrat" w:cs="Montserrat" w:eastAsia="Montserrat" w:hAnsi="Montserrat"/>
+                <w:sz w:val="18"/>
+                <w:szCs w:val="18"/>
+              </w:rPr>
+            </w:pPr>
+            <w:r>
+              <w:rPr>
+                <w:rFonts w:ascii="Montserrat" w:cs="Montserrat" w:eastAsia="Montserrat" w:hAnsi="Montserrat"/>
+                <w:b w:val="1"/>
+                <w:bCs w:val="1"/>
+                <w:sz w:val="18"/>
+                <w:szCs w:val="18"/>
+                <w:rtl w:val="0"/>
+              </w:rPr>
+              <w:t xml:space="preserve">Relatoria:</w:t>
+            </w:r>
+            <w:r>
+              <w:rPr>
+                <w:rFonts w:ascii="Montserrat" w:cs="Montserrat" w:eastAsia="Montserrat" w:hAnsi="Montserrat"/>
+                <w:sz w:val="18"/>
+                <w:szCs w:val="18"/>
+                <w:rtl w:val="0"/>
+              </w:rPr>
+              <w:t xml:space="preserve"> Laura Carneiro - PSD/RJ</w:t>
+            </w:r>
+          </w:p>
+          <w:p>
+            <w:pPr>
+              <w:widowControl w:val="0"/>
+              <w:spacing w:line="240" w:lineRule="auto"/>
+              <w:ind w:left="720" w:firstLine="0"/>
+              <w:jc w:val="both"/>
+              <w:rPr>
+                <w:rFonts w:ascii="Montserrat" w:cs="Montserrat" w:eastAsia="Montserrat" w:hAnsi="Montserrat"/>
+                <w:sz w:val="18"/>
+                <w:szCs w:val="18"/>
+              </w:rPr>
+            </w:pPr>
+            <w:r>
+              <w:rPr>
+                <w:rFonts w:ascii="Montserrat" w:cs="Montserrat" w:eastAsia="Montserrat" w:hAnsi="Montserrat"/>
+                <w:b w:val="1"/>
+                <w:bCs w:val="1"/>
+                <w:sz w:val="18"/>
+                <w:szCs w:val="18"/>
+                <w:rtl w:val="0"/>
+              </w:rPr>
+              <w:t xml:space="preserve">Parecer: </w:t>
+            </w:r>
+            <w:hyperlink r:id="rId11">
+              <w:r>
+                <w:rPr>
+                  <w:rFonts w:ascii="Montserrat" w:cs="Montserrat" w:eastAsia="Montserrat" w:hAnsi="Montserrat"/>
+                  <w:color w:val="1155cc"/>
+                  <w:sz w:val="18"/>
+                  <w:szCs w:val="18"/>
+                  <w:u w:val="single"/>
+                  <w:rtl w:val="0"/>
+                </w:rPr>
+                <w:t xml:space="preserve">Pela aprovação.</w:t>
+              </w:r>
+            </w:hyperlink>
+            <w:r>
+              <w:rPr>
+                <w:rtl w:val="0"/>
+              </w:rPr>
+            </w:r>
+          </w:p>
+          <w:p>
+            <w:pPr>
+              <w:widowControl w:val="0"/>
+              <w:spacing w:line="240" w:lineRule="auto"/>
+              <w:ind w:left="720" w:firstLine="0"/>
+              <w:jc w:val="both"/>
+              <w:rPr>
+                <w:rFonts w:ascii="Montserrat" w:cs="Montserrat" w:eastAsia="Montserrat" w:hAnsi="Montserrat"/>
+                <w:b w:val="1"/>
+                <w:bCs w:val="1"/>
+                <w:sz w:val="18"/>
+                <w:szCs w:val="18"/>
+              </w:rPr>
+            </w:pPr>
+            <w:r>
+              <w:rPr>
+                <w:rtl w:val="0"/>
+              </w:rPr>
+            </w:r>
+          </w:p>
+          <w:p>
+            <w:pPr>
+              <w:widowControl w:val="0"/>
+              <w:spacing w:line="240" w:lineRule="auto"/>
+              <w:ind w:left="720" w:firstLine="0"/>
+              <w:jc w:val="both"/>
+              <w:rPr>
+                <w:rFonts w:ascii="Montserrat" w:cs="Montserrat" w:eastAsia="Montserrat" w:hAnsi="Montserrat"/>
+                <w:sz w:val="18"/>
+                <w:szCs w:val="18"/>
+              </w:rPr>
+            </w:pPr>
+            <w:r>
+              <w:rPr>
+                <w:rtl w:val="0"/>
+              </w:rPr>
             </w:r>
           </w:p>
           <w:p>
@@ -1904,7 +2051,7 @@
               <w:widowControl w:val="0"/>
               <w:numPr>
                 <w:ilvl w:val="0"/>
-                <w:numId w:val="2"/>
+                <w:numId w:val="4"/>
               </w:numPr>
               <w:spacing w:line="240" w:lineRule="auto"/>
               <w:ind w:left="720" w:hanging="360"/>
@@ -1915,197 +2062,197 @@
                 <w:szCs w:val="18"/>
               </w:rPr>
             </w:pPr>
-            <w:r>
-              <w:rPr>
-                <w:rFonts w:ascii="Montserrat" w:cs="Montserrat" w:eastAsia="Montserrat" w:hAnsi="Montserrat"/>
-                <w:sz w:val="18"/>
-                <w:szCs w:val="18"/>
-                <w:rtl w:val="0"/>
-              </w:rPr>
-              <w:t xml:space="preserve">Representante do Ministério da Fazenda;</w:t>
-            </w:r>
-          </w:p>
-          <w:p>
-            <w:pPr>
-              <w:widowControl w:val="0"/>
-              <w:numPr>
-                <w:ilvl w:val="0"/>
-                <w:numId w:val="2"/>
-              </w:numPr>
-              <w:spacing w:line="240" w:lineRule="auto"/>
-              <w:ind w:left="720" w:hanging="360"/>
-              <w:jc w:val="both"/>
-              <w:rPr>
-                <w:rFonts w:ascii="Montserrat" w:cs="Montserrat" w:eastAsia="Montserrat" w:hAnsi="Montserrat"/>
-                <w:sz w:val="18"/>
-                <w:szCs w:val="18"/>
-              </w:rPr>
-            </w:pPr>
-            <w:r>
-              <w:rPr>
-                <w:rFonts w:ascii="Montserrat" w:cs="Montserrat" w:eastAsia="Montserrat" w:hAnsi="Montserrat"/>
-                <w:sz w:val="18"/>
-                <w:szCs w:val="18"/>
-                <w:rtl w:val="0"/>
-              </w:rPr>
-              <w:t xml:space="preserve">Leleco Pimentel, Deputado Estadual pela Assembleia Legislativa de Minas Gerais;</w:t>
-            </w:r>
-          </w:p>
-          <w:p>
-            <w:pPr>
-              <w:widowControl w:val="0"/>
-              <w:numPr>
-                <w:ilvl w:val="0"/>
-                <w:numId w:val="2"/>
-              </w:numPr>
-              <w:spacing w:line="240" w:lineRule="auto"/>
-              <w:ind w:left="720" w:hanging="360"/>
-              <w:jc w:val="both"/>
-              <w:rPr>
-                <w:rFonts w:ascii="Montserrat" w:cs="Montserrat" w:eastAsia="Montserrat" w:hAnsi="Montserrat"/>
-                <w:sz w:val="18"/>
-                <w:szCs w:val="18"/>
-              </w:rPr>
-            </w:pPr>
-            <w:r>
-              <w:rPr>
-                <w:rFonts w:ascii="Montserrat" w:cs="Montserrat" w:eastAsia="Montserrat" w:hAnsi="Montserrat"/>
-                <w:sz w:val="18"/>
-                <w:szCs w:val="18"/>
-                <w:rtl w:val="0"/>
-              </w:rPr>
-              <w:t xml:space="preserve">Senhor Jose Graziano da Silva ¡V Instituto Fome Zero;</w:t>
-            </w:r>
-          </w:p>
-          <w:p>
-            <w:pPr>
-              <w:widowControl w:val="0"/>
-              <w:numPr>
-                <w:ilvl w:val="0"/>
-                <w:numId w:val="2"/>
-              </w:numPr>
-              <w:spacing w:line="240" w:lineRule="auto"/>
-              <w:ind w:left="720" w:hanging="360"/>
-              <w:jc w:val="both"/>
-              <w:rPr>
-                <w:rFonts w:ascii="Montserrat" w:cs="Montserrat" w:eastAsia="Montserrat" w:hAnsi="Montserrat"/>
-                <w:sz w:val="18"/>
-                <w:szCs w:val="18"/>
-              </w:rPr>
-            </w:pPr>
-            <w:r>
-              <w:rPr>
-                <w:rFonts w:ascii="Montserrat" w:cs="Montserrat" w:eastAsia="Montserrat" w:hAnsi="Montserrat"/>
-                <w:sz w:val="18"/>
-                <w:szCs w:val="18"/>
-                <w:rtl w:val="0"/>
-              </w:rPr>
-              <w:t xml:space="preserve">Representante do Instituto Brasileiro de Defesa do Consumidor (IDEC);</w:t>
-            </w:r>
-          </w:p>
-          <w:p>
-            <w:pPr>
-              <w:widowControl w:val="0"/>
-              <w:numPr>
-                <w:ilvl w:val="0"/>
-                <w:numId w:val="2"/>
-              </w:numPr>
-              <w:spacing w:line="240" w:lineRule="auto"/>
-              <w:ind w:left="720" w:hanging="360"/>
-              <w:jc w:val="both"/>
-              <w:rPr>
-                <w:rFonts w:ascii="Montserrat" w:cs="Montserrat" w:eastAsia="Montserrat" w:hAnsi="Montserrat"/>
-                <w:sz w:val="18"/>
-                <w:szCs w:val="18"/>
-              </w:rPr>
-            </w:pPr>
-            <w:r>
-              <w:rPr>
-                <w:rFonts w:ascii="Montserrat" w:cs="Montserrat" w:eastAsia="Montserrat" w:hAnsi="Montserrat"/>
-                <w:sz w:val="18"/>
-                <w:szCs w:val="18"/>
-                <w:rtl w:val="0"/>
-              </w:rPr>
-              <w:t xml:space="preserve">Representante da ACT Promocao da Saude;</w:t>
-            </w:r>
-          </w:p>
-          <w:p>
-            <w:pPr>
-              <w:widowControl w:val="0"/>
-              <w:numPr>
-                <w:ilvl w:val="0"/>
-                <w:numId w:val="2"/>
-              </w:numPr>
-              <w:spacing w:line="240" w:lineRule="auto"/>
-              <w:ind w:left="720" w:hanging="360"/>
-              <w:jc w:val="both"/>
-              <w:rPr>
-                <w:rFonts w:ascii="Montserrat" w:cs="Montserrat" w:eastAsia="Montserrat" w:hAnsi="Montserrat"/>
-                <w:sz w:val="18"/>
-                <w:szCs w:val="18"/>
-              </w:rPr>
-            </w:pPr>
-            <w:r>
-              <w:rPr>
-                <w:rFonts w:ascii="Montserrat" w:cs="Montserrat" w:eastAsia="Montserrat" w:hAnsi="Montserrat"/>
-                <w:sz w:val="18"/>
-                <w:szCs w:val="18"/>
-                <w:rtl w:val="0"/>
-              </w:rPr>
-              <w:t xml:space="preserve">Representante do Conselho Nacional de Seguranca Alimentar e Nutricional (CONSEA);</w:t>
-            </w:r>
-          </w:p>
-          <w:p>
-            <w:pPr>
-              <w:widowControl w:val="0"/>
-              <w:numPr>
-                <w:ilvl w:val="0"/>
-                <w:numId w:val="2"/>
-              </w:numPr>
-              <w:spacing w:line="240" w:lineRule="auto"/>
-              <w:ind w:left="720" w:hanging="360"/>
-              <w:jc w:val="both"/>
-              <w:rPr>
-                <w:rFonts w:ascii="Montserrat" w:cs="Montserrat" w:eastAsia="Montserrat" w:hAnsi="Montserrat"/>
-                <w:sz w:val="18"/>
-                <w:szCs w:val="18"/>
-              </w:rPr>
-            </w:pPr>
-            <w:r>
-              <w:rPr>
-                <w:rFonts w:ascii="Montserrat" w:cs="Montserrat" w:eastAsia="Montserrat" w:hAnsi="Montserrat"/>
-                <w:sz w:val="18"/>
-                <w:szCs w:val="18"/>
-                <w:rtl w:val="0"/>
-              </w:rPr>
-              <w:t xml:space="preserve">Representante do Conselho Federal de Nutricionistas.</w:t>
-            </w:r>
-          </w:p>
-          <w:p>
-            <w:pPr>
-              <w:widowControl w:val="0"/>
-              <w:spacing w:line="240" w:lineRule="auto"/>
-              <w:jc w:val="both"/>
-              <w:rPr>
-                <w:rFonts w:ascii="Montserrat" w:cs="Montserrat" w:eastAsia="Montserrat" w:hAnsi="Montserrat"/>
-                <w:b w:val="1"/>
-                <w:bCs w:val="1"/>
-                <w:color w:val="962e4d"/>
-                <w:sz w:val="24"/>
-                <w:szCs w:val="24"/>
-              </w:rPr>
-            </w:pPr>
-            <w:r>
-              <w:rPr>
-                <w:rtl w:val="0"/>
-              </w:rPr>
-            </w:r>
-          </w:p>
-          <w:p>
-            <w:pPr>
-              <w:widowControl w:val="0"/>
-              <w:spacing w:line="240" w:lineRule="auto"/>
-              <w:jc w:val="both"/>
+            <w:hyperlink r:id="rId12">
+              <w:r>
+                <w:rPr>
+                  <w:rFonts w:ascii="Montserrat" w:cs="Montserrat" w:eastAsia="Montserrat" w:hAnsi="Montserrat"/>
+                  <w:b w:val="1"/>
+                  <w:bCs w:val="1"/>
+                  <w:color w:val="1155cc"/>
+                  <w:sz w:val="18"/>
+                  <w:szCs w:val="18"/>
+                  <w:u w:val="single"/>
+                  <w:rtl w:val="0"/>
+                </w:rPr>
+                <w:t xml:space="preserve">PL 3147/2025</w:t>
+              </w:r>
+            </w:hyperlink>
+            <w:r>
+              <w:rPr>
+                <w:rFonts w:ascii="Montserrat" w:cs="Montserrat" w:eastAsia="Montserrat" w:hAnsi="Montserrat"/>
+                <w:sz w:val="18"/>
+                <w:szCs w:val="18"/>
+                <w:rtl w:val="0"/>
+              </w:rPr>
+              <w:t xml:space="preserve">: Altera a Lei no 8.069, de 13 de julho de 1990 (Estatuto da Criança e do Adolescente), para proibir a criação ou disponibilização de conteúdos pornográficos que simulem relações com menores de idade.</w:t>
+            </w:r>
+          </w:p>
+          <w:p>
+            <w:pPr>
+              <w:widowControl w:val="0"/>
+              <w:spacing w:line="240" w:lineRule="auto"/>
+              <w:ind w:left="720" w:firstLine="0"/>
+              <w:jc w:val="both"/>
+              <w:rPr>
+                <w:rFonts w:ascii="Montserrat" w:cs="Montserrat" w:eastAsia="Montserrat" w:hAnsi="Montserrat"/>
+                <w:sz w:val="18"/>
+                <w:szCs w:val="18"/>
+              </w:rPr>
+            </w:pPr>
+            <w:r>
+              <w:rPr>
+                <w:rFonts w:ascii="Montserrat" w:cs="Montserrat" w:eastAsia="Montserrat" w:hAnsi="Montserrat"/>
+                <w:b w:val="1"/>
+                <w:bCs w:val="1"/>
+                <w:sz w:val="18"/>
+                <w:szCs w:val="18"/>
+                <w:rtl w:val="0"/>
+              </w:rPr>
+              <w:t xml:space="preserve">Autoria</w:t>
+            </w:r>
+            <w:r>
+              <w:rPr>
+                <w:rFonts w:ascii="Montserrat" w:cs="Montserrat" w:eastAsia="Montserrat" w:hAnsi="Montserrat"/>
+                <w:sz w:val="18"/>
+                <w:szCs w:val="18"/>
+                <w:rtl w:val="0"/>
+              </w:rPr>
+              <w:t xml:space="preserve">: Camila Jara - PT/MS</w:t>
+            </w:r>
+          </w:p>
+          <w:p>
+            <w:pPr>
+              <w:widowControl w:val="0"/>
+              <w:spacing w:line="240" w:lineRule="auto"/>
+              <w:ind w:left="720" w:firstLine="0"/>
+              <w:jc w:val="both"/>
+              <w:rPr>
+                <w:rFonts w:ascii="Montserrat" w:cs="Montserrat" w:eastAsia="Montserrat" w:hAnsi="Montserrat"/>
+                <w:sz w:val="18"/>
+                <w:szCs w:val="18"/>
+              </w:rPr>
+            </w:pPr>
+            <w:r>
+              <w:rPr>
+                <w:rFonts w:ascii="Montserrat" w:cs="Montserrat" w:eastAsia="Montserrat" w:hAnsi="Montserrat"/>
+                <w:b w:val="1"/>
+                <w:bCs w:val="1"/>
+                <w:sz w:val="18"/>
+                <w:szCs w:val="18"/>
+                <w:rtl w:val="0"/>
+              </w:rPr>
+              <w:t xml:space="preserve">Relatoria</w:t>
+            </w:r>
+            <w:r>
+              <w:rPr>
+                <w:rFonts w:ascii="Montserrat" w:cs="Montserrat" w:eastAsia="Montserrat" w:hAnsi="Montserrat"/>
+                <w:sz w:val="18"/>
+                <w:szCs w:val="18"/>
+                <w:rtl w:val="0"/>
+              </w:rPr>
+              <w:t xml:space="preserve">: Rogéria Santos - REPUBLICANOS/BA</w:t>
+            </w:r>
+          </w:p>
+          <w:p>
+            <w:pPr>
+              <w:widowControl w:val="0"/>
+              <w:spacing w:line="240" w:lineRule="auto"/>
+              <w:ind w:left="720" w:firstLine="0"/>
+              <w:jc w:val="both"/>
+              <w:rPr>
+                <w:rFonts w:ascii="Montserrat" w:cs="Montserrat" w:eastAsia="Montserrat" w:hAnsi="Montserrat"/>
+                <w:sz w:val="18"/>
+                <w:szCs w:val="18"/>
+              </w:rPr>
+            </w:pPr>
+            <w:r>
+              <w:rPr>
+                <w:rFonts w:ascii="Montserrat" w:cs="Montserrat" w:eastAsia="Montserrat" w:hAnsi="Montserrat"/>
+                <w:b w:val="1"/>
+                <w:bCs w:val="1"/>
+                <w:sz w:val="18"/>
+                <w:szCs w:val="18"/>
+                <w:rtl w:val="0"/>
+              </w:rPr>
+              <w:t xml:space="preserve">Parecer:</w:t>
+            </w:r>
+            <w:r>
+              <w:rPr>
+                <w:rFonts w:ascii="Montserrat" w:cs="Montserrat" w:eastAsia="Montserrat" w:hAnsi="Montserrat"/>
+                <w:sz w:val="18"/>
+                <w:szCs w:val="18"/>
+                <w:rtl w:val="0"/>
+              </w:rPr>
+              <w:t xml:space="preserve"> </w:t>
+            </w:r>
+            <w:hyperlink r:id="rId13">
+              <w:r>
+                <w:rPr>
+                  <w:rFonts w:ascii="Montserrat" w:cs="Montserrat" w:eastAsia="Montserrat" w:hAnsi="Montserrat"/>
+                  <w:color w:val="1155cc"/>
+                  <w:sz w:val="18"/>
+                  <w:szCs w:val="18"/>
+                  <w:u w:val="single"/>
+                  <w:rtl w:val="0"/>
+                </w:rPr>
+                <w:t xml:space="preserve">Pela aprovação, com duas emendas.</w:t>
+              </w:r>
+            </w:hyperlink>
+            <w:r>
+              <w:rPr>
+                <w:rtl w:val="0"/>
+              </w:rPr>
+            </w:r>
+          </w:p>
+          <w:p>
+            <w:pPr>
+              <w:widowControl w:val="0"/>
+              <w:spacing w:line="240" w:lineRule="auto"/>
+              <w:ind w:left="720" w:firstLine="0"/>
+              <w:jc w:val="both"/>
+              <w:rPr>
+                <w:rFonts w:ascii="Montserrat" w:cs="Montserrat" w:eastAsia="Montserrat" w:hAnsi="Montserrat"/>
+                <w:b w:val="1"/>
+                <w:bCs w:val="1"/>
+                <w:sz w:val="18"/>
+                <w:szCs w:val="18"/>
+              </w:rPr>
+            </w:pPr>
+            <w:r>
+              <w:rPr>
+                <w:rtl w:val="0"/>
+              </w:rPr>
+            </w:r>
+          </w:p>
+          <w:p>
+            <w:pPr>
+              <w:widowControl w:val="0"/>
+              <w:spacing w:line="240" w:lineRule="auto"/>
+              <w:jc w:val="both"/>
+              <w:rPr>
+                <w:rFonts w:ascii="Montserrat" w:cs="Montserrat" w:eastAsia="Montserrat" w:hAnsi="Montserrat"/>
+                <w:sz w:val="18"/>
+                <w:szCs w:val="18"/>
+              </w:rPr>
+            </w:pPr>
+            <w:r>
+              <w:rPr>
+                <w:rtl w:val="0"/>
+              </w:rPr>
+            </w:r>
+          </w:p>
+          <w:p>
+            <w:pPr>
+              <w:widowControl w:val="0"/>
+              <w:spacing w:line="240" w:lineRule="auto"/>
+              <w:jc w:val="both"/>
+              <w:rPr>
+                <w:rFonts w:ascii="Montserrat" w:cs="Montserrat" w:eastAsia="Montserrat" w:hAnsi="Montserrat"/>
+                <w:sz w:val="18"/>
+                <w:szCs w:val="18"/>
+              </w:rPr>
+            </w:pPr>
+            <w:r>
               <w:rPr>
                 <w:rFonts w:ascii="Montserrat" w:cs="Montserrat" w:eastAsia="Montserrat" w:hAnsi="Montserrat"/>
                 <w:b w:val="1"/>
@@ -2113,6 +2260,341 @@
                 <w:color w:val="962e4d"/>
                 <w:sz w:val="20"/>
                 <w:szCs w:val="20"/>
+                <w:rtl w:val="0"/>
+              </w:rPr>
+              <w:t xml:space="preserve">Senado Federal</w:t>
+            </w:r>
+            <w:r>
+              <w:rPr>
+                <w:rtl w:val="0"/>
+              </w:rPr>
+            </w:r>
+          </w:p>
+          <w:p>
+            <w:pPr>
+              <w:widowControl w:val="0"/>
+              <w:spacing w:line="240" w:lineRule="auto"/>
+              <w:jc w:val="both"/>
+              <w:rPr>
+                <w:rFonts w:ascii="Montserrat" w:cs="Montserrat" w:eastAsia="Montserrat" w:hAnsi="Montserrat"/>
+                <w:b w:val="1"/>
+                <w:bCs w:val="1"/>
+                <w:color w:val="b84349"/>
+                <w:sz w:val="18"/>
+                <w:szCs w:val="18"/>
+              </w:rPr>
+            </w:pPr>
+            <w:r>
+              <w:rPr>
+                <w:rtl w:val="0"/>
+              </w:rPr>
+            </w:r>
+          </w:p>
+          <w:p>
+            <w:pPr>
+              <w:widowControl w:val="0"/>
+              <w:spacing w:line="240" w:lineRule="auto"/>
+              <w:jc w:val="both"/>
+              <w:rPr>
+                <w:rFonts w:ascii="Montserrat" w:cs="Montserrat" w:eastAsia="Montserrat" w:hAnsi="Montserrat"/>
+                <w:b w:val="1"/>
+                <w:bCs w:val="1"/>
+                <w:sz w:val="18"/>
+                <w:szCs w:val="18"/>
+              </w:rPr>
+            </w:pPr>
+            <w:r>
+              <w:rPr>
+                <w:rFonts w:ascii="Montserrat" w:cs="Montserrat" w:eastAsia="Montserrat" w:hAnsi="Montserrat"/>
+                <w:b w:val="1"/>
+                <w:bCs w:val="1"/>
+                <w:sz w:val="18"/>
+                <w:szCs w:val="18"/>
+                <w:rtl w:val="0"/>
+              </w:rPr>
+              <w:t xml:space="preserve">Comissão de Assuntos Sociais (CAS)</w:t>
+            </w:r>
+          </w:p>
+          <w:p>
+            <w:pPr>
+              <w:widowControl w:val="0"/>
+              <w:spacing w:line="240" w:lineRule="auto"/>
+              <w:jc w:val="both"/>
+              <w:rPr>
+                <w:rFonts w:ascii="Montserrat" w:cs="Montserrat" w:eastAsia="Montserrat" w:hAnsi="Montserrat"/>
+                <w:b w:val="1"/>
+                <w:bCs w:val="1"/>
+                <w:sz w:val="18"/>
+                <w:szCs w:val="18"/>
+              </w:rPr>
+            </w:pPr>
+            <w:r>
+              <w:rPr>
+                <w:rtl w:val="0"/>
+              </w:rPr>
+            </w:r>
+          </w:p>
+          <w:p>
+            <w:pPr>
+              <w:widowControl w:val="0"/>
+              <w:spacing w:line="240" w:lineRule="auto"/>
+              <w:jc w:val="both"/>
+              <w:rPr>
+                <w:rFonts w:ascii="Montserrat" w:cs="Montserrat" w:eastAsia="Montserrat" w:hAnsi="Montserrat"/>
+                <w:b w:val="1"/>
+                <w:bCs w:val="1"/>
+                <w:sz w:val="18"/>
+                <w:szCs w:val="18"/>
+              </w:rPr>
+            </w:pPr>
+            <w:r>
+              <w:rPr>
+                <w:rFonts w:ascii="Montserrat" w:cs="Montserrat" w:eastAsia="Montserrat" w:hAnsi="Montserrat"/>
+                <w:b w:val="1"/>
+                <w:bCs w:val="1"/>
+                <w:sz w:val="18"/>
+                <w:szCs w:val="18"/>
+                <w:rtl w:val="0"/>
+              </w:rPr>
+              <w:t xml:space="preserve">Reunião Extraordinária - 9h</w:t>
+            </w:r>
+          </w:p>
+          <w:p>
+            <w:pPr>
+              <w:widowControl w:val="0"/>
+              <w:spacing w:line="240" w:lineRule="auto"/>
+              <w:jc w:val="both"/>
+              <w:rPr>
+                <w:rFonts w:ascii="Montserrat" w:cs="Montserrat" w:eastAsia="Montserrat" w:hAnsi="Montserrat"/>
+                <w:sz w:val="18"/>
+                <w:szCs w:val="18"/>
+              </w:rPr>
+            </w:pPr>
+            <w:r>
+              <w:rPr>
+                <w:rtl w:val="0"/>
+              </w:rPr>
+            </w:r>
+          </w:p>
+          <w:p>
+            <w:pPr>
+              <w:widowControl w:val="0"/>
+              <w:numPr>
+                <w:ilvl w:val="0"/>
+                <w:numId w:val="3"/>
+              </w:numPr>
+              <w:spacing w:line="240" w:lineRule="auto"/>
+              <w:ind w:left="720" w:hanging="360"/>
+              <w:jc w:val="both"/>
+              <w:rPr>
+                <w:rFonts w:ascii="Montserrat" w:cs="Montserrat" w:eastAsia="Montserrat" w:hAnsi="Montserrat"/>
+                <w:sz w:val="18"/>
+                <w:szCs w:val="18"/>
+              </w:rPr>
+            </w:pPr>
+            <w:hyperlink r:id="rId14">
+              <w:r>
+                <w:rPr>
+                  <w:rFonts w:ascii="Montserrat" w:cs="Montserrat" w:eastAsia="Montserrat" w:hAnsi="Montserrat"/>
+                  <w:b w:val="1"/>
+                  <w:bCs w:val="1"/>
+                  <w:color w:val="1155cc"/>
+                  <w:sz w:val="18"/>
+                  <w:szCs w:val="18"/>
+                  <w:u w:val="single"/>
+                  <w:rtl w:val="0"/>
+                </w:rPr>
+                <w:t xml:space="preserve">PL 1881/2022:</w:t>
+              </w:r>
+            </w:hyperlink>
+            <w:r>
+              <w:rPr>
+                <w:rFonts w:ascii="Montserrat" w:cs="Montserrat" w:eastAsia="Montserrat" w:hAnsi="Montserrat"/>
+                <w:sz w:val="18"/>
+                <w:szCs w:val="18"/>
+                <w:rtl w:val="0"/>
+              </w:rPr>
+              <w:t xml:space="preserve"> Altera o art. 14 da Lei n° 8.069, de 13 de julho de 1990, que dispõe sobre o Estatuto da Criança e do Adolescente, para determinar a realização de pesquisas em saúde junto à população infantil.</w:t>
+            </w:r>
+          </w:p>
+          <w:p>
+            <w:pPr>
+              <w:widowControl w:val="0"/>
+              <w:spacing w:line="240" w:lineRule="auto"/>
+              <w:ind w:left="720" w:firstLine="0"/>
+              <w:jc w:val="both"/>
+              <w:rPr>
+                <w:rFonts w:ascii="Montserrat" w:cs="Montserrat" w:eastAsia="Montserrat" w:hAnsi="Montserrat"/>
+                <w:sz w:val="18"/>
+                <w:szCs w:val="18"/>
+              </w:rPr>
+            </w:pPr>
+            <w:r>
+              <w:rPr>
+                <w:rFonts w:ascii="Montserrat" w:cs="Montserrat" w:eastAsia="Montserrat" w:hAnsi="Montserrat"/>
+                <w:b w:val="1"/>
+                <w:bCs w:val="1"/>
+                <w:sz w:val="18"/>
+                <w:szCs w:val="18"/>
+                <w:rtl w:val="0"/>
+              </w:rPr>
+              <w:t xml:space="preserve">Autoria</w:t>
+            </w:r>
+            <w:r>
+              <w:rPr>
+                <w:rFonts w:ascii="Montserrat" w:cs="Montserrat" w:eastAsia="Montserrat" w:hAnsi="Montserrat"/>
+                <w:sz w:val="18"/>
+                <w:szCs w:val="18"/>
+                <w:rtl w:val="0"/>
+              </w:rPr>
+              <w:t xml:space="preserve">: Jorge Kajuru - PODEMOS/GO</w:t>
+            </w:r>
+          </w:p>
+          <w:p>
+            <w:pPr>
+              <w:widowControl w:val="0"/>
+              <w:spacing w:line="240" w:lineRule="auto"/>
+              <w:ind w:left="720" w:firstLine="0"/>
+              <w:jc w:val="both"/>
+              <w:rPr>
+                <w:rFonts w:ascii="Montserrat" w:cs="Montserrat" w:eastAsia="Montserrat" w:hAnsi="Montserrat"/>
+                <w:sz w:val="18"/>
+                <w:szCs w:val="18"/>
+              </w:rPr>
+            </w:pPr>
+            <w:r>
+              <w:rPr>
+                <w:rFonts w:ascii="Montserrat" w:cs="Montserrat" w:eastAsia="Montserrat" w:hAnsi="Montserrat"/>
+                <w:b w:val="1"/>
+                <w:bCs w:val="1"/>
+                <w:sz w:val="18"/>
+                <w:szCs w:val="18"/>
+                <w:rtl w:val="0"/>
+              </w:rPr>
+              <w:t xml:space="preserve">Relatoria: </w:t>
+            </w:r>
+            <w:r>
+              <w:rPr>
+                <w:rFonts w:ascii="Montserrat" w:cs="Montserrat" w:eastAsia="Montserrat" w:hAnsi="Montserrat"/>
+                <w:sz w:val="18"/>
+                <w:szCs w:val="18"/>
+                <w:rtl w:val="0"/>
+              </w:rPr>
+              <w:t xml:space="preserve">Ana Paula Lobato - PDT/MA</w:t>
+            </w:r>
+          </w:p>
+          <w:p>
+            <w:pPr>
+              <w:widowControl w:val="0"/>
+              <w:spacing w:line="240" w:lineRule="auto"/>
+              <w:ind w:left="720" w:firstLine="0"/>
+              <w:jc w:val="both"/>
+              <w:rPr>
+                <w:rFonts w:ascii="Montserrat" w:cs="Montserrat" w:eastAsia="Montserrat" w:hAnsi="Montserrat"/>
+                <w:sz w:val="18"/>
+                <w:szCs w:val="18"/>
+              </w:rPr>
+            </w:pPr>
+            <w:r>
+              <w:rPr>
+                <w:rFonts w:ascii="Montserrat" w:cs="Montserrat" w:eastAsia="Montserrat" w:hAnsi="Montserrat"/>
+                <w:b w:val="1"/>
+                <w:bCs w:val="1"/>
+                <w:sz w:val="18"/>
+                <w:szCs w:val="18"/>
+                <w:rtl w:val="0"/>
+              </w:rPr>
+              <w:t xml:space="preserve">Parecer:</w:t>
+            </w:r>
+            <w:r>
+              <w:rPr>
+                <w:rFonts w:ascii="Montserrat" w:cs="Montserrat" w:eastAsia="Montserrat" w:hAnsi="Montserrat"/>
+                <w:sz w:val="18"/>
+                <w:szCs w:val="18"/>
+                <w:rtl w:val="0"/>
+              </w:rPr>
+              <w:t xml:space="preserve"> </w:t>
+            </w:r>
+            <w:hyperlink r:id="rId15">
+              <w:r>
+                <w:rPr>
+                  <w:rFonts w:ascii="Montserrat" w:cs="Montserrat" w:eastAsia="Montserrat" w:hAnsi="Montserrat"/>
+                  <w:color w:val="1155cc"/>
+                  <w:sz w:val="18"/>
+                  <w:szCs w:val="18"/>
+                  <w:u w:val="single"/>
+                  <w:rtl w:val="0"/>
+                </w:rPr>
+                <w:t xml:space="preserve">Pela aprovação do Projeto, da Emenda nº 1-CDH e de uma emenda que apresenta.</w:t>
+              </w:r>
+            </w:hyperlink>
+            <w:r>
+              <w:rPr>
+                <w:rtl w:val="0"/>
+              </w:rPr>
+            </w:r>
+          </w:p>
+          <w:p>
+            <w:pPr>
+              <w:widowControl w:val="0"/>
+              <w:spacing w:line="240" w:lineRule="auto"/>
+              <w:ind w:left="720" w:firstLine="0"/>
+              <w:jc w:val="both"/>
+              <w:rPr>
+                <w:rFonts w:ascii="Montserrat" w:cs="Montserrat" w:eastAsia="Montserrat" w:hAnsi="Montserrat"/>
+                <w:sz w:val="18"/>
+                <w:szCs w:val="18"/>
+              </w:rPr>
+            </w:pPr>
+            <w:r>
+              <w:rPr>
+                <w:rtl w:val="0"/>
+              </w:rPr>
+            </w:r>
+          </w:p>
+          <w:p>
+            <w:pPr>
+              <w:widowControl w:val="0"/>
+              <w:spacing w:line="240" w:lineRule="auto"/>
+              <w:jc w:val="both"/>
+              <w:rPr>
+                <w:rFonts w:ascii="Montserrat" w:cs="Montserrat" w:eastAsia="Montserrat" w:hAnsi="Montserrat"/>
+                <w:sz w:val="18"/>
+                <w:szCs w:val="18"/>
+              </w:rPr>
+            </w:pPr>
+            <w:r>
+              <w:rPr>
+                <w:rtl w:val="0"/>
+              </w:rPr>
+            </w:r>
+          </w:p>
+          <w:p>
+            <w:pPr>
+              <w:widowControl w:val="0"/>
+              <w:spacing w:line="240" w:lineRule="auto"/>
+              <w:jc w:val="both"/>
+              <w:rPr>
+                <w:rFonts w:ascii="Montserrat" w:cs="Montserrat" w:eastAsia="Montserrat" w:hAnsi="Montserrat"/>
+                <w:sz w:val="18"/>
+                <w:szCs w:val="18"/>
+              </w:rPr>
+            </w:pPr>
+            <w:r>
+              <w:rPr>
+                <w:rtl w:val="0"/>
+              </w:rPr>
+            </w:r>
+          </w:p>
+          <w:p>
+            <w:pPr>
+              <w:widowControl w:val="0"/>
+              <w:spacing w:line="240" w:lineRule="auto"/>
+              <w:jc w:val="both"/>
+              <w:rPr>
+                <w:rFonts w:ascii="Montserrat" w:cs="Montserrat" w:eastAsia="Montserrat" w:hAnsi="Montserrat"/>
+                <w:sz w:val="16"/>
+                <w:szCs w:val="16"/>
               </w:rPr>
             </w:pPr>
             <w:r>
@@ -2125,7 +2607,12 @@
                 <w:szCs w:val="20"/>
                 <w:rtl w:val="0"/>
               </w:rPr>
-              <w:t xml:space="preserve">Senado Federal</w:t>
+              <w:t xml:space="preserve">Poder Executivo</w:t>
+            </w:r>
+            <w:r>
+              <w:rPr>
+                <w:rtl w:val="0"/>
+              </w:rPr>
             </w:r>
           </w:p>
           <w:p>
@@ -2138,153 +2625,135 @@
                 <w:b w:val="1"/>
                 <w:bCs w:val="1"/>
                 <w:color w:val="962e4d"/>
-                <w:sz w:val="20"/>
-                <w:szCs w:val="20"/>
-              </w:rPr>
-            </w:pPr>
-            <w:r>
-              <w:rPr>
-                <w:rtl w:val="0"/>
-              </w:rPr>
-            </w:r>
-          </w:p>
-          <w:p>
-            <w:pPr>
-              <w:widowControl w:val="0"/>
-              <w:spacing w:line="240" w:lineRule="auto"/>
-              <w:jc w:val="both"/>
-              <w:rPr>
-                <w:rFonts w:ascii="Montserrat" w:cs="Montserrat" w:eastAsia="Montserrat" w:hAnsi="Montserrat"/>
-                <w:b w:val="1"/>
-                <w:bCs w:val="1"/>
-                <w:color w:val="962e4d"/>
-                <w:sz w:val="20"/>
-                <w:szCs w:val="20"/>
-              </w:rPr>
-            </w:pPr>
-            <w:r>
-              <w:rPr>
-                <w:rFonts w:ascii="Montserrat" w:cs="Montserrat" w:eastAsia="Montserrat" w:hAnsi="Montserrat"/>
-                <w:sz w:val="18"/>
-                <w:szCs w:val="18"/>
-                <w:rtl w:val="0"/>
-              </w:rPr>
-              <w:t xml:space="preserve">S</w:t>
-            </w:r>
-            <w:r>
-              <w:rPr>
-                <w:rFonts w:ascii="Montserrat" w:cs="Montserrat" w:eastAsia="Montserrat" w:hAnsi="Montserrat"/>
-                <w:sz w:val="18"/>
-                <w:szCs w:val="18"/>
-                <w:rtl w:val="0"/>
-              </w:rPr>
-              <w:t xml:space="preserve">em destaques para quarta-feira.</w:t>
-            </w:r>
-            <w:r>
-              <w:rPr>
-                <w:rtl w:val="0"/>
-              </w:rPr>
-            </w:r>
-          </w:p>
-          <w:p>
-            <w:pPr>
-              <w:widowControl w:val="0"/>
-              <w:spacing w:line="240" w:lineRule="auto"/>
-              <w:jc w:val="both"/>
-              <w:rPr>
-                <w:rFonts w:ascii="Montserrat" w:cs="Montserrat" w:eastAsia="Montserrat" w:hAnsi="Montserrat"/>
-                <w:b w:val="1"/>
-                <w:bCs w:val="1"/>
-                <w:color w:val="962e4d"/>
-                <w:sz w:val="20"/>
-                <w:szCs w:val="20"/>
-              </w:rPr>
-            </w:pPr>
-            <w:r>
-              <w:rPr>
-                <w:rtl w:val="0"/>
-              </w:rPr>
-            </w:r>
-          </w:p>
-          <w:p>
-            <w:pPr>
-              <w:widowControl w:val="0"/>
-              <w:spacing w:line="240" w:lineRule="auto"/>
-              <w:jc w:val="both"/>
-              <w:rPr>
-                <w:rFonts w:ascii="Montserrat" w:cs="Montserrat" w:eastAsia="Montserrat" w:hAnsi="Montserrat"/>
-                <w:b w:val="1"/>
-                <w:bCs w:val="1"/>
-                <w:color w:val="962e4d"/>
-                <w:sz w:val="20"/>
-                <w:szCs w:val="20"/>
-              </w:rPr>
-            </w:pPr>
-            <w:r>
-              <w:rPr>
-                <w:rFonts w:ascii="Montserrat" w:cs="Montserrat" w:eastAsia="Montserrat" w:hAnsi="Montserrat"/>
-                <w:b w:val="1"/>
-                <w:bCs w:val="1"/>
-                <w:color w:val="962e4d"/>
-                <w:sz w:val="20"/>
-                <w:szCs w:val="20"/>
-                <w:rtl w:val="0"/>
-              </w:rPr>
-              <w:t xml:space="preserve">Poder Executivo</w:t>
-            </w:r>
-          </w:p>
-          <w:p>
-            <w:pPr>
-              <w:widowControl w:val="0"/>
-              <w:spacing w:line="240" w:lineRule="auto"/>
-              <w:jc w:val="both"/>
-              <w:rPr>
-                <w:rFonts w:ascii="Montserrat" w:cs="Montserrat" w:eastAsia="Montserrat" w:hAnsi="Montserrat"/>
-                <w:b w:val="1"/>
-                <w:bCs w:val="1"/>
-                <w:color w:val="962e4d"/>
-                <w:sz w:val="20"/>
-                <w:szCs w:val="20"/>
-              </w:rPr>
-            </w:pPr>
-            <w:r>
-              <w:rPr>
-                <w:rtl w:val="0"/>
-              </w:rPr>
-            </w:r>
-          </w:p>
-          <w:p>
-            <w:pPr>
-              <w:widowControl w:val="0"/>
-              <w:spacing w:line="240" w:lineRule="auto"/>
-              <w:jc w:val="both"/>
-              <w:rPr>
-                <w:rFonts w:ascii="Montserrat" w:cs="Montserrat" w:eastAsia="Montserrat" w:hAnsi="Montserrat"/>
-                <w:b w:val="1"/>
-                <w:bCs w:val="1"/>
-                <w:color w:val="962e4d"/>
-                <w:sz w:val="20"/>
-                <w:szCs w:val="20"/>
-              </w:rPr>
-            </w:pPr>
-            <w:r>
-              <w:rPr>
-                <w:rFonts w:ascii="Montserrat" w:cs="Montserrat" w:eastAsia="Montserrat" w:hAnsi="Montserrat"/>
-                <w:sz w:val="18"/>
-                <w:szCs w:val="18"/>
-                <w:rtl w:val="0"/>
-              </w:rPr>
-              <w:t xml:space="preserve">S</w:t>
-            </w:r>
-            <w:r>
-              <w:rPr>
-                <w:rFonts w:ascii="Montserrat" w:cs="Montserrat" w:eastAsia="Montserrat" w:hAnsi="Montserrat"/>
-                <w:sz w:val="18"/>
-                <w:szCs w:val="18"/>
-                <w:rtl w:val="0"/>
-              </w:rPr>
-              <w:t xml:space="preserve">em destaques para quarta-feira.</w:t>
-            </w:r>
+                <w:sz w:val="16"/>
+                <w:szCs w:val="16"/>
+              </w:rPr>
+            </w:pPr>
+            <w:r>
+              <w:rPr>
+                <w:rtl w:val="0"/>
+              </w:rPr>
+            </w:r>
+          </w:p>
+          <w:p>
+            <w:pPr>
+              <w:widowControl w:val="0"/>
+              <w:spacing w:line="240" w:lineRule="auto"/>
+              <w:jc w:val="both"/>
+              <w:rPr>
+                <w:rFonts w:ascii="Montserrat" w:cs="Montserrat" w:eastAsia="Montserrat" w:hAnsi="Montserrat"/>
+                <w:b w:val="1"/>
+                <w:bCs w:val="1"/>
+                <w:sz w:val="18"/>
+                <w:szCs w:val="18"/>
+              </w:rPr>
+            </w:pPr>
+            <w:r>
+              <w:rPr>
+                <w:rFonts w:ascii="Montserrat" w:cs="Montserrat" w:eastAsia="Montserrat" w:hAnsi="Montserrat"/>
+                <w:b w:val="1"/>
+                <w:bCs w:val="1"/>
+                <w:sz w:val="18"/>
+                <w:szCs w:val="18"/>
+                <w:rtl w:val="0"/>
+              </w:rPr>
+              <w:t xml:space="preserve">Agência Nacional de Vigilância Sanitária (ANVISA)</w:t>
+            </w:r>
+          </w:p>
+          <w:p>
+            <w:pPr>
+              <w:widowControl w:val="0"/>
+              <w:spacing w:line="240" w:lineRule="auto"/>
+              <w:jc w:val="both"/>
+              <w:rPr>
+                <w:rFonts w:ascii="Montserrat" w:cs="Montserrat" w:eastAsia="Montserrat" w:hAnsi="Montserrat"/>
+                <w:b w:val="1"/>
+                <w:bCs w:val="1"/>
+                <w:sz w:val="18"/>
+                <w:szCs w:val="18"/>
+              </w:rPr>
+            </w:pPr>
+            <w:r>
+              <w:rPr>
+                <w:rtl w:val="0"/>
+              </w:rPr>
+            </w:r>
+          </w:p>
+          <w:p>
+            <w:pPr>
+              <w:widowControl w:val="0"/>
+              <w:spacing w:line="240" w:lineRule="auto"/>
+              <w:jc w:val="both"/>
+              <w:rPr>
+                <w:rFonts w:ascii="Montserrat" w:cs="Montserrat" w:eastAsia="Montserrat" w:hAnsi="Montserrat"/>
+                <w:b w:val="1"/>
+                <w:bCs w:val="1"/>
+                <w:sz w:val="18"/>
+                <w:szCs w:val="18"/>
+              </w:rPr>
+            </w:pPr>
+            <w:r>
+              <w:rPr>
+                <w:rFonts w:ascii="Montserrat" w:cs="Montserrat" w:eastAsia="Montserrat" w:hAnsi="Montserrat"/>
+                <w:b w:val="1"/>
+                <w:bCs w:val="1"/>
+                <w:sz w:val="18"/>
+                <w:szCs w:val="18"/>
+                <w:rtl w:val="0"/>
+              </w:rPr>
+              <w:t xml:space="preserve">6ª Reunião Ordinária Pública- 9h30</w:t>
+            </w:r>
+          </w:p>
+          <w:p>
+            <w:pPr>
+              <w:widowControl w:val="0"/>
+              <w:spacing w:line="240" w:lineRule="auto"/>
+              <w:jc w:val="both"/>
+              <w:rPr>
+                <w:rFonts w:ascii="Montserrat" w:cs="Montserrat" w:eastAsia="Montserrat" w:hAnsi="Montserrat"/>
+                <w:sz w:val="18"/>
+                <w:szCs w:val="18"/>
+              </w:rPr>
+            </w:pPr>
+            <w:r>
+              <w:rPr>
+                <w:rtl w:val="0"/>
+              </w:rPr>
+            </w:r>
+          </w:p>
+          <w:p>
+            <w:pPr>
+              <w:widowControl w:val="0"/>
+              <w:spacing w:line="240" w:lineRule="auto"/>
+              <w:jc w:val="both"/>
+              <w:rPr>
+                <w:rFonts w:ascii="Montserrat" w:cs="Montserrat" w:eastAsia="Montserrat" w:hAnsi="Montserrat"/>
+                <w:sz w:val="18"/>
+                <w:szCs w:val="18"/>
+              </w:rPr>
+            </w:pPr>
+            <w:r>
+              <w:rPr>
+                <w:rFonts w:ascii="Montserrat" w:cs="Montserrat" w:eastAsia="Montserrat" w:hAnsi="Montserrat"/>
+                <w:sz w:val="18"/>
+                <w:szCs w:val="18"/>
+                <w:rtl w:val="0"/>
+              </w:rPr>
+              <w:t xml:space="preserve">Sem itens de destaque na reunião. A pauta completa pode ser encontrada no </w:t>
+            </w:r>
+            <w:hyperlink r:id="rId16">
+              <w:r>
+                <w:rPr>
+                  <w:rFonts w:ascii="Montserrat" w:cs="Montserrat" w:eastAsia="Montserrat" w:hAnsi="Montserrat"/>
+                  <w:color w:val="1155cc"/>
+                  <w:sz w:val="18"/>
+                  <w:szCs w:val="18"/>
+                  <w:u w:val="single"/>
+                  <w:rtl w:val="0"/>
+                </w:rPr>
+                <w:t xml:space="preserve">link.</w:t>
+              </w:r>
+            </w:hyperlink>
             <w:r>
               <w:rPr>
                 <w:rtl w:val="0"/>
@@ -2336,7 +2805,7 @@
                 <w:szCs w:val="24"/>
                 <w:rtl w:val="0"/>
               </w:rPr>
-              <w:t xml:space="preserve">Quinta-feira (04.06)</w:t>
+              <w:t xml:space="preserve">Quinta-feira (16.04)</w:t>
             </w:r>
             <w:r>
               <w:rPr>
@@ -2377,9 +2846,119 @@
                 <w:rFonts w:ascii="Montserrat" w:cs="Montserrat" w:eastAsia="Montserrat" w:hAnsi="Montserrat"/>
                 <w:b w:val="1"/>
                 <w:bCs w:val="1"/>
+                <w:color w:val="192d4e"/>
+                <w:sz w:val="18"/>
+                <w:szCs w:val="18"/>
+              </w:rPr>
+            </w:pPr>
+            <w:r>
+              <w:rPr>
+                <w:rFonts w:ascii="Montserrat" w:cs="Montserrat" w:eastAsia="Montserrat" w:hAnsi="Montserrat"/>
+                <w:b w:val="1"/>
+                <w:bCs w:val="1"/>
+                <w:color w:val="962e4d"/>
+                <w:sz w:val="20"/>
+                <w:szCs w:val="20"/>
+                <w:rtl w:val="0"/>
+              </w:rPr>
+              <w:t xml:space="preserve">Câmara dos Deputados</w:t>
+            </w:r>
+            <w:r>
+              <w:rPr>
+                <w:rFonts w:ascii="Montserrat" w:cs="Montserrat" w:eastAsia="Montserrat" w:hAnsi="Montserrat"/>
+                <w:b w:val="1"/>
+                <w:bCs w:val="1"/>
                 <w:color w:val="962e4d"/>
                 <w:sz w:val="24"/>
                 <w:szCs w:val="24"/>
+                <w:rtl w:val="0"/>
+              </w:rPr>
+              <w:t xml:space="preserve"> </w:t>
+            </w:r>
+            <w:r>
+              <w:rPr>
+                <w:rtl w:val="0"/>
+              </w:rPr>
+            </w:r>
+          </w:p>
+          <w:p>
+            <w:pPr>
+              <w:widowControl w:val="0"/>
+              <w:spacing w:line="240" w:lineRule="auto"/>
+              <w:jc w:val="both"/>
+              <w:rPr>
+                <w:rFonts w:ascii="Montserrat" w:cs="Montserrat" w:eastAsia="Montserrat" w:hAnsi="Montserrat"/>
+                <w:b w:val="1"/>
+                <w:bCs w:val="1"/>
+                <w:color w:val="b84349"/>
+                <w:sz w:val="18"/>
+                <w:szCs w:val="18"/>
+              </w:rPr>
+            </w:pPr>
+            <w:r>
+              <w:rPr>
+                <w:rtl w:val="0"/>
+              </w:rPr>
+            </w:r>
+          </w:p>
+          <w:p>
+            <w:pPr>
+              <w:widowControl w:val="0"/>
+              <w:spacing w:line="240" w:lineRule="auto"/>
+              <w:jc w:val="both"/>
+              <w:rPr>
+                <w:rFonts w:ascii="Montserrat" w:cs="Montserrat" w:eastAsia="Montserrat" w:hAnsi="Montserrat"/>
+                <w:b w:val="1"/>
+                <w:bCs w:val="1"/>
+                <w:color w:val="b84349"/>
+                <w:sz w:val="18"/>
+                <w:szCs w:val="18"/>
+              </w:rPr>
+            </w:pPr>
+            <w:r>
+              <w:rPr>
+                <w:rFonts w:ascii="Montserrat" w:cs="Montserrat" w:eastAsia="Montserrat" w:hAnsi="Montserrat"/>
+                <w:sz w:val="18"/>
+                <w:szCs w:val="18"/>
+                <w:rtl w:val="0"/>
+              </w:rPr>
+              <w:t xml:space="preserve">Sem destaques para a quinta-feira.</w:t>
+            </w:r>
+            <w:r>
+              <w:rPr>
+                <w:rtl w:val="0"/>
+              </w:rPr>
+            </w:r>
+          </w:p>
+          <w:p>
+            <w:pPr>
+              <w:widowControl w:val="0"/>
+              <w:spacing w:line="240" w:lineRule="auto"/>
+              <w:ind w:left="720" w:firstLine="0"/>
+              <w:jc w:val="both"/>
+              <w:rPr>
+                <w:rFonts w:ascii="Montserrat" w:cs="Montserrat" w:eastAsia="Montserrat" w:hAnsi="Montserrat"/>
+                <w:b w:val="1"/>
+                <w:bCs w:val="1"/>
+                <w:sz w:val="18"/>
+                <w:szCs w:val="18"/>
+              </w:rPr>
+            </w:pPr>
+            <w:r>
+              <w:rPr>
+                <w:rtl w:val="0"/>
+              </w:rPr>
+            </w:r>
+          </w:p>
+          <w:p>
+            <w:pPr>
+              <w:widowControl w:val="0"/>
+              <w:spacing w:line="240" w:lineRule="auto"/>
+              <w:jc w:val="both"/>
+              <w:rPr>
+                <w:rFonts w:ascii="Montserrat" w:cs="Montserrat" w:eastAsia="Montserrat" w:hAnsi="Montserrat"/>
+                <w:sz w:val="18"/>
+                <w:szCs w:val="18"/>
               </w:rPr>
             </w:pPr>
             <w:r>
@@ -2392,120 +2971,76 @@
                 <w:szCs w:val="20"/>
                 <w:rtl w:val="0"/>
               </w:rPr>
-              <w:t xml:space="preserve">Câmara dos Deputados</w:t>
-            </w:r>
-            <w:r>
-              <w:rPr>
-                <w:rFonts w:ascii="Montserrat" w:cs="Montserrat" w:eastAsia="Montserrat" w:hAnsi="Montserrat"/>
-                <w:b w:val="1"/>
-                <w:bCs w:val="1"/>
-                <w:color w:val="962e4d"/>
-                <w:sz w:val="24"/>
-                <w:szCs w:val="24"/>
-                <w:rtl w:val="0"/>
-              </w:rPr>
-              <w:t xml:space="preserve"> </w:t>
-            </w:r>
-          </w:p>
-          <w:p>
-            <w:pPr>
-              <w:widowControl w:val="0"/>
-              <w:spacing w:line="240" w:lineRule="auto"/>
-              <w:jc w:val="both"/>
-              <w:rPr>
-                <w:rFonts w:ascii="Montserrat" w:cs="Montserrat" w:eastAsia="Montserrat" w:hAnsi="Montserrat"/>
-                <w:b w:val="1"/>
-                <w:bCs w:val="1"/>
-                <w:color w:val="962e4d"/>
-                <w:sz w:val="24"/>
-                <w:szCs w:val="24"/>
-              </w:rPr>
-            </w:pPr>
-            <w:r>
-              <w:rPr>
-                <w:rtl w:val="0"/>
-              </w:rPr>
-            </w:r>
-          </w:p>
-          <w:p>
-            <w:pPr>
-              <w:widowControl w:val="0"/>
-              <w:spacing w:line="240" w:lineRule="auto"/>
-              <w:jc w:val="both"/>
-              <w:rPr>
-                <w:rFonts w:ascii="Montserrat" w:cs="Montserrat" w:eastAsia="Montserrat" w:hAnsi="Montserrat"/>
-                <w:b w:val="1"/>
-                <w:bCs w:val="1"/>
-                <w:color w:val="962e4d"/>
-                <w:sz w:val="24"/>
-                <w:szCs w:val="24"/>
-              </w:rPr>
-            </w:pPr>
-            <w:r>
-              <w:rPr>
-                <w:rFonts w:ascii="Montserrat" w:cs="Montserrat" w:eastAsia="Montserrat" w:hAnsi="Montserrat"/>
-                <w:sz w:val="18"/>
-                <w:szCs w:val="18"/>
-                <w:rtl w:val="0"/>
-              </w:rPr>
-              <w:t xml:space="preserve">S</w:t>
-            </w:r>
-            <w:r>
-              <w:rPr>
-                <w:rFonts w:ascii="Montserrat" w:cs="Montserrat" w:eastAsia="Montserrat" w:hAnsi="Montserrat"/>
-                <w:sz w:val="18"/>
-                <w:szCs w:val="18"/>
-                <w:rtl w:val="0"/>
-              </w:rPr>
-              <w:t xml:space="preserve">em destaques para </w:t>
-            </w:r>
-            <w:r>
-              <w:rPr>
-                <w:rFonts w:ascii="Montserrat" w:cs="Montserrat" w:eastAsia="Montserrat" w:hAnsi="Montserrat"/>
-                <w:sz w:val="18"/>
-                <w:szCs w:val="18"/>
-                <w:rtl w:val="0"/>
-              </w:rPr>
-              <w:t xml:space="preserve">quinta-feira.</w:t>
-            </w:r>
-            <w:r>
-              <w:rPr>
-                <w:rtl w:val="0"/>
-              </w:rPr>
-            </w:r>
-          </w:p>
-          <w:p>
-            <w:pPr>
-              <w:widowControl w:val="0"/>
-              <w:spacing w:line="240" w:lineRule="auto"/>
-              <w:ind w:left="0" w:firstLine="0"/>
-              <w:jc w:val="both"/>
-              <w:rPr>
-                <w:rFonts w:ascii="Montserrat" w:cs="Montserrat" w:eastAsia="Montserrat" w:hAnsi="Montserrat"/>
-                <w:b w:val="1"/>
-                <w:bCs w:val="1"/>
-                <w:sz w:val="18"/>
-                <w:szCs w:val="18"/>
-              </w:rPr>
-            </w:pPr>
-            <w:r>
-              <w:rPr>
-                <w:rtl w:val="0"/>
-              </w:rPr>
-            </w:r>
-          </w:p>
-          <w:p>
-            <w:pPr>
-              <w:widowControl w:val="0"/>
-              <w:spacing w:line="240" w:lineRule="auto"/>
-              <w:jc w:val="both"/>
-              <w:rPr>
-                <w:rFonts w:ascii="Montserrat" w:cs="Montserrat" w:eastAsia="Montserrat" w:hAnsi="Montserrat"/>
-                <w:sz w:val="18"/>
-                <w:szCs w:val="18"/>
-              </w:rPr>
-            </w:pPr>
-            <w:r>
+              <w:t xml:space="preserve">Senado Federal</w:t>
+            </w:r>
+            <w:r>
+              <w:rPr>
+                <w:rtl w:val="0"/>
+              </w:rPr>
+            </w:r>
+          </w:p>
+          <w:p>
+            <w:pPr>
+              <w:widowControl w:val="0"/>
+              <w:spacing w:line="240" w:lineRule="auto"/>
+              <w:jc w:val="both"/>
+              <w:rPr>
+                <w:rFonts w:ascii="Montserrat" w:cs="Montserrat" w:eastAsia="Montserrat" w:hAnsi="Montserrat"/>
+                <w:b w:val="1"/>
+                <w:bCs w:val="1"/>
+                <w:sz w:val="18"/>
+                <w:szCs w:val="18"/>
+              </w:rPr>
+            </w:pPr>
+            <w:r>
+              <w:rPr>
+                <w:rtl w:val="0"/>
+              </w:rPr>
+            </w:r>
+          </w:p>
+          <w:p>
+            <w:pPr>
+              <w:widowControl w:val="0"/>
+              <w:spacing w:line="240" w:lineRule="auto"/>
+              <w:jc w:val="both"/>
+              <w:rPr>
+                <w:rFonts w:ascii="Montserrat" w:cs="Montserrat" w:eastAsia="Montserrat" w:hAnsi="Montserrat"/>
+                <w:sz w:val="18"/>
+                <w:szCs w:val="18"/>
+              </w:rPr>
+            </w:pPr>
+            <w:r>
+              <w:rPr>
+                <w:rFonts w:ascii="Montserrat" w:cs="Montserrat" w:eastAsia="Montserrat" w:hAnsi="Montserrat"/>
+                <w:sz w:val="18"/>
+                <w:szCs w:val="18"/>
+                <w:rtl w:val="0"/>
+              </w:rPr>
+              <w:t xml:space="preserve">Sem destaques para a quinta-feira.</w:t>
+            </w:r>
+          </w:p>
+          <w:p>
+            <w:pPr>
+              <w:widowControl w:val="0"/>
+              <w:spacing w:line="240" w:lineRule="auto"/>
+              <w:jc w:val="both"/>
+              <w:rPr>
+                <w:rFonts w:ascii="Montserrat" w:cs="Montserrat" w:eastAsia="Montserrat" w:hAnsi="Montserrat"/>
+                <w:sz w:val="18"/>
+                <w:szCs w:val="18"/>
+              </w:rPr>
+            </w:pPr>
+            <w:r>
+              <w:rPr>
+                <w:rtl w:val="0"/>
+              </w:rPr>
+            </w:r>
+          </w:p>
+          <w:p>
+            <w:pPr>
+              <w:widowControl w:val="0"/>
+              <w:spacing w:line="240" w:lineRule="auto"/>
+              <w:jc w:val="both"/>
               <w:rPr>
                 <w:rFonts w:ascii="Montserrat" w:cs="Montserrat" w:eastAsia="Montserrat" w:hAnsi="Montserrat"/>
                 <w:b w:val="1"/>
@@ -2513,101 +3048,9 @@
                 <w:color w:val="962e4d"/>
                 <w:sz w:val="20"/>
                 <w:szCs w:val="20"/>
-                <w:rtl w:val="0"/>
-              </w:rPr>
-              <w:t xml:space="preserve">Senado Federal</w:t>
-            </w:r>
-            <w:r>
-              <w:rPr>
-                <w:rtl w:val="0"/>
-              </w:rPr>
-            </w:r>
-          </w:p>
-          <w:p>
-            <w:pPr>
-              <w:widowControl w:val="0"/>
-              <w:spacing w:line="240" w:lineRule="auto"/>
-              <w:jc w:val="both"/>
-              <w:rPr>
-                <w:rFonts w:ascii="Montserrat" w:cs="Montserrat" w:eastAsia="Montserrat" w:hAnsi="Montserrat"/>
-                <w:b w:val="1"/>
-                <w:bCs w:val="1"/>
-                <w:sz w:val="18"/>
-                <w:szCs w:val="18"/>
-              </w:rPr>
-            </w:pPr>
-            <w:r>
-              <w:rPr>
-                <w:rtl w:val="0"/>
-              </w:rPr>
-            </w:r>
-          </w:p>
-          <w:p>
-            <w:pPr>
-              <w:widowControl w:val="0"/>
-              <w:spacing w:line="240" w:lineRule="auto"/>
-              <w:jc w:val="both"/>
-              <w:rPr>
-                <w:rFonts w:ascii="Montserrat" w:cs="Montserrat" w:eastAsia="Montserrat" w:hAnsi="Montserrat"/>
-                <w:sz w:val="18"/>
-                <w:szCs w:val="18"/>
-              </w:rPr>
-            </w:pPr>
-            <w:r>
-              <w:rPr>
-                <w:rFonts w:ascii="Montserrat" w:cs="Montserrat" w:eastAsia="Montserrat" w:hAnsi="Montserrat"/>
-                <w:sz w:val="18"/>
-                <w:szCs w:val="18"/>
-                <w:rtl w:val="0"/>
-              </w:rPr>
-              <w:t xml:space="preserve">S</w:t>
-            </w:r>
-            <w:r>
-              <w:rPr>
-                <w:rFonts w:ascii="Montserrat" w:cs="Montserrat" w:eastAsia="Montserrat" w:hAnsi="Montserrat"/>
-                <w:sz w:val="18"/>
-                <w:szCs w:val="18"/>
-                <w:rtl w:val="0"/>
-              </w:rPr>
-              <w:t xml:space="preserve">em destaques para </w:t>
-            </w:r>
-            <w:r>
-              <w:rPr>
-                <w:rFonts w:ascii="Montserrat" w:cs="Montserrat" w:eastAsia="Montserrat" w:hAnsi="Montserrat"/>
-                <w:sz w:val="18"/>
-                <w:szCs w:val="18"/>
-                <w:rtl w:val="0"/>
-              </w:rPr>
-              <w:t xml:space="preserve">quinta-feira.</w:t>
-            </w:r>
-            <w:r>
-              <w:rPr>
-                <w:rtl w:val="0"/>
-              </w:rPr>
-            </w:r>
-          </w:p>
-          <w:p>
-            <w:pPr>
-              <w:widowControl w:val="0"/>
-              <w:spacing w:line="240" w:lineRule="auto"/>
-              <w:jc w:val="both"/>
-              <w:rPr>
-                <w:rFonts w:ascii="Montserrat" w:cs="Montserrat" w:eastAsia="Montserrat" w:hAnsi="Montserrat"/>
-                <w:sz w:val="18"/>
-                <w:szCs w:val="18"/>
-              </w:rPr>
-            </w:pPr>
-            <w:r>
-              <w:rPr>
-                <w:rtl w:val="0"/>
-              </w:rPr>
-            </w:r>
-          </w:p>
-          <w:p>
-            <w:pPr>
-              <w:widowControl w:val="0"/>
-              <w:spacing w:line="240" w:lineRule="auto"/>
-              <w:jc w:val="both"/>
+              </w:rPr>
+            </w:pPr>
+            <w:r>
               <w:rPr>
                 <w:rFonts w:ascii="Montserrat" w:cs="Montserrat" w:eastAsia="Montserrat" w:hAnsi="Montserrat"/>
                 <w:b w:val="1"/>
@@ -2615,9 +3058,16 @@
                 <w:color w:val="962e4d"/>
                 <w:sz w:val="20"/>
                 <w:szCs w:val="20"/>
-              </w:rPr>
-            </w:pPr>
-            <w:r>
+                <w:rtl w:val="0"/>
+              </w:rPr>
+              <w:t xml:space="preserve">Poder Executivo</w:t>
+            </w:r>
+          </w:p>
+          <w:p>
+            <w:pPr>
+              <w:widowControl w:val="0"/>
+              <w:spacing w:line="240" w:lineRule="auto"/>
+              <w:jc w:val="both"/>
               <w:rPr>
                 <w:rFonts w:ascii="Montserrat" w:cs="Montserrat" w:eastAsia="Montserrat" w:hAnsi="Montserrat"/>
                 <w:b w:val="1"/>
@@ -2625,69 +3075,46 @@
                 <w:color w:val="962e4d"/>
                 <w:sz w:val="20"/>
                 <w:szCs w:val="20"/>
-                <w:rtl w:val="0"/>
-              </w:rPr>
-              <w:t xml:space="preserve">Poder Executivo</w:t>
-            </w:r>
-          </w:p>
-          <w:p>
-            <w:pPr>
-              <w:widowControl w:val="0"/>
-              <w:spacing w:line="240" w:lineRule="auto"/>
-              <w:jc w:val="both"/>
-              <w:rPr>
-                <w:rFonts w:ascii="Montserrat" w:cs="Montserrat" w:eastAsia="Montserrat" w:hAnsi="Montserrat"/>
-                <w:b w:val="1"/>
-                <w:bCs w:val="1"/>
-                <w:color w:val="962e4d"/>
-                <w:sz w:val="20"/>
-                <w:szCs w:val="20"/>
-              </w:rPr>
-            </w:pPr>
-            <w:r>
-              <w:rPr>
-                <w:rtl w:val="0"/>
-              </w:rPr>
-            </w:r>
-          </w:p>
-          <w:p>
-            <w:pPr>
-              <w:widowControl w:val="0"/>
-              <w:spacing w:line="240" w:lineRule="auto"/>
-              <w:jc w:val="both"/>
-              <w:rPr>
-                <w:rFonts w:ascii="Montserrat" w:cs="Montserrat" w:eastAsia="Montserrat" w:hAnsi="Montserrat"/>
-                <w:sz w:val="18"/>
-                <w:szCs w:val="18"/>
-              </w:rPr>
-            </w:pPr>
-            <w:r>
-              <w:rPr>
-                <w:rFonts w:ascii="Montserrat" w:cs="Montserrat" w:eastAsia="Montserrat" w:hAnsi="Montserrat"/>
-                <w:sz w:val="18"/>
-                <w:szCs w:val="18"/>
-                <w:rtl w:val="0"/>
-              </w:rPr>
-              <w:t xml:space="preserve">S</w:t>
-            </w:r>
-            <w:r>
-              <w:rPr>
-                <w:rFonts w:ascii="Montserrat" w:cs="Montserrat" w:eastAsia="Montserrat" w:hAnsi="Montserrat"/>
-                <w:sz w:val="18"/>
-                <w:szCs w:val="18"/>
-                <w:rtl w:val="0"/>
-              </w:rPr>
-              <w:t xml:space="preserve">em destaques para </w:t>
-            </w:r>
-            <w:r>
-              <w:rPr>
-                <w:rFonts w:ascii="Montserrat" w:cs="Montserrat" w:eastAsia="Montserrat" w:hAnsi="Montserrat"/>
-                <w:sz w:val="18"/>
-                <w:szCs w:val="18"/>
-                <w:rtl w:val="0"/>
-              </w:rPr>
-              <w:t xml:space="preserve">quinta-feira.</w:t>
-            </w:r>
+              </w:rPr>
+            </w:pPr>
+            <w:r>
+              <w:rPr>
+                <w:rtl w:val="0"/>
+              </w:rPr>
+            </w:r>
+          </w:p>
+          <w:p>
+            <w:pPr>
+              <w:widowControl w:val="0"/>
+              <w:spacing w:line="240" w:lineRule="auto"/>
+              <w:jc w:val="both"/>
+              <w:rPr>
+                <w:rFonts w:ascii="Montserrat" w:cs="Montserrat" w:eastAsia="Montserrat" w:hAnsi="Montserrat"/>
+                <w:sz w:val="18"/>
+                <w:szCs w:val="18"/>
+              </w:rPr>
+            </w:pPr>
+            <w:r>
+              <w:rPr>
+                <w:rFonts w:ascii="Montserrat" w:cs="Montserrat" w:eastAsia="Montserrat" w:hAnsi="Montserrat"/>
+                <w:sz w:val="18"/>
+                <w:szCs w:val="18"/>
+                <w:rtl w:val="0"/>
+              </w:rPr>
+              <w:t xml:space="preserve">Sem destaques para a quinta-feira.</w:t>
+            </w:r>
+          </w:p>
+          <w:p>
+            <w:pPr>
+              <w:widowControl w:val="0"/>
+              <w:spacing w:line="240" w:lineRule="auto"/>
+              <w:jc w:val="both"/>
+              <w:rPr>
+                <w:rFonts w:ascii="Montserrat" w:cs="Montserrat" w:eastAsia="Montserrat" w:hAnsi="Montserrat"/>
+                <w:sz w:val="18"/>
+                <w:szCs w:val="18"/>
+              </w:rPr>
+            </w:pPr>
             <w:r>
               <w:rPr>
                 <w:rtl w:val="0"/>
@@ -2739,7 +3166,7 @@
                 <w:szCs w:val="24"/>
                 <w:rtl w:val="0"/>
               </w:rPr>
-              <w:t xml:space="preserve">Sexta-feira (05.06)</w:t>
+              <w:t xml:space="preserve">Sexta-feira (17.04)</w:t>
             </w:r>
             <w:r>
               <w:rPr>
@@ -2855,16 +3282,7 @@
                 <w:szCs w:val="18"/>
                 <w:rtl w:val="0"/>
               </w:rPr>
-              <w:t xml:space="preserve">S</w:t>
-            </w:r>
-            <w:r>
-              <w:rPr>
-                <w:rFonts w:ascii="Montserrat" w:cs="Montserrat" w:eastAsia="Montserrat" w:hAnsi="Montserrat"/>
-                <w:sz w:val="18"/>
-                <w:szCs w:val="18"/>
-                <w:rtl w:val="0"/>
-              </w:rPr>
-              <w:t xml:space="preserve">em destaques para sexta-feira.</w:t>
+              <w:t xml:space="preserve">Sem destaques para a sexta-feira.</w:t>
             </w:r>
             <w:r>
               <w:rPr>
@@ -2958,16 +3376,7 @@
                 <w:szCs w:val="18"/>
                 <w:rtl w:val="0"/>
               </w:rPr>
-              <w:t xml:space="preserve">S</w:t>
-            </w:r>
-            <w:r>
-              <w:rPr>
-                <w:rFonts w:ascii="Montserrat" w:cs="Montserrat" w:eastAsia="Montserrat" w:hAnsi="Montserrat"/>
-                <w:sz w:val="18"/>
-                <w:szCs w:val="18"/>
-                <w:rtl w:val="0"/>
-              </w:rPr>
-              <w:t xml:space="preserve">em destaques para  sexta-feira.</w:t>
+              <w:t xml:space="preserve">Sem destaques para a sexta-feira.</w:t>
             </w:r>
             <w:r>
               <w:rPr>
@@ -2998,6 +3407,13 @@
               <w:widowControl w:val="0"/>
               <w:spacing w:line="240" w:lineRule="auto"/>
               <w:jc w:val="both"/>
+              <w:rPr>
+                <w:rFonts w:ascii="Montserrat" w:cs="Montserrat" w:eastAsia="Montserrat" w:hAnsi="Montserrat"/>
+                <w:sz w:val="16"/>
+                <w:szCs w:val="16"/>
+              </w:rPr>
+            </w:pPr>
+            <w:r>
               <w:rPr>
                 <w:rFonts w:ascii="Montserrat" w:cs="Montserrat" w:eastAsia="Montserrat" w:hAnsi="Montserrat"/>
                 <w:b w:val="1"/>
@@ -3005,79 +3421,68 @@
                 <w:color w:val="962e4d"/>
                 <w:sz w:val="20"/>
                 <w:szCs w:val="20"/>
-              </w:rPr>
-            </w:pPr>
-            <w:r>
+                <w:rtl w:val="0"/>
+              </w:rPr>
+              <w:t xml:space="preserve">Poder Executivo</w:t>
+            </w:r>
+            <w:r>
+              <w:rPr>
+                <w:rtl w:val="0"/>
+              </w:rPr>
+            </w:r>
+          </w:p>
+          <w:p>
+            <w:pPr>
+              <w:widowControl w:val="0"/>
+              <w:spacing w:line="240" w:lineRule="auto"/>
+              <w:jc w:val="both"/>
               <w:rPr>
                 <w:rFonts w:ascii="Montserrat" w:cs="Montserrat" w:eastAsia="Montserrat" w:hAnsi="Montserrat"/>
                 <w:b w:val="1"/>
                 <w:bCs w:val="1"/>
                 <w:color w:val="962e4d"/>
-                <w:sz w:val="20"/>
-                <w:szCs w:val="20"/>
-                <w:rtl w:val="0"/>
-              </w:rPr>
-              <w:t xml:space="preserve">Poder Executivo</w:t>
-            </w:r>
-          </w:p>
-          <w:p>
-            <w:pPr>
-              <w:widowControl w:val="0"/>
-              <w:spacing w:line="240" w:lineRule="auto"/>
-              <w:jc w:val="both"/>
-              <w:rPr>
-                <w:rFonts w:ascii="Montserrat" w:cs="Montserrat" w:eastAsia="Montserrat" w:hAnsi="Montserrat"/>
-                <w:b w:val="1"/>
-                <w:bCs w:val="1"/>
-                <w:color w:val="962e4d"/>
-                <w:sz w:val="20"/>
-                <w:szCs w:val="20"/>
-              </w:rPr>
-            </w:pPr>
-            <w:r>
-              <w:rPr>
-                <w:rtl w:val="0"/>
-              </w:rPr>
-            </w:r>
-          </w:p>
-          <w:p>
-            <w:pPr>
-              <w:widowControl w:val="0"/>
-              <w:spacing w:line="240" w:lineRule="auto"/>
-              <w:jc w:val="both"/>
-              <w:rPr>
-                <w:rFonts w:ascii="Montserrat" w:cs="Montserrat" w:eastAsia="Montserrat" w:hAnsi="Montserrat"/>
-                <w:sz w:val="18"/>
-                <w:szCs w:val="18"/>
-              </w:rPr>
-            </w:pPr>
-            <w:r>
-              <w:rPr>
-                <w:rFonts w:ascii="Montserrat" w:cs="Montserrat" w:eastAsia="Montserrat" w:hAnsi="Montserrat"/>
-                <w:sz w:val="18"/>
-                <w:szCs w:val="18"/>
-                <w:rtl w:val="0"/>
-              </w:rPr>
-              <w:t xml:space="preserve">S</w:t>
-            </w:r>
-            <w:r>
-              <w:rPr>
-                <w:rFonts w:ascii="Montserrat" w:cs="Montserrat" w:eastAsia="Montserrat" w:hAnsi="Montserrat"/>
-                <w:sz w:val="18"/>
-                <w:szCs w:val="18"/>
-                <w:rtl w:val="0"/>
-              </w:rPr>
-              <w:t xml:space="preserve">em destaques para </w:t>
-            </w:r>
-            <w:r>
-              <w:rPr>
-                <w:rFonts w:ascii="Montserrat" w:cs="Montserrat" w:eastAsia="Montserrat" w:hAnsi="Montserrat"/>
-                <w:sz w:val="18"/>
-                <w:szCs w:val="18"/>
-                <w:rtl w:val="0"/>
-              </w:rPr>
-              <w:t xml:space="preserve">sexta-feira.</w:t>
-            </w:r>
+                <w:sz w:val="16"/>
+                <w:szCs w:val="16"/>
+              </w:rPr>
+            </w:pPr>
+            <w:r>
+              <w:rPr>
+                <w:rtl w:val="0"/>
+              </w:rPr>
+            </w:r>
+          </w:p>
+          <w:p>
+            <w:pPr>
+              <w:widowControl w:val="0"/>
+              <w:spacing w:line="240" w:lineRule="auto"/>
+              <w:jc w:val="both"/>
+              <w:rPr>
+                <w:rFonts w:ascii="Montserrat" w:cs="Montserrat" w:eastAsia="Montserrat" w:hAnsi="Montserrat"/>
+                <w:sz w:val="18"/>
+                <w:szCs w:val="18"/>
+              </w:rPr>
+            </w:pPr>
+            <w:r>
+              <w:rPr>
+                <w:rFonts w:ascii="Montserrat" w:cs="Montserrat" w:eastAsia="Montserrat" w:hAnsi="Montserrat"/>
+                <w:sz w:val="18"/>
+                <w:szCs w:val="18"/>
+                <w:rtl w:val="0"/>
+              </w:rPr>
+              <w:t xml:space="preserve">Sem destaques para a sexta-feira.</w:t>
+            </w:r>
+          </w:p>
+          <w:p>
+            <w:pPr>
+              <w:widowControl w:val="0"/>
+              <w:spacing w:line="240" w:lineRule="auto"/>
+              <w:jc w:val="both"/>
+              <w:rPr>
+                <w:rFonts w:ascii="Montserrat" w:cs="Montserrat" w:eastAsia="Montserrat" w:hAnsi="Montserrat"/>
+                <w:sz w:val="18"/>
+                <w:szCs w:val="18"/>
+              </w:rPr>
+            </w:pPr>
             <w:r>
               <w:rPr>
                 <w:rtl w:val="0"/>
@@ -3104,11 +3509,26 @@
         </w:rPr>
       </w:r>
     </w:p>
+    <w:p>
+      <w:pPr>
+        <w:jc w:val="both"/>
+        <w:rPr>
+          <w:rFonts w:ascii="Montserrat Black" w:cs="Montserrat Black" w:eastAsia="Montserrat Black" w:hAnsi="Montserrat Black"/>
+          <w:sz w:val="28"/>
+          <w:szCs w:val="28"/>
+        </w:rPr>
+      </w:pPr>
+      <w:r>
+        <w:rPr>
+          <w:rtl w:val="0"/>
+        </w:rPr>
+      </w:r>
+    </w:p>
     <w:sectPr>
-      <w:headerReference r:id="rId12" w:type="default"/>
-      <w:headerReference r:id="rId13" w:type="first"/>
-      <w:footerReference r:id="rId14" w:type="default"/>
-      <w:footerReference r:id="rId15" w:type="first"/>
+      <w:headerReference r:id="rId17" w:type="default"/>
+      <w:headerReference r:id="rId18" w:type="first"/>
+      <w:footerReference r:id="rId19" w:type="default"/>
+      <w:footerReference r:id="rId20" w:type="first"/>
       <w:pgSz w:h="16834" w:w="11909" w:orient="portrait"/>
       <w:pgMar w:bottom="1440" w:top="1440" w:left="1440" w:right="1440" w:header="720" w:footer="720"/>
       <w:pgNumType w:start="1"/>
@@ -3129,17 +3549,32 @@
         <w:rtl w:val="0"/>
       </w:rPr>
     </w:r>
+  </w:p>
+</w:ftr>
+</file>
+
+<file path=word/footer2.xml><?xml version="1.0" encoding="utf-8"?>
+<w:ftr xmlns:mc="http://schemas.openxmlformats.org/markup-compatibility/2006" xmlns:o="urn:schemas-microsoft-com:office:office" xmlns:r="http://schemas.openxmlformats.org/officeDocument/2006/relationships" xmlns:m="http://schemas.openxmlformats.org/officeDocument/2006/math" xmlns:v="urn:schemas-microsoft-com:vml" xmlns:wp="http://schemas.openxmlformats.org/drawingml/2006/wordprocessingDrawing" xmlns:w10="urn:schemas-microsoft-com:office:word" xmlns:w="http://schemas.openxmlformats.org/wordprocessingml/2006/main" xmlns:wne="http://schemas.microsoft.com/office/word/2006/wordml" xmlns:sl="http://schemas.openxmlformats.org/schemaLibrary/2006/main" xmlns:a="http://schemas.openxmlformats.org/drawingml/2006/main" xmlns:pic="http://schemas.openxmlformats.org/drawingml/2006/picture" xmlns:c="http://schemas.openxmlformats.org/drawingml/2006/chart" xmlns:lc="http://schemas.openxmlformats.org/drawingml/2006/lockedCanvas" xmlns:dgm="http://schemas.openxmlformats.org/drawingml/2006/diagram" xmlns:wps="http://schemas.microsoft.com/office/word/2010/wordprocessingShape" xmlns:wpg="http://schemas.microsoft.com/office/word/2010/wordprocessingGroup" xmlns:w14="http://schemas.microsoft.com/office/word/2010/wordml" xmlns:w15="http://schemas.microsoft.com/office/word/2012/wordml" xmlns:w16="http://schemas.microsoft.com/office/word/2018/wordml" xmlns:w16cex="http://schemas.microsoft.com/office/word/2018/wordml/cex" xmlns:w16cid="http://schemas.microsoft.com/office/word/2016/wordml/cid" xmlns="http://schemas.microsoft.com/office/tasks/2019/documenttasks" xmlns:cr="http://schemas.microsoft.com/office/comments/2020/reactions">
+  <w:p>
+    <w:pPr>
+      <w:rPr/>
+    </w:pPr>
+    <w:r>
+      <w:rPr>
+        <w:rtl w:val="0"/>
+      </w:rPr>
+    </w:r>
     <w:r>
       <w:drawing>
-        <wp:anchor allowOverlap="1" behindDoc="1" distB="0" distT="0" distL="0" distR="0" hidden="0" layoutInCell="1" locked="0" relativeHeight="0" simplePos="0">
+        <wp:anchor allowOverlap="1" behindDoc="0" distB="0" distT="0" distL="0" distR="0" hidden="0" layoutInCell="1" locked="0" relativeHeight="0" simplePos="0">
           <wp:simplePos x="0" y="0"/>
           <wp:positionH relativeFrom="column">
-            <wp:posOffset>-962024</wp:posOffset>
+            <wp:posOffset>-920586</wp:posOffset>
           </wp:positionH>
           <wp:positionV relativeFrom="paragraph">
-            <wp:posOffset>-114299</wp:posOffset>
+            <wp:posOffset>9525</wp:posOffset>
           </wp:positionV>
-          <wp:extent cx="7572375" cy="739830"/>
+          <wp:extent cx="7572375" cy="760776"/>
           <wp:effectExtent b="0" l="0" r="0" t="0"/>
           <wp:wrapNone/>
           <wp:docPr id="1" name="image1.png"/>
@@ -3152,7 +3587,7 @@
                 </pic:nvPicPr>
                 <pic:blipFill>
                   <a:blip r:embed="rId1"/>
-                  <a:srcRect b="0" l="585" r="585" t="0"/>
+                  <a:srcRect b="0" l="126" r="126" t="0"/>
                   <a:stretch>
                     <a:fillRect/>
                   </a:stretch>
@@ -3160,7 +3595,7 @@
                 <pic:spPr>
                   <a:xfrm>
                     <a:off x="0" y="0"/>
-                    <a:ext cx="7572375" cy="739830"/>
+                    <a:ext cx="7572375" cy="760776"/>
                   </a:xfrm>
                   <a:prstGeom prst="rect"/>
                   <a:ln/>
@@ -3175,21 +3610,6 @@
 </w:ftr>
 </file>
 
-<file path=word/footer2.xml><?xml version="1.0" encoding="utf-8"?>
-<w:ftr xmlns:mc="http://schemas.openxmlformats.org/markup-compatibility/2006" xmlns:o="urn:schemas-microsoft-com:office:office" xmlns:r="http://schemas.openxmlformats.org/officeDocument/2006/relationships" xmlns:m="http://schemas.openxmlformats.org/officeDocument/2006/math" xmlns:v="urn:schemas-microsoft-com:vml" xmlns:wp="http://schemas.openxmlformats.org/drawingml/2006/wordprocessingDrawing" xmlns:w10="urn:schemas-microsoft-com:office:word" xmlns:w="http://schemas.openxmlformats.org/wordprocessingml/2006/main" xmlns:wne="http://schemas.microsoft.com/office/word/2006/wordml" xmlns:sl="http://schemas.openxmlformats.org/schemaLibrary/2006/main" xmlns:a="http://schemas.openxmlformats.org/drawingml/2006/main" xmlns:pic="http://schemas.openxmlformats.org/drawingml/2006/picture" xmlns:c="http://schemas.openxmlformats.org/drawingml/2006/chart" xmlns:lc="http://schemas.openxmlformats.org/drawingml/2006/lockedCanvas" xmlns:dgm="http://schemas.openxmlformats.org/drawingml/2006/diagram" xmlns:wps="http://schemas.microsoft.com/office/word/2010/wordprocessingShape" xmlns:wpg="http://schemas.microsoft.com/office/word/2010/wordprocessingGroup" xmlns:w14="http://schemas.microsoft.com/office/word/2010/wordml" xmlns:w15="http://schemas.microsoft.com/office/word/2012/wordml" xmlns:w16="http://schemas.microsoft.com/office/word/2018/wordml" xmlns:w16cex="http://schemas.microsoft.com/office/word/2018/wordml/cex" xmlns:w16cid="http://schemas.microsoft.com/office/word/2016/wordml/cid" xmlns="http://schemas.microsoft.com/office/tasks/2019/documenttasks" xmlns:cr="http://schemas.microsoft.com/office/comments/2020/reactions">
-  <w:p>
-    <w:pPr>
-      <w:rPr/>
-    </w:pPr>
-    <w:r>
-      <w:rPr>
-        <w:rtl w:val="0"/>
-      </w:rPr>
-    </w:r>
-  </w:p>
-</w:ftr>
-</file>
-
 <file path=word/header1.xml><?xml version="1.0" encoding="utf-8"?>
 <w:hdr xmlns:mc="http://schemas.openxmlformats.org/markup-compatibility/2006" xmlns:o="urn:schemas-microsoft-com:office:office" xmlns:r="http://schemas.openxmlformats.org/officeDocument/2006/relationships" xmlns:m="http://schemas.openxmlformats.org/officeDocument/2006/math" xmlns:v="urn:schemas-microsoft-com:vml" xmlns:wp="http://schemas.openxmlformats.org/drawingml/2006/wordprocessingDrawing" xmlns:w10="urn:schemas-microsoft-com:office:word" xmlns:w="http://schemas.openxmlformats.org/wordprocessingml/2006/main" xmlns:wne="http://schemas.microsoft.com/office/word/2006/wordml" xmlns:sl="http://schemas.openxmlformats.org/schemaLibrary/2006/main" xmlns:a="http://schemas.openxmlformats.org/drawingml/2006/main" xmlns:pic="http://schemas.openxmlformats.org/drawingml/2006/picture" xmlns:c="http://schemas.openxmlformats.org/drawingml/2006/chart" xmlns:lc="http://schemas.openxmlformats.org/drawingml/2006/lockedCanvas" xmlns:dgm="http://schemas.openxmlformats.org/drawingml/2006/diagram" xmlns:wps="http://schemas.microsoft.com/office/word/2010/wordprocessingShape" xmlns:wpg="http://schemas.microsoft.com/office/word/2010/wordprocessingGroup" xmlns:w14="http://schemas.microsoft.com/office/word/2010/wordml" xmlns:w15="http://schemas.microsoft.com/office/word/2012/wordml" xmlns:w16="http://schemas.microsoft.com/office/word/2018/wordml" xmlns:w16cex="http://schemas.microsoft.com/office/word/2018/wordml/cex" xmlns:w16cid="http://schemas.microsoft.com/office/word/2016/wordml/cid" xmlns="http://schemas.microsoft.com/office/tasks/2019/documenttasks" xmlns:cr="http://schemas.microsoft.com/office/comments/2020/reactions">
   <w:p>
@@ -3212,19 +3632,23 @@
       <w:rPr/>
     </w:pPr>
     <w:r>
-      <w:rPr/>
+      <w:rPr>
+        <w:rtl w:val="0"/>
+      </w:rPr>
+    </w:r>
+    <w:r>
       <w:drawing>
-        <wp:anchor allowOverlap="1" behindDoc="0" distB="0" distT="0" distL="0" distR="0" hidden="0" layoutInCell="1" locked="0" relativeHeight="0" simplePos="0">
+        <wp:anchor allowOverlap="1" behindDoc="0" distB="114300" distT="114300" distL="114300" distR="114300" hidden="0" layoutInCell="1" locked="0" relativeHeight="0" simplePos="0">
           <wp:simplePos x="0" y="0"/>
-          <wp:positionH relativeFrom="page">
-            <wp:posOffset>-6186</wp:posOffset>
+          <wp:positionH relativeFrom="column">
+            <wp:posOffset>-800099</wp:posOffset>
           </wp:positionH>
-          <wp:positionV relativeFrom="page">
-            <wp:posOffset>9525</wp:posOffset>
+          <wp:positionV relativeFrom="paragraph">
+            <wp:posOffset>-342899</wp:posOffset>
           </wp:positionV>
-          <wp:extent cx="7570991" cy="2205038"/>
+          <wp:extent cx="6229349" cy="1655641"/>
           <wp:effectExtent b="0" l="0" r="0" t="0"/>
-          <wp:wrapTopAndBottom distB="0" distT="0"/>
+          <wp:wrapSquare wrapText="bothSides" distB="114300" distT="114300" distL="114300" distR="114300"/>
           <wp:docPr id="2" name="image2.png"/>
           <a:graphic>
             <a:graphicData uri="http://schemas.openxmlformats.org/drawingml/2006/picture">
@@ -3235,7 +3659,7 @@
                 </pic:nvPicPr>
                 <pic:blipFill>
                   <a:blip r:embed="rId1"/>
-                  <a:srcRect b="0" l="4349" r="4349" t="0"/>
+                  <a:srcRect b="0" l="0" r="0" t="0"/>
                   <a:stretch>
                     <a:fillRect/>
                   </a:stretch>
@@ -3243,7 +3667,7 @@
                 <pic:spPr>
                   <a:xfrm>
                     <a:off x="0" y="0"/>
-                    <a:ext cx="7570991" cy="2205038"/>
+                    <a:ext cx="6229349" cy="1655641"/>
                   </a:xfrm>
                   <a:prstGeom prst="rect"/>
                   <a:ln/>
@@ -3254,11 +3678,6 @@
         </wp:anchor>
       </w:drawing>
     </w:r>
-    <w:r>
-      <w:rPr>
-        <w:rtl w:val="0"/>
-      </w:rPr>
-    </w:r>
   </w:p>
 </w:hdr>
 </file>
@@ -3269,7 +3688,7 @@
     <w:lvl w:ilvl="0">
       <w:start w:val="1"/>
       <w:numFmt w:val="bullet"/>
-      <w:lvlText w:val="-"/>
+      <w:lvlText w:val="●"/>
       <w:lvlJc w:val="left"/>
       <w:pPr>
         <w:ind w:left="720" w:hanging="360"/>
@@ -3281,7 +3700,7 @@
     <w:lvl w:ilvl="1">
       <w:start w:val="1"/>
       <w:numFmt w:val="bullet"/>
-      <w:lvlText w:val="-"/>
+      <w:lvlText w:val="○"/>
       <w:lvlJc w:val="left"/>
       <w:pPr>
         <w:ind w:left="1440" w:hanging="360"/>
@@ -3293,7 +3712,7 @@
     <w:lvl w:ilvl="2">
       <w:start w:val="1"/>
       <w:numFmt w:val="bullet"/>
-      <w:lvlText w:val="-"/>
+      <w:lvlText w:val="■"/>
       <w:lvlJc w:val="left"/>
       <w:pPr>
         <w:ind w:left="2160" w:hanging="360"/>
@@ -3305,7 +3724,7 @@
     <w:lvl w:ilvl="3">
       <w:start w:val="1"/>
       <w:numFmt w:val="bullet"/>
-      <w:lvlText w:val="-"/>
+      <w:lvlText w:val="●"/>
       <w:lvlJc w:val="left"/>
       <w:pPr>
         <w:ind w:left="2880" w:hanging="360"/>
@@ -3317,7 +3736,7 @@
     <w:lvl w:ilvl="4">
       <w:start w:val="1"/>
       <w:numFmt w:val="bullet"/>
-      <w:lvlText w:val="-"/>
+      <w:lvlText w:val="○"/>
       <w:lvlJc w:val="left"/>
       <w:pPr>
         <w:ind w:left="3600" w:hanging="360"/>
@@ -3329,7 +3748,7 @@
     <w:lvl w:ilvl="5">
       <w:start w:val="1"/>
       <w:numFmt w:val="bullet"/>
-      <w:lvlText w:val="-"/>
+      <w:lvlText w:val="■"/>
       <w:lvlJc w:val="left"/>
       <w:pPr>
         <w:ind w:left="4320" w:hanging="360"/>
@@ -3341,7 +3760,7 @@
     <w:lvl w:ilvl="6">
       <w:start w:val="1"/>
       <w:numFmt w:val="bullet"/>
-      <w:lvlText w:val="-"/>
+      <w:lvlText w:val="●"/>
       <w:lvlJc w:val="left"/>
       <w:pPr>
         <w:ind w:left="5040" w:hanging="360"/>
@@ -3353,7 +3772,7 @@
     <w:lvl w:ilvl="7">
       <w:start w:val="1"/>
       <w:numFmt w:val="bullet"/>
-      <w:lvlText w:val="-"/>
+      <w:lvlText w:val="○"/>
       <w:lvlJc w:val="left"/>
       <w:pPr>
         <w:ind w:left="5760" w:hanging="360"/>
@@ -3365,7 +3784,7 @@
     <w:lvl w:ilvl="8">
       <w:start w:val="1"/>
       <w:numFmt w:val="bullet"/>
-      <w:lvlText w:val="-"/>
+      <w:lvlText w:val="■"/>
       <w:lvlJc w:val="left"/>
       <w:pPr>
         <w:ind w:left="6480" w:hanging="360"/>
@@ -3379,7 +3798,7 @@
     <w:lvl w:ilvl="0">
       <w:start w:val="1"/>
       <w:numFmt w:val="bullet"/>
-      <w:lvlText w:val="-"/>
+      <w:lvlText w:val="●"/>
       <w:lvlJc w:val="left"/>
       <w:pPr>
         <w:ind w:left="720" w:hanging="360"/>
@@ -3391,7 +3810,7 @@
     <w:lvl w:ilvl="1">
       <w:start w:val="1"/>
       <w:numFmt w:val="bullet"/>
-      <w:lvlText w:val="-"/>
+      <w:lvlText w:val="○"/>
       <w:lvlJc w:val="left"/>
       <w:pPr>
         <w:ind w:left="1440" w:hanging="360"/>
@@ -3403,7 +3822,7 @@
     <w:lvl w:ilvl="2">
       <w:start w:val="1"/>
       <w:numFmt w:val="bullet"/>
-      <w:lvlText w:val="-"/>
+      <w:lvlText w:val="■"/>
       <w:lvlJc w:val="left"/>
       <w:pPr>
         <w:ind w:left="2160" w:hanging="360"/>
@@ -3415,7 +3834,7 @@
     <w:lvl w:ilvl="3">
       <w:start w:val="1"/>
       <w:numFmt w:val="bullet"/>
-      <w:lvlText w:val="-"/>
+      <w:lvlText w:val="●"/>
       <w:lvlJc w:val="left"/>
       <w:pPr>
         <w:ind w:left="2880" w:hanging="360"/>
@@ -3427,7 +3846,7 @@
     <w:lvl w:ilvl="4">
       <w:start w:val="1"/>
       <w:numFmt w:val="bullet"/>
-      <w:lvlText w:val="-"/>
+      <w:lvlText w:val="○"/>
       <w:lvlJc w:val="left"/>
       <w:pPr>
         <w:ind w:left="3600" w:hanging="360"/>
@@ -3439,7 +3858,7 @@
     <w:lvl w:ilvl="5">
       <w:start w:val="1"/>
       <w:numFmt w:val="bullet"/>
-      <w:lvlText w:val="-"/>
+      <w:lvlText w:val="■"/>
       <w:lvlJc w:val="left"/>
       <w:pPr>
         <w:ind w:left="4320" w:hanging="360"/>
@@ -3451,7 +3870,7 @@
     <w:lvl w:ilvl="6">
       <w:start w:val="1"/>
       <w:numFmt w:val="bullet"/>
-      <w:lvlText w:val="-"/>
+      <w:lvlText w:val="●"/>
       <w:lvlJc w:val="left"/>
       <w:pPr>
         <w:ind w:left="5040" w:hanging="360"/>
@@ -3463,7 +3882,7 @@
     <w:lvl w:ilvl="7">
       <w:start w:val="1"/>
       <w:numFmt w:val="bullet"/>
-      <w:lvlText w:val="-"/>
+      <w:lvlText w:val="○"/>
       <w:lvlJc w:val="left"/>
       <w:pPr>
         <w:ind w:left="5760" w:hanging="360"/>
@@ -3475,7 +3894,7 @@
     <w:lvl w:ilvl="8">
       <w:start w:val="1"/>
       <w:numFmt w:val="bullet"/>
-      <w:lvlText w:val="-"/>
+      <w:lvlText w:val="■"/>
       <w:lvlJc w:val="left"/>
       <w:pPr>
         <w:ind w:left="6480" w:hanging="360"/>
@@ -3489,7 +3908,7 @@
     <w:lvl w:ilvl="0">
       <w:start w:val="1"/>
       <w:numFmt w:val="bullet"/>
-      <w:lvlText w:val="-"/>
+      <w:lvlText w:val="●"/>
       <w:lvlJc w:val="left"/>
       <w:pPr>
         <w:ind w:left="720" w:hanging="360"/>
@@ -3501,7 +3920,7 @@
     <w:lvl w:ilvl="1">
       <w:start w:val="1"/>
       <w:numFmt w:val="bullet"/>
-      <w:lvlText w:val="-"/>
+      <w:lvlText w:val="○"/>
       <w:lvlJc w:val="left"/>
       <w:pPr>
         <w:ind w:left="1440" w:hanging="360"/>
@@ -3513,7 +3932,7 @@
     <w:lvl w:ilvl="2">
       <w:start w:val="1"/>
       <w:numFmt w:val="bullet"/>
-      <w:lvlText w:val="-"/>
+      <w:lvlText w:val="■"/>
       <w:lvlJc w:val="left"/>
       <w:pPr>
         <w:ind w:left="2160" w:hanging="360"/>
@@ -3525,7 +3944,7 @@
     <w:lvl w:ilvl="3">
       <w:start w:val="1"/>
       <w:numFmt w:val="bullet"/>
-      <w:lvlText w:val="-"/>
+      <w:lvlText w:val="●"/>
       <w:lvlJc w:val="left"/>
       <w:pPr>
         <w:ind w:left="2880" w:hanging="360"/>
@@ -3537,7 +3956,7 @@
     <w:lvl w:ilvl="4">
       <w:start w:val="1"/>
       <w:numFmt w:val="bullet"/>
-      <w:lvlText w:val="-"/>
+      <w:lvlText w:val="○"/>
       <w:lvlJc w:val="left"/>
       <w:pPr>
         <w:ind w:left="3600" w:hanging="360"/>
@@ -3549,7 +3968,7 @@
     <w:lvl w:ilvl="5">
       <w:start w:val="1"/>
       <w:numFmt w:val="bullet"/>
-      <w:lvlText w:val="-"/>
+      <w:lvlText w:val="■"/>
       <w:lvlJc w:val="left"/>
       <w:pPr>
         <w:ind w:left="4320" w:hanging="360"/>
@@ -3561,7 +3980,7 @@
     <w:lvl w:ilvl="6">
       <w:start w:val="1"/>
       <w:numFmt w:val="bullet"/>
-      <w:lvlText w:val="-"/>
+      <w:lvlText w:val="●"/>
       <w:lvlJc w:val="left"/>
       <w:pPr>
         <w:ind w:left="5040" w:hanging="360"/>
@@ -3573,7 +3992,7 @@
     <w:lvl w:ilvl="7">
       <w:start w:val="1"/>
       <w:numFmt w:val="bullet"/>
-      <w:lvlText w:val="-"/>
+      <w:lvlText w:val="○"/>
       <w:lvlJc w:val="left"/>
       <w:pPr>
         <w:ind w:left="5760" w:hanging="360"/>
@@ -3585,7 +4004,337 @@
     <w:lvl w:ilvl="8">
       <w:start w:val="1"/>
       <w:numFmt w:val="bullet"/>
-      <w:lvlText w:val="-"/>
+      <w:lvlText w:val="■"/>
+      <w:lvlJc w:val="left"/>
+      <w:pPr>
+        <w:ind w:left="6480" w:hanging="360"/>
+      </w:pPr>
+      <w:rPr>
+        <w:u w:val="none"/>
+      </w:rPr>
+    </w:lvl>
+  </w:abstractNum>
+  <w:abstractNum w:abstractNumId="4">
+    <w:lvl w:ilvl="0">
+      <w:start w:val="1"/>
+      <w:numFmt w:val="bullet"/>
+      <w:lvlText w:val="●"/>
+      <w:lvlJc w:val="left"/>
+      <w:pPr>
+        <w:ind w:left="720" w:hanging="360"/>
+      </w:pPr>
+      <w:rPr>
+        <w:u w:val="none"/>
+      </w:rPr>
+    </w:lvl>
+    <w:lvl w:ilvl="1">
+      <w:start w:val="1"/>
+      <w:numFmt w:val="bullet"/>
+      <w:lvlText w:val="○"/>
+      <w:lvlJc w:val="left"/>
+      <w:pPr>
+        <w:ind w:left="1440" w:hanging="360"/>
+      </w:pPr>
+      <w:rPr>
+        <w:u w:val="none"/>
+      </w:rPr>
+    </w:lvl>
+    <w:lvl w:ilvl="2">
+      <w:start w:val="1"/>
+      <w:numFmt w:val="bullet"/>
+      <w:lvlText w:val="■"/>
+      <w:lvlJc w:val="left"/>
+      <w:pPr>
+        <w:ind w:left="2160" w:hanging="360"/>
+      </w:pPr>
+      <w:rPr>
+        <w:u w:val="none"/>
+      </w:rPr>
+    </w:lvl>
+    <w:lvl w:ilvl="3">
+      <w:start w:val="1"/>
+      <w:numFmt w:val="bullet"/>
+      <w:lvlText w:val="●"/>
+      <w:lvlJc w:val="left"/>
+      <w:pPr>
+        <w:ind w:left="2880" w:hanging="360"/>
+      </w:pPr>
+      <w:rPr>
+        <w:u w:val="none"/>
+      </w:rPr>
+    </w:lvl>
+    <w:lvl w:ilvl="4">
+      <w:start w:val="1"/>
+      <w:numFmt w:val="bullet"/>
+      <w:lvlText w:val="○"/>
+      <w:lvlJc w:val="left"/>
+      <w:pPr>
+        <w:ind w:left="3600" w:hanging="360"/>
+      </w:pPr>
+      <w:rPr>
+        <w:u w:val="none"/>
+      </w:rPr>
+    </w:lvl>
+    <w:lvl w:ilvl="5">
+      <w:start w:val="1"/>
+      <w:numFmt w:val="bullet"/>
+      <w:lvlText w:val="■"/>
+      <w:lvlJc w:val="left"/>
+      <w:pPr>
+        <w:ind w:left="4320" w:hanging="360"/>
+      </w:pPr>
+      <w:rPr>
+        <w:u w:val="none"/>
+      </w:rPr>
+    </w:lvl>
+    <w:lvl w:ilvl="6">
+      <w:start w:val="1"/>
+      <w:numFmt w:val="bullet"/>
+      <w:lvlText w:val="●"/>
+      <w:lvlJc w:val="left"/>
+      <w:pPr>
+        <w:ind w:left="5040" w:hanging="360"/>
+      </w:pPr>
+      <w:rPr>
+        <w:u w:val="none"/>
+      </w:rPr>
+    </w:lvl>
+    <w:lvl w:ilvl="7">
+      <w:start w:val="1"/>
+      <w:numFmt w:val="bullet"/>
+      <w:lvlText w:val="○"/>
+      <w:lvlJc w:val="left"/>
+      <w:pPr>
+        <w:ind w:left="5760" w:hanging="360"/>
+      </w:pPr>
+      <w:rPr>
+        <w:u w:val="none"/>
+      </w:rPr>
+    </w:lvl>
+    <w:lvl w:ilvl="8">
+      <w:start w:val="1"/>
+      <w:numFmt w:val="bullet"/>
+      <w:lvlText w:val="■"/>
+      <w:lvlJc w:val="left"/>
+      <w:pPr>
+        <w:ind w:left="6480" w:hanging="360"/>
+      </w:pPr>
+      <w:rPr>
+        <w:u w:val="none"/>
+      </w:rPr>
+    </w:lvl>
+  </w:abstractNum>
+  <w:abstractNum w:abstractNumId="5">
+    <w:lvl w:ilvl="0">
+      <w:start w:val="1"/>
+      <w:numFmt w:val="bullet"/>
+      <w:lvlText w:val="●"/>
+      <w:lvlJc w:val="left"/>
+      <w:pPr>
+        <w:ind w:left="720" w:hanging="360"/>
+      </w:pPr>
+      <w:rPr>
+        <w:u w:val="none"/>
+      </w:rPr>
+    </w:lvl>
+    <w:lvl w:ilvl="1">
+      <w:start w:val="1"/>
+      <w:numFmt w:val="bullet"/>
+      <w:lvlText w:val="○"/>
+      <w:lvlJc w:val="left"/>
+      <w:pPr>
+        <w:ind w:left="1440" w:hanging="360"/>
+      </w:pPr>
+      <w:rPr>
+        <w:u w:val="none"/>
+      </w:rPr>
+    </w:lvl>
+    <w:lvl w:ilvl="2">
+      <w:start w:val="1"/>
+      <w:numFmt w:val="bullet"/>
+      <w:lvlText w:val="■"/>
+      <w:lvlJc w:val="left"/>
+      <w:pPr>
+        <w:ind w:left="2160" w:hanging="360"/>
+      </w:pPr>
+      <w:rPr>
+        <w:u w:val="none"/>
+      </w:rPr>
+    </w:lvl>
+    <w:lvl w:ilvl="3">
+      <w:start w:val="1"/>
+      <w:numFmt w:val="bullet"/>
+      <w:lvlText w:val="●"/>
+      <w:lvlJc w:val="left"/>
+      <w:pPr>
+        <w:ind w:left="2880" w:hanging="360"/>
+      </w:pPr>
+      <w:rPr>
+        <w:u w:val="none"/>
+      </w:rPr>
+    </w:lvl>
+    <w:lvl w:ilvl="4">
+      <w:start w:val="1"/>
+      <w:numFmt w:val="bullet"/>
+      <w:lvlText w:val="○"/>
+      <w:lvlJc w:val="left"/>
+      <w:pPr>
+        <w:ind w:left="3600" w:hanging="360"/>
+      </w:pPr>
+      <w:rPr>
+        <w:u w:val="none"/>
+      </w:rPr>
+    </w:lvl>
+    <w:lvl w:ilvl="5">
+      <w:start w:val="1"/>
+      <w:numFmt w:val="bullet"/>
+      <w:lvlText w:val="■"/>
+      <w:lvlJc w:val="left"/>
+      <w:pPr>
+        <w:ind w:left="4320" w:hanging="360"/>
+      </w:pPr>
+      <w:rPr>
+        <w:u w:val="none"/>
+      </w:rPr>
+    </w:lvl>
+    <w:lvl w:ilvl="6">
+      <w:start w:val="1"/>
+      <w:numFmt w:val="bullet"/>
+      <w:lvlText w:val="●"/>
+      <w:lvlJc w:val="left"/>
+      <w:pPr>
+        <w:ind w:left="5040" w:hanging="360"/>
+      </w:pPr>
+      <w:rPr>
+        <w:u w:val="none"/>
+      </w:rPr>
+    </w:lvl>
+    <w:lvl w:ilvl="7">
+      <w:start w:val="1"/>
+      <w:numFmt w:val="bullet"/>
+      <w:lvlText w:val="○"/>
+      <w:lvlJc w:val="left"/>
+      <w:pPr>
+        <w:ind w:left="5760" w:hanging="360"/>
+      </w:pPr>
+      <w:rPr>
+        <w:u w:val="none"/>
+      </w:rPr>
+    </w:lvl>
+    <w:lvl w:ilvl="8">
+      <w:start w:val="1"/>
+      <w:numFmt w:val="bullet"/>
+      <w:lvlText w:val="■"/>
+      <w:lvlJc w:val="left"/>
+      <w:pPr>
+        <w:ind w:left="6480" w:hanging="360"/>
+      </w:pPr>
+      <w:rPr>
+        <w:u w:val="none"/>
+      </w:rPr>
+    </w:lvl>
+  </w:abstractNum>
+  <w:abstractNum w:abstractNumId="6">
+    <w:lvl w:ilvl="0">
+      <w:start w:val="1"/>
+      <w:numFmt w:val="bullet"/>
+      <w:lvlText w:val="●"/>
+      <w:lvlJc w:val="left"/>
+      <w:pPr>
+        <w:ind w:left="720" w:hanging="360"/>
+      </w:pPr>
+      <w:rPr>
+        <w:u w:val="none"/>
+      </w:rPr>
+    </w:lvl>
+    <w:lvl w:ilvl="1">
+      <w:start w:val="1"/>
+      <w:numFmt w:val="bullet"/>
+      <w:lvlText w:val="○"/>
+      <w:lvlJc w:val="left"/>
+      <w:pPr>
+        <w:ind w:left="1440" w:hanging="360"/>
+      </w:pPr>
+      <w:rPr>
+        <w:u w:val="none"/>
+      </w:rPr>
+    </w:lvl>
+    <w:lvl w:ilvl="2">
+      <w:start w:val="1"/>
+      <w:numFmt w:val="bullet"/>
+      <w:lvlText w:val="■"/>
+      <w:lvlJc w:val="left"/>
+      <w:pPr>
+        <w:ind w:left="2160" w:hanging="360"/>
+      </w:pPr>
+      <w:rPr>
+        <w:u w:val="none"/>
+      </w:rPr>
+    </w:lvl>
+    <w:lvl w:ilvl="3">
+      <w:start w:val="1"/>
+      <w:numFmt w:val="bullet"/>
+      <w:lvlText w:val="●"/>
+      <w:lvlJc w:val="left"/>
+      <w:pPr>
+        <w:ind w:left="2880" w:hanging="360"/>
+      </w:pPr>
+      <w:rPr>
+        <w:u w:val="none"/>
+      </w:rPr>
+    </w:lvl>
+    <w:lvl w:ilvl="4">
+      <w:start w:val="1"/>
+      <w:numFmt w:val="bullet"/>
+      <w:lvlText w:val="○"/>
+      <w:lvlJc w:val="left"/>
+      <w:pPr>
+        <w:ind w:left="3600" w:hanging="360"/>
+      </w:pPr>
+      <w:rPr>
+        <w:u w:val="none"/>
+      </w:rPr>
+    </w:lvl>
+    <w:lvl w:ilvl="5">
+      <w:start w:val="1"/>
+      <w:numFmt w:val="bullet"/>
+      <w:lvlText w:val="■"/>
+      <w:lvlJc w:val="left"/>
+      <w:pPr>
+        <w:ind w:left="4320" w:hanging="360"/>
+      </w:pPr>
+      <w:rPr>
+        <w:u w:val="none"/>
+      </w:rPr>
+    </w:lvl>
+    <w:lvl w:ilvl="6">
+      <w:start w:val="1"/>
+      <w:numFmt w:val="bullet"/>
+      <w:lvlText w:val="●"/>
+      <w:lvlJc w:val="left"/>
+      <w:pPr>
+        <w:ind w:left="5040" w:hanging="360"/>
+      </w:pPr>
+      <w:rPr>
+        <w:u w:val="none"/>
+      </w:rPr>
+    </w:lvl>
+    <w:lvl w:ilvl="7">
+      <w:start w:val="1"/>
+      <w:numFmt w:val="bullet"/>
+      <w:lvlText w:val="○"/>
+      <w:lvlJc w:val="left"/>
+      <w:pPr>
+        <w:ind w:left="5760" w:hanging="360"/>
+      </w:pPr>
+      <w:rPr>
+        <w:u w:val="none"/>
+      </w:rPr>
+    </w:lvl>
+    <w:lvl w:ilvl="8">
+      <w:start w:val="1"/>
+      <w:numFmt w:val="bullet"/>
+      <w:lvlText w:val="■"/>
       <w:lvlJc w:val="left"/>
       <w:pPr>
         <w:ind w:left="6480" w:hanging="360"/>
@@ -3603,6 +4352,15 @@
   </w:num>
   <w:num w:numId="3">
     <w:abstractNumId w:val="3"/>
+  </w:num>
+  <w:num w:numId="4">
+    <w:abstractNumId w:val="4"/>
+  </w:num>
+  <w:num w:numId="5">
+    <w:abstractNumId w:val="5"/>
+  </w:num>
+  <w:num w:numId="6">
+    <w:abstractNumId w:val="6"/>
   </w:num>
 </w:numbering>
 </file>
